--- a/backend/templates/docx/AM_AI_SAFE_FAIRA_Report_TEMPLATE_v0.13_20260126.docx
+++ b/backend/templates/docx/AM_AI_SAFE_FAIRA_Report_TEMPLATE_v0.13_20260126.docx
@@ -3220,7 +3220,6 @@
         <w:rPr>
           <w:lang w:val="en-AU" w:eastAsia="en-AU"/>
         </w:rPr>
-        <w:lastRenderedPageBreak/>
         <w:t xml:space="preserve">Executive </w:t>
       </w:r>
       <w:r>
@@ -3388,27 +3387,7 @@
           <w:lang w:eastAsia="en-AU"/>
           <w14:ligatures w14:val="none"/>
         </w:rPr>
-        <w:t xml:space="preserve"> out of 100. This rating reflects the combined effect of assessed impact, likelihood, and control effectiveness across all FAIRA domains, </w:t>
-      </w:r>
-      <w:proofErr w:type="gramStart"/>
-      <w:r>
-        <w:rPr>
-          <w:rFonts w:eastAsia="Times New Roman" w:cs="Arial"/>
-          <w:kern w:val="0"/>
-          <w:lang w:eastAsia="en-AU"/>
-          <w14:ligatures w14:val="none"/>
-        </w:rPr>
-        <w:t>taking into account</w:t>
-      </w:r>
-      <w:proofErr w:type="gramEnd"/>
-      <w:r>
-        <w:rPr>
-          <w:rFonts w:eastAsia="Times New Roman" w:cs="Arial"/>
-          <w:kern w:val="0"/>
-          <w:lang w:eastAsia="en-AU"/>
-          <w14:ligatures w14:val="none"/>
-        </w:rPr>
-        <w:t xml:space="preserve"> relevant risk modifiers such as system autonomy, data quality considerations, and user expertise.</w:t>
+        <w:t xml:space="preserve"> out of 100. This rating reflects the combined effect of assessed impact, likelihood, and control effectiveness across all FAIRA domains, taking into account relevant risk modifiers such as system autonomy, data quality considerations, and user expertise.</w:t>
       </w:r>
     </w:p>
     <w:p>
@@ -3429,29 +3408,7 @@
           <w:lang w:val="en-AU" w:eastAsia="en-AU"/>
           <w14:ligatures w14:val="none"/>
         </w:rPr>
-        <w:t>{{</w:t>
-      </w:r>
-      <w:proofErr w:type="gramStart"/>
-      <w:r>
-        <w:rPr>
-          <w:rFonts w:eastAsia="Times New Roman" w:cs="Arial"/>
-          <w:kern w:val="0"/>
-          <w:highlight w:val="yellow"/>
-          <w:lang w:val="en-AU" w:eastAsia="en-AU"/>
-          <w14:ligatures w14:val="none"/>
-        </w:rPr>
-        <w:t>ai.f</w:t>
-      </w:r>
-      <w:proofErr w:type="gramEnd"/>
-      <w:r>
-        <w:rPr>
-          <w:rFonts w:eastAsia="Times New Roman" w:cs="Arial"/>
-          <w:kern w:val="0"/>
-          <w:highlight w:val="yellow"/>
-          <w:lang w:val="en-AU" w:eastAsia="en-AU"/>
-          <w14:ligatures w14:val="none"/>
-        </w:rPr>
-        <w:t>_executive_snapshot}}</w:t>
+        <w:t>{{ai.f_executive_snapshot}}</w:t>
       </w:r>
     </w:p>
     <w:p>
@@ -3608,21 +3565,12 @@
           <w:bCs/>
         </w:rPr>
       </w:pPr>
-      <w:proofErr w:type="gramStart"/>
       <w:r>
         <w:rPr>
           <w:b/>
           <w:bCs/>
         </w:rPr>
-        <w:t>Overall</w:t>
-      </w:r>
-      <w:proofErr w:type="gramEnd"/>
-      <w:r>
-        <w:rPr>
-          <w:b/>
-          <w:bCs/>
-        </w:rPr>
-        <w:t xml:space="preserve"> AI Risk Rating</w:t>
+        <w:t>Overall AI Risk Rating</w:t>
       </w:r>
     </w:p>
     <w:p>
@@ -3704,7 +3652,6 @@
           <w:b/>
           <w:bCs/>
         </w:rPr>
-        <w:lastRenderedPageBreak/>
         <w:t>Inherent AI Risk by FAIRA Domain</w:t>
       </w:r>
     </w:p>
@@ -3864,29 +3811,7 @@
           <w:lang w:val="en-AU" w:eastAsia="en-AU"/>
           <w14:ligatures w14:val="none"/>
         </w:rPr>
-        <w:t>{{</w:t>
-      </w:r>
-      <w:proofErr w:type="gramStart"/>
-      <w:r>
-        <w:rPr>
-          <w:rFonts w:eastAsia="Times New Roman" w:cs="Arial"/>
-          <w:kern w:val="0"/>
-          <w:highlight w:val="yellow"/>
-          <w:lang w:val="en-AU" w:eastAsia="en-AU"/>
-          <w14:ligatures w14:val="none"/>
-        </w:rPr>
-        <w:t>ai.f</w:t>
-      </w:r>
-      <w:proofErr w:type="gramEnd"/>
-      <w:r>
-        <w:rPr>
-          <w:rFonts w:eastAsia="Times New Roman" w:cs="Arial"/>
-          <w:kern w:val="0"/>
-          <w:highlight w:val="yellow"/>
-          <w:lang w:val="en-AU" w:eastAsia="en-AU"/>
-          <w14:ligatures w14:val="none"/>
-        </w:rPr>
-        <w:t>_risk_profile_interpretation}}</w:t>
+        <w:t>{{ai.f_risk_profile_interpretation}}</w:t>
       </w:r>
     </w:p>
     <w:p>
@@ -3915,21 +3840,7 @@
         <w:rPr>
           <w:lang w:eastAsia="en-AU"/>
         </w:rPr>
-        <w:t xml:space="preserve">This FAIRA assessment was conducted to evaluate risks associated with the responsible use of the assessed AI system within its defined operational context. The assessment focuses on identifying potential </w:t>
-      </w:r>
-      <w:proofErr w:type="gramStart"/>
-      <w:r>
-        <w:rPr>
-          <w:lang w:eastAsia="en-AU"/>
-        </w:rPr>
-        <w:t>harms</w:t>
-      </w:r>
-      <w:proofErr w:type="gramEnd"/>
-      <w:r>
-        <w:rPr>
-          <w:lang w:eastAsia="en-AU"/>
-        </w:rPr>
-        <w:t>, governance gaps, and control effectiveness across ethical, legal, and operational dimensions, in line with the FAIRA risk-based approach. The assessment is intended to support informed decision-making and risk management and does not constitute a certification, compliance audit, or technical assurance of the AI system.</w:t>
+        <w:t>This FAIRA assessment was conducted to evaluate risks associated with the responsible use of the assessed AI system within its defined operational context. The assessment focuses on identifying potential harms, governance gaps, and control effectiveness across ethical, legal, and operational dimensions, in line with the FAIRA risk-based approach. The assessment is intended to support informed decision-making and risk management and does not constitute a certification, compliance audit, or technical assurance of the AI system.</w:t>
       </w:r>
     </w:p>
     <w:p>
@@ -4066,7 +3977,6 @@
         <w:rPr>
           <w:lang w:eastAsia="en-AU"/>
         </w:rPr>
-        <w:lastRenderedPageBreak/>
         <w:t xml:space="preserve">The assessed AI system, </w:t>
       </w:r>
       <w:r>
@@ -4570,77 +4480,13 @@
                 <w:lang w:val="en-AU" w:eastAsia="en-AU"/>
               </w:rPr>
             </w:pPr>
-            <w:proofErr w:type="gramStart"/>
-            <w:r>
-              <w:rPr>
-                <w:sz w:val="20"/>
-                <w:szCs w:val="20"/>
-                <w:lang w:val="en-AU" w:eastAsia="en-AU"/>
-              </w:rPr>
-              <w:t>{{ faira</w:t>
-            </w:r>
-            <w:proofErr w:type="gramEnd"/>
-            <w:r>
-              <w:rPr>
-                <w:sz w:val="20"/>
-                <w:szCs w:val="20"/>
-                <w:lang w:val="en-AU" w:eastAsia="en-AU"/>
-              </w:rPr>
-              <w:t>_</w:t>
-            </w:r>
-            <w:proofErr w:type="gramStart"/>
-            <w:r>
-              <w:rPr>
-                <w:sz w:val="20"/>
-                <w:szCs w:val="20"/>
-                <w:lang w:val="en-AU" w:eastAsia="en-AU"/>
-              </w:rPr>
-              <w:t>form.A</w:t>
-            </w:r>
-            <w:proofErr w:type="gramEnd"/>
-            <w:r>
-              <w:rPr>
-                <w:sz w:val="20"/>
-                <w:szCs w:val="20"/>
-                <w:lang w:val="en-AU" w:eastAsia="en-AU"/>
-              </w:rPr>
-              <w:t xml:space="preserve">1_1 | </w:t>
-            </w:r>
-            <w:proofErr w:type="gramStart"/>
-            <w:r>
-              <w:rPr>
-                <w:sz w:val="20"/>
-                <w:szCs w:val="20"/>
-                <w:lang w:val="en-AU" w:eastAsia="en-AU"/>
-              </w:rPr>
-              <w:t>join(</w:t>
-            </w:r>
-            <w:proofErr w:type="gramEnd"/>
-            <w:r>
-              <w:rPr>
-                <w:sz w:val="20"/>
-                <w:szCs w:val="20"/>
-                <w:lang w:val="en-AU" w:eastAsia="en-AU"/>
-              </w:rPr>
-              <w:t>“, “) | replace_</w:t>
-            </w:r>
-            <w:proofErr w:type="gramStart"/>
-            <w:r>
-              <w:rPr>
-                <w:sz w:val="20"/>
-                <w:szCs w:val="20"/>
-                <w:lang w:val="en-AU" w:eastAsia="en-AU"/>
-              </w:rPr>
-              <w:t>last(</w:t>
-            </w:r>
-            <w:proofErr w:type="gramEnd"/>
-            <w:r>
-              <w:rPr>
-                <w:sz w:val="20"/>
-                <w:szCs w:val="20"/>
-                <w:lang w:val="en-AU" w:eastAsia="en-AU"/>
-              </w:rPr>
-              <w:t>“, “, “, and “) }}</w:t>
+            <w:r>
+              <w:rPr>
+                <w:sz w:val="20"/>
+                <w:szCs w:val="20"/>
+                <w:lang w:val="en-AU" w:eastAsia="en-AU"/>
+              </w:rPr>
+              <w:t>{{ faira_form.A1_1 | join(“, “) | replace_last(“, “, “, and “) }}</w:t>
             </w:r>
           </w:p>
         </w:tc>
@@ -4696,77 +4542,13 @@
                 <w:lang w:val="en-AU" w:eastAsia="en-AU"/>
               </w:rPr>
             </w:pPr>
-            <w:proofErr w:type="gramStart"/>
-            <w:r>
-              <w:rPr>
-                <w:sz w:val="20"/>
-                <w:szCs w:val="20"/>
-                <w:lang w:val="en-AU" w:eastAsia="en-AU"/>
-              </w:rPr>
-              <w:t>{{ faira</w:t>
-            </w:r>
-            <w:proofErr w:type="gramEnd"/>
-            <w:r>
-              <w:rPr>
-                <w:sz w:val="20"/>
-                <w:szCs w:val="20"/>
-                <w:lang w:val="en-AU" w:eastAsia="en-AU"/>
-              </w:rPr>
-              <w:t>_</w:t>
-            </w:r>
-            <w:proofErr w:type="gramStart"/>
-            <w:r>
-              <w:rPr>
-                <w:sz w:val="20"/>
-                <w:szCs w:val="20"/>
-                <w:lang w:val="en-AU" w:eastAsia="en-AU"/>
-              </w:rPr>
-              <w:t>form.A</w:t>
-            </w:r>
-            <w:proofErr w:type="gramEnd"/>
-            <w:r>
-              <w:rPr>
-                <w:sz w:val="20"/>
-                <w:szCs w:val="20"/>
-                <w:lang w:val="en-AU" w:eastAsia="en-AU"/>
-              </w:rPr>
-              <w:t xml:space="preserve">1_3 | </w:t>
-            </w:r>
-            <w:proofErr w:type="gramStart"/>
-            <w:r>
-              <w:rPr>
-                <w:sz w:val="20"/>
-                <w:szCs w:val="20"/>
-                <w:lang w:val="en-AU" w:eastAsia="en-AU"/>
-              </w:rPr>
-              <w:t>join(</w:t>
-            </w:r>
-            <w:proofErr w:type="gramEnd"/>
-            <w:r>
-              <w:rPr>
-                <w:sz w:val="20"/>
-                <w:szCs w:val="20"/>
-                <w:lang w:val="en-AU" w:eastAsia="en-AU"/>
-              </w:rPr>
-              <w:t>“, “) | replace_</w:t>
-            </w:r>
-            <w:proofErr w:type="gramStart"/>
-            <w:r>
-              <w:rPr>
-                <w:sz w:val="20"/>
-                <w:szCs w:val="20"/>
-                <w:lang w:val="en-AU" w:eastAsia="en-AU"/>
-              </w:rPr>
-              <w:t>last(</w:t>
-            </w:r>
-            <w:proofErr w:type="gramEnd"/>
-            <w:r>
-              <w:rPr>
-                <w:sz w:val="20"/>
-                <w:szCs w:val="20"/>
-                <w:lang w:val="en-AU" w:eastAsia="en-AU"/>
-              </w:rPr>
-              <w:t>“, “, “, and “) }}</w:t>
+            <w:r>
+              <w:rPr>
+                <w:sz w:val="20"/>
+                <w:szCs w:val="20"/>
+                <w:lang w:val="en-AU" w:eastAsia="en-AU"/>
+              </w:rPr>
+              <w:t>{{ faira_form.A1_3 | join(“, “) | replace_last(“, “, “, and “) }}</w:t>
             </w:r>
           </w:p>
         </w:tc>
@@ -4822,77 +4604,13 @@
                 <w:lang w:val="en-AU" w:eastAsia="en-AU"/>
               </w:rPr>
             </w:pPr>
-            <w:proofErr w:type="gramStart"/>
-            <w:r>
-              <w:rPr>
-                <w:sz w:val="20"/>
-                <w:szCs w:val="20"/>
-                <w:lang w:val="en-AU" w:eastAsia="en-AU"/>
-              </w:rPr>
-              <w:t>{{ faira</w:t>
-            </w:r>
-            <w:proofErr w:type="gramEnd"/>
-            <w:r>
-              <w:rPr>
-                <w:sz w:val="20"/>
-                <w:szCs w:val="20"/>
-                <w:lang w:val="en-AU" w:eastAsia="en-AU"/>
-              </w:rPr>
-              <w:t>_</w:t>
-            </w:r>
-            <w:proofErr w:type="gramStart"/>
-            <w:r>
-              <w:rPr>
-                <w:sz w:val="20"/>
-                <w:szCs w:val="20"/>
-                <w:lang w:val="en-AU" w:eastAsia="en-AU"/>
-              </w:rPr>
-              <w:t>form.A</w:t>
-            </w:r>
-            <w:proofErr w:type="gramEnd"/>
-            <w:r>
-              <w:rPr>
-                <w:sz w:val="20"/>
-                <w:szCs w:val="20"/>
-                <w:lang w:val="en-AU" w:eastAsia="en-AU"/>
-              </w:rPr>
-              <w:t xml:space="preserve">1_4 | </w:t>
-            </w:r>
-            <w:proofErr w:type="gramStart"/>
-            <w:r>
-              <w:rPr>
-                <w:sz w:val="20"/>
-                <w:szCs w:val="20"/>
-                <w:lang w:val="en-AU" w:eastAsia="en-AU"/>
-              </w:rPr>
-              <w:t>join(</w:t>
-            </w:r>
-            <w:proofErr w:type="gramEnd"/>
-            <w:r>
-              <w:rPr>
-                <w:sz w:val="20"/>
-                <w:szCs w:val="20"/>
-                <w:lang w:val="en-AU" w:eastAsia="en-AU"/>
-              </w:rPr>
-              <w:t>“, “) | replace_</w:t>
-            </w:r>
-            <w:proofErr w:type="gramStart"/>
-            <w:r>
-              <w:rPr>
-                <w:sz w:val="20"/>
-                <w:szCs w:val="20"/>
-                <w:lang w:val="en-AU" w:eastAsia="en-AU"/>
-              </w:rPr>
-              <w:t>last(</w:t>
-            </w:r>
-            <w:proofErr w:type="gramEnd"/>
-            <w:r>
-              <w:rPr>
-                <w:sz w:val="20"/>
-                <w:szCs w:val="20"/>
-                <w:lang w:val="en-AU" w:eastAsia="en-AU"/>
-              </w:rPr>
-              <w:t>“, “, “, and “) }}</w:t>
+            <w:r>
+              <w:rPr>
+                <w:sz w:val="20"/>
+                <w:szCs w:val="20"/>
+                <w:lang w:val="en-AU" w:eastAsia="en-AU"/>
+              </w:rPr>
+              <w:t>{{ faira_form.A1_4 | join(“, “) | replace_last(“, “, “, and “) }}</w:t>
             </w:r>
           </w:p>
         </w:tc>
@@ -4948,77 +4666,13 @@
                 <w:lang w:val="en-AU" w:eastAsia="en-AU"/>
               </w:rPr>
             </w:pPr>
-            <w:proofErr w:type="gramStart"/>
-            <w:r>
-              <w:rPr>
-                <w:sz w:val="20"/>
-                <w:szCs w:val="20"/>
-                <w:lang w:val="en-AU" w:eastAsia="en-AU"/>
-              </w:rPr>
-              <w:t>{{ faira</w:t>
-            </w:r>
-            <w:proofErr w:type="gramEnd"/>
-            <w:r>
-              <w:rPr>
-                <w:sz w:val="20"/>
-                <w:szCs w:val="20"/>
-                <w:lang w:val="en-AU" w:eastAsia="en-AU"/>
-              </w:rPr>
-              <w:t>_</w:t>
-            </w:r>
-            <w:proofErr w:type="gramStart"/>
-            <w:r>
-              <w:rPr>
-                <w:sz w:val="20"/>
-                <w:szCs w:val="20"/>
-                <w:lang w:val="en-AU" w:eastAsia="en-AU"/>
-              </w:rPr>
-              <w:t>form.A</w:t>
-            </w:r>
-            <w:proofErr w:type="gramEnd"/>
-            <w:r>
-              <w:rPr>
-                <w:sz w:val="20"/>
-                <w:szCs w:val="20"/>
-                <w:lang w:val="en-AU" w:eastAsia="en-AU"/>
-              </w:rPr>
-              <w:t xml:space="preserve">1_7 | </w:t>
-            </w:r>
-            <w:proofErr w:type="gramStart"/>
-            <w:r>
-              <w:rPr>
-                <w:sz w:val="20"/>
-                <w:szCs w:val="20"/>
-                <w:lang w:val="en-AU" w:eastAsia="en-AU"/>
-              </w:rPr>
-              <w:t>join(</w:t>
-            </w:r>
-            <w:proofErr w:type="gramEnd"/>
-            <w:r>
-              <w:rPr>
-                <w:sz w:val="20"/>
-                <w:szCs w:val="20"/>
-                <w:lang w:val="en-AU" w:eastAsia="en-AU"/>
-              </w:rPr>
-              <w:t>“, “) | replace_</w:t>
-            </w:r>
-            <w:proofErr w:type="gramStart"/>
-            <w:r>
-              <w:rPr>
-                <w:sz w:val="20"/>
-                <w:szCs w:val="20"/>
-                <w:lang w:val="en-AU" w:eastAsia="en-AU"/>
-              </w:rPr>
-              <w:t>last(</w:t>
-            </w:r>
-            <w:proofErr w:type="gramEnd"/>
-            <w:r>
-              <w:rPr>
-                <w:sz w:val="20"/>
-                <w:szCs w:val="20"/>
-                <w:lang w:val="en-AU" w:eastAsia="en-AU"/>
-              </w:rPr>
-              <w:t>“, “, “, and “) }}</w:t>
+            <w:r>
+              <w:rPr>
+                <w:sz w:val="20"/>
+                <w:szCs w:val="20"/>
+                <w:lang w:val="en-AU" w:eastAsia="en-AU"/>
+              </w:rPr>
+              <w:t>{{ faira_form.A1_7 | join(“, “) | replace_last(“, “, “, and “) }}</w:t>
             </w:r>
           </w:p>
         </w:tc>
@@ -5050,7 +4704,6 @@
                 <w:szCs w:val="20"/>
                 <w:lang w:val="en-AU" w:eastAsia="en-AU"/>
               </w:rPr>
-              <w:lastRenderedPageBreak/>
               <w:t>Solution source</w:t>
             </w:r>
           </w:p>
@@ -5075,77 +4728,13 @@
                 <w:lang w:val="en-AU" w:eastAsia="en-AU"/>
               </w:rPr>
             </w:pPr>
-            <w:proofErr w:type="gramStart"/>
-            <w:r>
-              <w:rPr>
-                <w:sz w:val="20"/>
-                <w:szCs w:val="20"/>
-                <w:lang w:val="en-AU" w:eastAsia="en-AU"/>
-              </w:rPr>
-              <w:t>{{ faira</w:t>
-            </w:r>
-            <w:proofErr w:type="gramEnd"/>
-            <w:r>
-              <w:rPr>
-                <w:sz w:val="20"/>
-                <w:szCs w:val="20"/>
-                <w:lang w:val="en-AU" w:eastAsia="en-AU"/>
-              </w:rPr>
-              <w:t>_</w:t>
-            </w:r>
-            <w:proofErr w:type="gramStart"/>
-            <w:r>
-              <w:rPr>
-                <w:sz w:val="20"/>
-                <w:szCs w:val="20"/>
-                <w:lang w:val="en-AU" w:eastAsia="en-AU"/>
-              </w:rPr>
-              <w:t>form.A</w:t>
-            </w:r>
-            <w:proofErr w:type="gramEnd"/>
-            <w:r>
-              <w:rPr>
-                <w:sz w:val="20"/>
-                <w:szCs w:val="20"/>
-                <w:lang w:val="en-AU" w:eastAsia="en-AU"/>
-              </w:rPr>
-              <w:t xml:space="preserve">1_8 | </w:t>
-            </w:r>
-            <w:proofErr w:type="gramStart"/>
-            <w:r>
-              <w:rPr>
-                <w:sz w:val="20"/>
-                <w:szCs w:val="20"/>
-                <w:lang w:val="en-AU" w:eastAsia="en-AU"/>
-              </w:rPr>
-              <w:t>join(</w:t>
-            </w:r>
-            <w:proofErr w:type="gramEnd"/>
-            <w:r>
-              <w:rPr>
-                <w:sz w:val="20"/>
-                <w:szCs w:val="20"/>
-                <w:lang w:val="en-AU" w:eastAsia="en-AU"/>
-              </w:rPr>
-              <w:t>“, “) | replace_</w:t>
-            </w:r>
-            <w:proofErr w:type="gramStart"/>
-            <w:r>
-              <w:rPr>
-                <w:sz w:val="20"/>
-                <w:szCs w:val="20"/>
-                <w:lang w:val="en-AU" w:eastAsia="en-AU"/>
-              </w:rPr>
-              <w:t>last(</w:t>
-            </w:r>
-            <w:proofErr w:type="gramEnd"/>
-            <w:r>
-              <w:rPr>
-                <w:sz w:val="20"/>
-                <w:szCs w:val="20"/>
-                <w:lang w:val="en-AU" w:eastAsia="en-AU"/>
-              </w:rPr>
-              <w:t>“, “, “, and “) }}</w:t>
+            <w:r>
+              <w:rPr>
+                <w:sz w:val="20"/>
+                <w:szCs w:val="20"/>
+                <w:lang w:val="en-AU" w:eastAsia="en-AU"/>
+              </w:rPr>
+              <w:t>{{ faira_form.A1_8 | join(“, “) | replace_last(“, “, “, and “) }}</w:t>
             </w:r>
           </w:p>
         </w:tc>
@@ -5201,77 +4790,13 @@
                 <w:lang w:val="en-AU" w:eastAsia="en-AU"/>
               </w:rPr>
             </w:pPr>
-            <w:proofErr w:type="gramStart"/>
-            <w:r>
-              <w:rPr>
-                <w:sz w:val="20"/>
-                <w:szCs w:val="20"/>
-                <w:lang w:val="en-AU" w:eastAsia="en-AU"/>
-              </w:rPr>
-              <w:t>{{ faira</w:t>
-            </w:r>
-            <w:proofErr w:type="gramEnd"/>
-            <w:r>
-              <w:rPr>
-                <w:sz w:val="20"/>
-                <w:szCs w:val="20"/>
-                <w:lang w:val="en-AU" w:eastAsia="en-AU"/>
-              </w:rPr>
-              <w:t>_</w:t>
-            </w:r>
-            <w:proofErr w:type="gramStart"/>
-            <w:r>
-              <w:rPr>
-                <w:sz w:val="20"/>
-                <w:szCs w:val="20"/>
-                <w:lang w:val="en-AU" w:eastAsia="en-AU"/>
-              </w:rPr>
-              <w:t>form.A</w:t>
-            </w:r>
-            <w:proofErr w:type="gramEnd"/>
-            <w:r>
-              <w:rPr>
-                <w:sz w:val="20"/>
-                <w:szCs w:val="20"/>
-                <w:lang w:val="en-AU" w:eastAsia="en-AU"/>
-              </w:rPr>
-              <w:t xml:space="preserve">1_9 | </w:t>
-            </w:r>
-            <w:proofErr w:type="gramStart"/>
-            <w:r>
-              <w:rPr>
-                <w:sz w:val="20"/>
-                <w:szCs w:val="20"/>
-                <w:lang w:val="en-AU" w:eastAsia="en-AU"/>
-              </w:rPr>
-              <w:t>join(</w:t>
-            </w:r>
-            <w:proofErr w:type="gramEnd"/>
-            <w:r>
-              <w:rPr>
-                <w:sz w:val="20"/>
-                <w:szCs w:val="20"/>
-                <w:lang w:val="en-AU" w:eastAsia="en-AU"/>
-              </w:rPr>
-              <w:t>“, “) | replace_</w:t>
-            </w:r>
-            <w:proofErr w:type="gramStart"/>
-            <w:r>
-              <w:rPr>
-                <w:sz w:val="20"/>
-                <w:szCs w:val="20"/>
-                <w:lang w:val="en-AU" w:eastAsia="en-AU"/>
-              </w:rPr>
-              <w:t>last(</w:t>
-            </w:r>
-            <w:proofErr w:type="gramEnd"/>
-            <w:r>
-              <w:rPr>
-                <w:sz w:val="20"/>
-                <w:szCs w:val="20"/>
-                <w:lang w:val="en-AU" w:eastAsia="en-AU"/>
-              </w:rPr>
-              <w:t>“, “, “, and “) }}</w:t>
+            <w:r>
+              <w:rPr>
+                <w:sz w:val="20"/>
+                <w:szCs w:val="20"/>
+                <w:lang w:val="en-AU" w:eastAsia="en-AU"/>
+              </w:rPr>
+              <w:t>{{ faira_form.A1_9 | join(“, “) | replace_last(“, “, “, and “) }}</w:t>
             </w:r>
           </w:p>
         </w:tc>
@@ -5345,534 +4870,232 @@
         </w:rPr>
         <w:t xml:space="preserve">The AI system relies on input data that is tracked and recorded using </w:t>
       </w:r>
-      <w:proofErr w:type="gramStart"/>
       <w:r>
         <w:rPr>
           <w:b/>
           <w:bCs/>
           <w:lang w:val="en-AU" w:eastAsia="en-AU"/>
         </w:rPr>
-        <w:t>{{ faira</w:t>
-      </w:r>
-      <w:proofErr w:type="gramEnd"/>
+        <w:t>{{ faira_form.A2_1 | format_list }}</w:t>
+      </w:r>
+      <w:r>
+        <w:rPr>
+          <w:lang w:val="en-AU" w:eastAsia="en-AU"/>
+        </w:rPr>
+        <w:t xml:space="preserve">. The system uses data drawn from the digital or physical environment, as described by the organisation: </w:t>
+      </w:r>
       <w:r>
         <w:rPr>
           <w:b/>
           <w:bCs/>
           <w:lang w:val="en-AU" w:eastAsia="en-AU"/>
         </w:rPr>
-        <w:t>_</w:t>
-      </w:r>
-      <w:proofErr w:type="gramStart"/>
+        <w:t>{{ faira_form.A2_2 }}</w:t>
+      </w:r>
+      <w:r>
+        <w:rPr>
+          <w:lang w:val="en-AU" w:eastAsia="en-AU"/>
+        </w:rPr>
+        <w:t>.</w:t>
+      </w:r>
+    </w:p>
+    <w:p>
+      <w:pPr>
+        <w:rPr>
+          <w:lang w:val="en-AU" w:eastAsia="en-AU"/>
+        </w:rPr>
+      </w:pPr>
+      <w:r>
+        <w:rPr>
+          <w:lang w:val="en-AU" w:eastAsia="en-AU"/>
+        </w:rPr>
+        <w:t xml:space="preserve">To support data integrity and operational reliability, safeguards are implemented to detect and manage corrupted, missing, or out-of-range data inputs. These safeguards include </w:t>
+      </w:r>
       <w:r>
         <w:rPr>
           <w:b/>
           <w:bCs/>
           <w:lang w:val="en-AU" w:eastAsia="en-AU"/>
         </w:rPr>
-        <w:t>form.A</w:t>
-      </w:r>
-      <w:proofErr w:type="gramEnd"/>
+        <w:t>{{ faira_form.A2_3 | format_list }}</w:t>
+      </w:r>
+      <w:r>
+        <w:rPr>
+          <w:lang w:val="en-AU" w:eastAsia="en-AU"/>
+        </w:rPr>
+        <w:t>.</w:t>
+      </w:r>
+    </w:p>
+    <w:p>
+      <w:pPr>
+        <w:rPr>
+          <w:lang w:val="en-AU" w:eastAsia="en-AU"/>
+        </w:rPr>
+      </w:pPr>
+      <w:r>
+        <w:rPr>
+          <w:lang w:val="en-AU" w:eastAsia="en-AU"/>
+        </w:rPr>
+        <w:t xml:space="preserve">The types of data used by the AI system include </w:t>
+      </w:r>
       <w:r>
         <w:rPr>
           <w:b/>
           <w:bCs/>
           <w:lang w:val="en-AU" w:eastAsia="en-AU"/>
         </w:rPr>
-        <w:t>2_1 | format_</w:t>
-      </w:r>
-      <w:proofErr w:type="gramStart"/>
+        <w:t>{{ faira_form.A2_4 | format_list }}</w:t>
+      </w:r>
+      <w:r>
+        <w:rPr>
+          <w:lang w:val="en-AU" w:eastAsia="en-AU"/>
+        </w:rPr>
+        <w:t xml:space="preserve">, with an assessed Business Impact Level (BIL) of </w:t>
+      </w:r>
       <w:r>
         <w:rPr>
           <w:b/>
           <w:bCs/>
           <w:lang w:val="en-AU" w:eastAsia="en-AU"/>
         </w:rPr>
-        <w:t>list }</w:t>
-      </w:r>
-      <w:proofErr w:type="gramEnd"/>
+        <w:t>{{ faira_form.A2_6 }}</w:t>
+      </w:r>
+      <w:r>
+        <w:rPr>
+          <w:lang w:val="en-AU" w:eastAsia="en-AU"/>
+        </w:rPr>
+        <w:t>. This classification provides context for the sensitivity and potential consequence of data misuse or compromise.</w:t>
+      </w:r>
+    </w:p>
+    <w:p>
+      <w:pPr>
+        <w:rPr>
+          <w:lang w:val="en-AU" w:eastAsia="en-AU"/>
+        </w:rPr>
+      </w:pPr>
+      <w:r>
+        <w:rPr>
+          <w:lang w:val="en-AU" w:eastAsia="en-AU"/>
+        </w:rPr>
+        <w:t>{%</w:t>
+      </w:r>
+      <w:r>
+        <w:rPr>
+          <w:lang w:val="en-AU" w:eastAsia="en-AU"/>
+        </w:rPr>
+        <w:t>p</w:t>
+      </w:r>
+      <w:r>
+        <w:rPr>
+          <w:lang w:val="en-AU" w:eastAsia="en-AU"/>
+        </w:rPr>
+        <w:t xml:space="preserve"> if faira_form.A2_7 == "Yes" %}</w:t>
+      </w:r>
+      <w:r>
+        <w:rPr>
+          <w:lang w:val="en-AU" w:eastAsia="en-AU"/>
+        </w:rPr>
+        <w:br/>
+        <w:t xml:space="preserve">The AI system has been identified as using regulated or sensitive data. The categories of regulated or sensitive data involved include </w:t>
+      </w:r>
       <w:r>
         <w:rPr>
           <w:b/>
           <w:bCs/>
           <w:lang w:val="en-AU" w:eastAsia="en-AU"/>
         </w:rPr>
-        <w:t>}</w:t>
-      </w:r>
-      <w:r>
-        <w:rPr>
-          <w:lang w:val="en-AU" w:eastAsia="en-AU"/>
-        </w:rPr>
-        <w:t xml:space="preserve">. The system uses data drawn from the digital or physical environment, as described by the organisation: </w:t>
-      </w:r>
-      <w:proofErr w:type="gramStart"/>
+        <w:t>{{ faira_form.A2_7_data_types | format_list }}</w:t>
+      </w:r>
+      <w:r>
+        <w:rPr>
+          <w:lang w:val="en-AU" w:eastAsia="en-AU"/>
+        </w:rPr>
+        <w:t>.</w:t>
+      </w:r>
+      <w:r>
+        <w:rPr>
+          <w:lang w:val="en-AU" w:eastAsia="en-AU"/>
+        </w:rPr>
+        <w:br/>
+        <w:t>{%</w:t>
+      </w:r>
+      <w:r>
+        <w:rPr>
+          <w:lang w:val="en-AU" w:eastAsia="en-AU"/>
+        </w:rPr>
+        <w:t>p</w:t>
+      </w:r>
+      <w:r>
+        <w:rPr>
+          <w:lang w:val="en-AU" w:eastAsia="en-AU"/>
+        </w:rPr>
+        <w:t xml:space="preserve"> else %}</w:t>
+      </w:r>
+      <w:r>
+        <w:rPr>
+          <w:lang w:val="en-AU" w:eastAsia="en-AU"/>
+        </w:rPr>
+        <w:br/>
+        <w:t>The organisation has indicated that the AI system does not use regulated or sensitive data.</w:t>
+      </w:r>
+      <w:r>
+        <w:rPr>
+          <w:lang w:val="en-AU" w:eastAsia="en-AU"/>
+        </w:rPr>
+        <w:br/>
+        <w:t>{%</w:t>
+      </w:r>
+      <w:r>
+        <w:rPr>
+          <w:lang w:val="en-AU" w:eastAsia="en-AU"/>
+        </w:rPr>
+        <w:t>p</w:t>
+      </w:r>
+      <w:r>
+        <w:rPr>
+          <w:lang w:val="en-AU" w:eastAsia="en-AU"/>
+        </w:rPr>
+        <w:t xml:space="preserve"> endif %}</w:t>
+      </w:r>
+    </w:p>
+    <w:p>
+      <w:pPr>
+        <w:rPr>
+          <w:lang w:val="en-AU" w:eastAsia="en-AU"/>
+        </w:rPr>
+      </w:pPr>
+      <w:r>
+        <w:rPr>
+          <w:lang w:val="en-AU" w:eastAsia="en-AU"/>
+        </w:rPr>
+        <w:t>{%</w:t>
+      </w:r>
+      <w:r>
+        <w:rPr>
+          <w:lang w:val="en-AU" w:eastAsia="en-AU"/>
+        </w:rPr>
+        <w:t>p</w:t>
+      </w:r>
+      <w:r>
+        <w:rPr>
+          <w:lang w:val="en-AU" w:eastAsia="en-AU"/>
+        </w:rPr>
+        <w:t xml:space="preserve"> if faira_form.A2_8 == "Yes" %}</w:t>
+      </w:r>
+      <w:r>
+        <w:rPr>
+          <w:lang w:val="en-AU" w:eastAsia="en-AU"/>
+        </w:rPr>
+        <w:br/>
+        <w:t xml:space="preserve">The AI system requires user-provided inputs to operate. These inputs include </w:t>
+      </w:r>
       <w:r>
         <w:rPr>
           <w:b/>
           <w:bCs/>
           <w:lang w:val="en-AU" w:eastAsia="en-AU"/>
         </w:rPr>
-        <w:t>{{ faira</w:t>
-      </w:r>
-      <w:proofErr w:type="gramEnd"/>
-      <w:r>
-        <w:rPr>
-          <w:b/>
-          <w:bCs/>
-          <w:lang w:val="en-AU" w:eastAsia="en-AU"/>
-        </w:rPr>
-        <w:t>_</w:t>
-      </w:r>
-      <w:proofErr w:type="gramStart"/>
-      <w:r>
-        <w:rPr>
-          <w:b/>
-          <w:bCs/>
-          <w:lang w:val="en-AU" w:eastAsia="en-AU"/>
-        </w:rPr>
-        <w:t>form.A</w:t>
-      </w:r>
-      <w:proofErr w:type="gramEnd"/>
-      <w:r>
-        <w:rPr>
-          <w:b/>
-          <w:bCs/>
-          <w:lang w:val="en-AU" w:eastAsia="en-AU"/>
-        </w:rPr>
-        <w:t>2_</w:t>
-      </w:r>
-      <w:proofErr w:type="gramStart"/>
-      <w:r>
-        <w:rPr>
-          <w:b/>
-          <w:bCs/>
-          <w:lang w:val="en-AU" w:eastAsia="en-AU"/>
-        </w:rPr>
-        <w:t>2 }</w:t>
-      </w:r>
-      <w:proofErr w:type="gramEnd"/>
-      <w:r>
-        <w:rPr>
-          <w:b/>
-          <w:bCs/>
-          <w:lang w:val="en-AU" w:eastAsia="en-AU"/>
-        </w:rPr>
-        <w:t>}</w:t>
-      </w:r>
-      <w:r>
-        <w:rPr>
-          <w:lang w:val="en-AU" w:eastAsia="en-AU"/>
-        </w:rPr>
-        <w:t>.</w:t>
-      </w:r>
-    </w:p>
-    <w:p>
-      <w:pPr>
-        <w:rPr>
-          <w:lang w:val="en-AU" w:eastAsia="en-AU"/>
-        </w:rPr>
-      </w:pPr>
-      <w:r>
-        <w:rPr>
-          <w:lang w:val="en-AU" w:eastAsia="en-AU"/>
-        </w:rPr>
-        <w:t xml:space="preserve">To support data integrity and operational reliability, safeguards are implemented to detect and manage corrupted, missing, or out-of-range data inputs. These safeguards include </w:t>
-      </w:r>
-      <w:proofErr w:type="gramStart"/>
-      <w:r>
-        <w:rPr>
-          <w:b/>
-          <w:bCs/>
-          <w:lang w:val="en-AU" w:eastAsia="en-AU"/>
-        </w:rPr>
-        <w:t>{{ faira</w:t>
-      </w:r>
-      <w:proofErr w:type="gramEnd"/>
-      <w:r>
-        <w:rPr>
-          <w:b/>
-          <w:bCs/>
-          <w:lang w:val="en-AU" w:eastAsia="en-AU"/>
-        </w:rPr>
-        <w:t>_</w:t>
-      </w:r>
-      <w:proofErr w:type="gramStart"/>
-      <w:r>
-        <w:rPr>
-          <w:b/>
-          <w:bCs/>
-          <w:lang w:val="en-AU" w:eastAsia="en-AU"/>
-        </w:rPr>
-        <w:t>form.A</w:t>
-      </w:r>
-      <w:proofErr w:type="gramEnd"/>
-      <w:r>
-        <w:rPr>
-          <w:b/>
-          <w:bCs/>
-          <w:lang w:val="en-AU" w:eastAsia="en-AU"/>
-        </w:rPr>
-        <w:t>2_3 | format_</w:t>
-      </w:r>
-      <w:proofErr w:type="gramStart"/>
-      <w:r>
-        <w:rPr>
-          <w:b/>
-          <w:bCs/>
-          <w:lang w:val="en-AU" w:eastAsia="en-AU"/>
-        </w:rPr>
-        <w:t>list }</w:t>
-      </w:r>
-      <w:proofErr w:type="gramEnd"/>
-      <w:r>
-        <w:rPr>
-          <w:b/>
-          <w:bCs/>
-          <w:lang w:val="en-AU" w:eastAsia="en-AU"/>
-        </w:rPr>
-        <w:t>}</w:t>
-      </w:r>
-      <w:r>
-        <w:rPr>
-          <w:lang w:val="en-AU" w:eastAsia="en-AU"/>
-        </w:rPr>
-        <w:t>.</w:t>
-      </w:r>
-    </w:p>
-    <w:p>
-      <w:pPr>
-        <w:rPr>
-          <w:lang w:val="en-AU" w:eastAsia="en-AU"/>
-        </w:rPr>
-      </w:pPr>
-      <w:r>
-        <w:rPr>
-          <w:lang w:val="en-AU" w:eastAsia="en-AU"/>
-        </w:rPr>
-        <w:t xml:space="preserve">The types of data used by the AI system include </w:t>
-      </w:r>
-      <w:proofErr w:type="gramStart"/>
-      <w:r>
-        <w:rPr>
-          <w:b/>
-          <w:bCs/>
-          <w:lang w:val="en-AU" w:eastAsia="en-AU"/>
-        </w:rPr>
-        <w:t>{{ faira</w:t>
-      </w:r>
-      <w:proofErr w:type="gramEnd"/>
-      <w:r>
-        <w:rPr>
-          <w:b/>
-          <w:bCs/>
-          <w:lang w:val="en-AU" w:eastAsia="en-AU"/>
-        </w:rPr>
-        <w:t>_</w:t>
-      </w:r>
-      <w:proofErr w:type="gramStart"/>
-      <w:r>
-        <w:rPr>
-          <w:b/>
-          <w:bCs/>
-          <w:lang w:val="en-AU" w:eastAsia="en-AU"/>
-        </w:rPr>
-        <w:t>form.A</w:t>
-      </w:r>
-      <w:proofErr w:type="gramEnd"/>
-      <w:r>
-        <w:rPr>
-          <w:b/>
-          <w:bCs/>
-          <w:lang w:val="en-AU" w:eastAsia="en-AU"/>
-        </w:rPr>
-        <w:t>2_4 | format_</w:t>
-      </w:r>
-      <w:proofErr w:type="gramStart"/>
-      <w:r>
-        <w:rPr>
-          <w:b/>
-          <w:bCs/>
-          <w:lang w:val="en-AU" w:eastAsia="en-AU"/>
-        </w:rPr>
-        <w:t>list }</w:t>
-      </w:r>
-      <w:proofErr w:type="gramEnd"/>
-      <w:r>
-        <w:rPr>
-          <w:b/>
-          <w:bCs/>
-          <w:lang w:val="en-AU" w:eastAsia="en-AU"/>
-        </w:rPr>
-        <w:t>}</w:t>
-      </w:r>
-      <w:r>
-        <w:rPr>
-          <w:lang w:val="en-AU" w:eastAsia="en-AU"/>
-        </w:rPr>
-        <w:t xml:space="preserve">, with an assessed Business Impact Level (BIL) of </w:t>
-      </w:r>
-      <w:proofErr w:type="gramStart"/>
-      <w:r>
-        <w:rPr>
-          <w:b/>
-          <w:bCs/>
-          <w:lang w:val="en-AU" w:eastAsia="en-AU"/>
-        </w:rPr>
-        <w:t>{{ faira</w:t>
-      </w:r>
-      <w:proofErr w:type="gramEnd"/>
-      <w:r>
-        <w:rPr>
-          <w:b/>
-          <w:bCs/>
-          <w:lang w:val="en-AU" w:eastAsia="en-AU"/>
-        </w:rPr>
-        <w:t>_</w:t>
-      </w:r>
-      <w:proofErr w:type="gramStart"/>
-      <w:r>
-        <w:rPr>
-          <w:b/>
-          <w:bCs/>
-          <w:lang w:val="en-AU" w:eastAsia="en-AU"/>
-        </w:rPr>
-        <w:t>form.A</w:t>
-      </w:r>
-      <w:proofErr w:type="gramEnd"/>
-      <w:r>
-        <w:rPr>
-          <w:b/>
-          <w:bCs/>
-          <w:lang w:val="en-AU" w:eastAsia="en-AU"/>
-        </w:rPr>
-        <w:t>2_</w:t>
-      </w:r>
-      <w:proofErr w:type="gramStart"/>
-      <w:r>
-        <w:rPr>
-          <w:b/>
-          <w:bCs/>
-          <w:lang w:val="en-AU" w:eastAsia="en-AU"/>
-        </w:rPr>
-        <w:t>6 }</w:t>
-      </w:r>
-      <w:proofErr w:type="gramEnd"/>
-      <w:r>
-        <w:rPr>
-          <w:b/>
-          <w:bCs/>
-          <w:lang w:val="en-AU" w:eastAsia="en-AU"/>
-        </w:rPr>
-        <w:t>}</w:t>
-      </w:r>
-      <w:r>
-        <w:rPr>
-          <w:lang w:val="en-AU" w:eastAsia="en-AU"/>
-        </w:rPr>
-        <w:t>. This classification provides context for the sensitivity and potential consequence of data misuse or compromise.</w:t>
-      </w:r>
-    </w:p>
-    <w:p>
-      <w:pPr>
-        <w:rPr>
-          <w:lang w:val="en-AU" w:eastAsia="en-AU"/>
-        </w:rPr>
-      </w:pPr>
-      <w:r>
-        <w:rPr>
-          <w:lang w:val="en-AU" w:eastAsia="en-AU"/>
-        </w:rPr>
-        <w:t>{%</w:t>
-      </w:r>
-      <w:r>
-        <w:rPr>
-          <w:lang w:val="en-AU" w:eastAsia="en-AU"/>
-        </w:rPr>
-        <w:t>p</w:t>
-      </w:r>
-      <w:r>
-        <w:rPr>
-          <w:lang w:val="en-AU" w:eastAsia="en-AU"/>
-        </w:rPr>
-        <w:t xml:space="preserve"> if faira_</w:t>
-      </w:r>
-      <w:proofErr w:type="gramStart"/>
-      <w:r>
-        <w:rPr>
-          <w:lang w:val="en-AU" w:eastAsia="en-AU"/>
-        </w:rPr>
-        <w:t>form.A</w:t>
-      </w:r>
-      <w:proofErr w:type="gramEnd"/>
-      <w:r>
-        <w:rPr>
-          <w:lang w:val="en-AU" w:eastAsia="en-AU"/>
-        </w:rPr>
-        <w:t>2_7 == "Yes" %}</w:t>
-      </w:r>
-      <w:r>
-        <w:rPr>
-          <w:lang w:val="en-AU" w:eastAsia="en-AU"/>
-        </w:rPr>
-        <w:br/>
-        <w:t xml:space="preserve">The AI system has been identified as using regulated or sensitive data. The categories of regulated or sensitive data involved include </w:t>
-      </w:r>
-      <w:proofErr w:type="gramStart"/>
-      <w:r>
-        <w:rPr>
-          <w:b/>
-          <w:bCs/>
-          <w:lang w:val="en-AU" w:eastAsia="en-AU"/>
-        </w:rPr>
-        <w:t>{{ faira</w:t>
-      </w:r>
-      <w:proofErr w:type="gramEnd"/>
-      <w:r>
-        <w:rPr>
-          <w:b/>
-          <w:bCs/>
-          <w:lang w:val="en-AU" w:eastAsia="en-AU"/>
-        </w:rPr>
-        <w:t>_</w:t>
-      </w:r>
-      <w:proofErr w:type="gramStart"/>
-      <w:r>
-        <w:rPr>
-          <w:b/>
-          <w:bCs/>
-          <w:lang w:val="en-AU" w:eastAsia="en-AU"/>
-        </w:rPr>
-        <w:t>form.A</w:t>
-      </w:r>
-      <w:proofErr w:type="gramEnd"/>
-      <w:r>
-        <w:rPr>
-          <w:b/>
-          <w:bCs/>
-          <w:lang w:val="en-AU" w:eastAsia="en-AU"/>
-        </w:rPr>
-        <w:t>2_7_data_types | format_list }}</w:t>
-      </w:r>
-      <w:r>
-        <w:rPr>
-          <w:lang w:val="en-AU" w:eastAsia="en-AU"/>
-        </w:rPr>
-        <w:t>.</w:t>
-      </w:r>
-      <w:r>
-        <w:rPr>
-          <w:lang w:val="en-AU" w:eastAsia="en-AU"/>
-        </w:rPr>
-        <w:br/>
-        <w:t>{% else %}</w:t>
-      </w:r>
-      <w:r>
-        <w:rPr>
-          <w:lang w:val="en-AU" w:eastAsia="en-AU"/>
-        </w:rPr>
-        <w:br/>
-        <w:t>The organisation has indicated that the AI system does not use regulated or sensitive data.</w:t>
-      </w:r>
-      <w:r>
-        <w:rPr>
-          <w:lang w:val="en-AU" w:eastAsia="en-AU"/>
-        </w:rPr>
-        <w:br/>
-        <w:t>{%</w:t>
-      </w:r>
-      <w:r>
-        <w:rPr>
-          <w:lang w:val="en-AU" w:eastAsia="en-AU"/>
-        </w:rPr>
-        <w:t>p</w:t>
-      </w:r>
-      <w:r>
-        <w:rPr>
-          <w:lang w:val="en-AU" w:eastAsia="en-AU"/>
-        </w:rPr>
-        <w:t xml:space="preserve"> endif %}</w:t>
-      </w:r>
-    </w:p>
-    <w:p>
-      <w:pPr>
-        <w:rPr>
-          <w:lang w:val="en-AU" w:eastAsia="en-AU"/>
-        </w:rPr>
-      </w:pPr>
-      <w:r>
-        <w:rPr>
-          <w:lang w:val="en-AU" w:eastAsia="en-AU"/>
-        </w:rPr>
-        <w:t>{%</w:t>
-      </w:r>
-      <w:r>
-        <w:rPr>
-          <w:lang w:val="en-AU" w:eastAsia="en-AU"/>
-        </w:rPr>
-        <w:t>p</w:t>
-      </w:r>
-      <w:r>
-        <w:rPr>
-          <w:lang w:val="en-AU" w:eastAsia="en-AU"/>
-        </w:rPr>
-        <w:t xml:space="preserve"> if faira_</w:t>
-      </w:r>
-      <w:proofErr w:type="gramStart"/>
-      <w:r>
-        <w:rPr>
-          <w:lang w:val="en-AU" w:eastAsia="en-AU"/>
-        </w:rPr>
-        <w:t>form.A</w:t>
-      </w:r>
-      <w:proofErr w:type="gramEnd"/>
-      <w:r>
-        <w:rPr>
-          <w:lang w:val="en-AU" w:eastAsia="en-AU"/>
-        </w:rPr>
-        <w:t>2_8 == "Yes" %}</w:t>
-      </w:r>
-      <w:r>
-        <w:rPr>
-          <w:lang w:val="en-AU" w:eastAsia="en-AU"/>
-        </w:rPr>
-        <w:br/>
-        <w:t xml:space="preserve">The AI system requires user-provided inputs to operate. These inputs include </w:t>
-      </w:r>
-      <w:proofErr w:type="gramStart"/>
-      <w:r>
-        <w:rPr>
-          <w:b/>
-          <w:bCs/>
-          <w:lang w:val="en-AU" w:eastAsia="en-AU"/>
-        </w:rPr>
-        <w:t>{{ faira</w:t>
-      </w:r>
-      <w:proofErr w:type="gramEnd"/>
-      <w:r>
-        <w:rPr>
-          <w:b/>
-          <w:bCs/>
-          <w:lang w:val="en-AU" w:eastAsia="en-AU"/>
-        </w:rPr>
-        <w:t>_</w:t>
-      </w:r>
-      <w:proofErr w:type="gramStart"/>
-      <w:r>
-        <w:rPr>
-          <w:b/>
-          <w:bCs/>
-          <w:lang w:val="en-AU" w:eastAsia="en-AU"/>
-        </w:rPr>
-        <w:t>form.A</w:t>
-      </w:r>
-      <w:proofErr w:type="gramEnd"/>
-      <w:r>
-        <w:rPr>
-          <w:b/>
-          <w:bCs/>
-          <w:lang w:val="en-AU" w:eastAsia="en-AU"/>
-        </w:rPr>
-        <w:t>2_8_types | format_list }}</w:t>
+        <w:t>{{ faira_form.A2_8_types | format_list }}</w:t>
       </w:r>
       <w:r>
         <w:rPr>
@@ -5992,7 +5215,6 @@
                 <w:szCs w:val="20"/>
                 <w:lang w:val="en-AU" w:eastAsia="en-AU"/>
               </w:rPr>
-              <w:lastRenderedPageBreak/>
               <w:t>Data Aspect</w:t>
             </w:r>
           </w:p>
@@ -6087,7 +5309,6 @@
                 <w:lang w:val="en-AU" w:eastAsia="en-AU"/>
               </w:rPr>
             </w:pPr>
-            <w:proofErr w:type="gramStart"/>
             <w:r>
               <w:rPr>
                 <w:sz w:val="20"/>
@@ -6095,77 +5316,7 @@
                 <w:highlight w:val="yellow"/>
                 <w:lang w:val="en-AU" w:eastAsia="en-AU"/>
               </w:rPr>
-              <w:t>{{ faira</w:t>
-            </w:r>
-            <w:proofErr w:type="gramEnd"/>
-            <w:r>
-              <w:rPr>
-                <w:sz w:val="20"/>
-                <w:szCs w:val="20"/>
-                <w:highlight w:val="yellow"/>
-                <w:lang w:val="en-AU" w:eastAsia="en-AU"/>
-              </w:rPr>
-              <w:t>_</w:t>
-            </w:r>
-            <w:proofErr w:type="gramStart"/>
-            <w:r>
-              <w:rPr>
-                <w:sz w:val="20"/>
-                <w:szCs w:val="20"/>
-                <w:highlight w:val="yellow"/>
-                <w:lang w:val="en-AU" w:eastAsia="en-AU"/>
-              </w:rPr>
-              <w:t>form.A</w:t>
-            </w:r>
-            <w:proofErr w:type="gramEnd"/>
-            <w:r>
-              <w:rPr>
-                <w:sz w:val="20"/>
-                <w:szCs w:val="20"/>
-                <w:highlight w:val="yellow"/>
-                <w:lang w:val="en-AU" w:eastAsia="en-AU"/>
-              </w:rPr>
-              <w:t xml:space="preserve">2_1 | </w:t>
-            </w:r>
-            <w:proofErr w:type="gramStart"/>
-            <w:r>
-              <w:rPr>
-                <w:sz w:val="20"/>
-                <w:szCs w:val="20"/>
-                <w:highlight w:val="yellow"/>
-                <w:lang w:val="en-AU" w:eastAsia="en-AU"/>
-              </w:rPr>
-              <w:t>join(</w:t>
-            </w:r>
-            <w:proofErr w:type="gramEnd"/>
-            <w:r>
-              <w:rPr>
-                <w:sz w:val="20"/>
-                <w:szCs w:val="20"/>
-                <w:highlight w:val="yellow"/>
-                <w:lang w:val="en-AU" w:eastAsia="en-AU"/>
-              </w:rPr>
-              <w:t>“, “) | replace_</w:t>
-            </w:r>
-            <w:proofErr w:type="gramStart"/>
-            <w:r>
-              <w:rPr>
-                <w:sz w:val="20"/>
-                <w:szCs w:val="20"/>
-                <w:highlight w:val="yellow"/>
-                <w:lang w:val="en-AU" w:eastAsia="en-AU"/>
-              </w:rPr>
-              <w:t>last(</w:t>
-            </w:r>
-            <w:proofErr w:type="gramEnd"/>
-            <w:r>
-              <w:rPr>
-                <w:sz w:val="20"/>
-                <w:szCs w:val="20"/>
-                <w:highlight w:val="yellow"/>
-                <w:lang w:val="en-AU" w:eastAsia="en-AU"/>
-              </w:rPr>
-              <w:t>“, “, “, and “) }}</w:t>
+              <w:t>{{ faira_form.A2_1 | join(“, “) | replace_last(“, “, “, and “) }}</w:t>
             </w:r>
           </w:p>
         </w:tc>
@@ -6231,27 +5382,7 @@
                 <w:highlight w:val="yellow"/>
                 <w:lang w:val="en-AU" w:eastAsia="en-AU"/>
               </w:rPr>
-              <w:t>{{faira_</w:t>
-            </w:r>
-            <w:proofErr w:type="gramStart"/>
-            <w:r>
-              <w:rPr>
-                <w:sz w:val="20"/>
-                <w:szCs w:val="20"/>
-                <w:highlight w:val="yellow"/>
-                <w:lang w:val="en-AU" w:eastAsia="en-AU"/>
-              </w:rPr>
-              <w:t>form.A</w:t>
-            </w:r>
-            <w:proofErr w:type="gramEnd"/>
-            <w:r>
-              <w:rPr>
-                <w:sz w:val="20"/>
-                <w:szCs w:val="20"/>
-                <w:highlight w:val="yellow"/>
-                <w:lang w:val="en-AU" w:eastAsia="en-AU"/>
-              </w:rPr>
-              <w:t>2_2}}</w:t>
+              <w:t>{{faira_form.A2_2}}</w:t>
             </w:r>
           </w:p>
         </w:tc>
@@ -6310,7 +5441,6 @@
                 <w:lang w:val="en-AU" w:eastAsia="en-AU"/>
               </w:rPr>
             </w:pPr>
-            <w:proofErr w:type="gramStart"/>
             <w:r>
               <w:rPr>
                 <w:sz w:val="20"/>
@@ -6318,77 +5448,7 @@
                 <w:highlight w:val="yellow"/>
                 <w:lang w:val="en-AU" w:eastAsia="en-AU"/>
               </w:rPr>
-              <w:t>{{ faira</w:t>
-            </w:r>
-            <w:proofErr w:type="gramEnd"/>
-            <w:r>
-              <w:rPr>
-                <w:sz w:val="20"/>
-                <w:szCs w:val="20"/>
-                <w:highlight w:val="yellow"/>
-                <w:lang w:val="en-AU" w:eastAsia="en-AU"/>
-              </w:rPr>
-              <w:t>_</w:t>
-            </w:r>
-            <w:proofErr w:type="gramStart"/>
-            <w:r>
-              <w:rPr>
-                <w:sz w:val="20"/>
-                <w:szCs w:val="20"/>
-                <w:highlight w:val="yellow"/>
-                <w:lang w:val="en-AU" w:eastAsia="en-AU"/>
-              </w:rPr>
-              <w:t>form.A</w:t>
-            </w:r>
-            <w:proofErr w:type="gramEnd"/>
-            <w:r>
-              <w:rPr>
-                <w:sz w:val="20"/>
-                <w:szCs w:val="20"/>
-                <w:highlight w:val="yellow"/>
-                <w:lang w:val="en-AU" w:eastAsia="en-AU"/>
-              </w:rPr>
-              <w:t xml:space="preserve">2_3 | </w:t>
-            </w:r>
-            <w:proofErr w:type="gramStart"/>
-            <w:r>
-              <w:rPr>
-                <w:sz w:val="20"/>
-                <w:szCs w:val="20"/>
-                <w:highlight w:val="yellow"/>
-                <w:lang w:val="en-AU" w:eastAsia="en-AU"/>
-              </w:rPr>
-              <w:t>join(</w:t>
-            </w:r>
-            <w:proofErr w:type="gramEnd"/>
-            <w:r>
-              <w:rPr>
-                <w:sz w:val="20"/>
-                <w:szCs w:val="20"/>
-                <w:highlight w:val="yellow"/>
-                <w:lang w:val="en-AU" w:eastAsia="en-AU"/>
-              </w:rPr>
-              <w:t>“, “) | replace_</w:t>
-            </w:r>
-            <w:proofErr w:type="gramStart"/>
-            <w:r>
-              <w:rPr>
-                <w:sz w:val="20"/>
-                <w:szCs w:val="20"/>
-                <w:highlight w:val="yellow"/>
-                <w:lang w:val="en-AU" w:eastAsia="en-AU"/>
-              </w:rPr>
-              <w:t>last(</w:t>
-            </w:r>
-            <w:proofErr w:type="gramEnd"/>
-            <w:r>
-              <w:rPr>
-                <w:sz w:val="20"/>
-                <w:szCs w:val="20"/>
-                <w:highlight w:val="yellow"/>
-                <w:lang w:val="en-AU" w:eastAsia="en-AU"/>
-              </w:rPr>
-              <w:t>“, “, “, and “) }}</w:t>
+              <w:t>{{ faira_form.A2_3 | join(“, “) | replace_last(“, “, “, and “) }}</w:t>
             </w:r>
           </w:p>
         </w:tc>
@@ -6447,7 +5507,6 @@
                 <w:lang w:val="en-AU" w:eastAsia="en-AU"/>
               </w:rPr>
             </w:pPr>
-            <w:proofErr w:type="gramStart"/>
             <w:r>
               <w:rPr>
                 <w:sz w:val="20"/>
@@ -6455,77 +5514,7 @@
                 <w:highlight w:val="yellow"/>
                 <w:lang w:val="en-AU" w:eastAsia="en-AU"/>
               </w:rPr>
-              <w:t>{{ faira</w:t>
-            </w:r>
-            <w:proofErr w:type="gramEnd"/>
-            <w:r>
-              <w:rPr>
-                <w:sz w:val="20"/>
-                <w:szCs w:val="20"/>
-                <w:highlight w:val="yellow"/>
-                <w:lang w:val="en-AU" w:eastAsia="en-AU"/>
-              </w:rPr>
-              <w:t>_</w:t>
-            </w:r>
-            <w:proofErr w:type="gramStart"/>
-            <w:r>
-              <w:rPr>
-                <w:sz w:val="20"/>
-                <w:szCs w:val="20"/>
-                <w:highlight w:val="yellow"/>
-                <w:lang w:val="en-AU" w:eastAsia="en-AU"/>
-              </w:rPr>
-              <w:t>form.A</w:t>
-            </w:r>
-            <w:proofErr w:type="gramEnd"/>
-            <w:r>
-              <w:rPr>
-                <w:sz w:val="20"/>
-                <w:szCs w:val="20"/>
-                <w:highlight w:val="yellow"/>
-                <w:lang w:val="en-AU" w:eastAsia="en-AU"/>
-              </w:rPr>
-              <w:t xml:space="preserve">2_4 | </w:t>
-            </w:r>
-            <w:proofErr w:type="gramStart"/>
-            <w:r>
-              <w:rPr>
-                <w:sz w:val="20"/>
-                <w:szCs w:val="20"/>
-                <w:highlight w:val="yellow"/>
-                <w:lang w:val="en-AU" w:eastAsia="en-AU"/>
-              </w:rPr>
-              <w:t>join(</w:t>
-            </w:r>
-            <w:proofErr w:type="gramEnd"/>
-            <w:r>
-              <w:rPr>
-                <w:sz w:val="20"/>
-                <w:szCs w:val="20"/>
-                <w:highlight w:val="yellow"/>
-                <w:lang w:val="en-AU" w:eastAsia="en-AU"/>
-              </w:rPr>
-              <w:t>“, “) | replace_</w:t>
-            </w:r>
-            <w:proofErr w:type="gramStart"/>
-            <w:r>
-              <w:rPr>
-                <w:sz w:val="20"/>
-                <w:szCs w:val="20"/>
-                <w:highlight w:val="yellow"/>
-                <w:lang w:val="en-AU" w:eastAsia="en-AU"/>
-              </w:rPr>
-              <w:t>last(</w:t>
-            </w:r>
-            <w:proofErr w:type="gramEnd"/>
-            <w:r>
-              <w:rPr>
-                <w:sz w:val="20"/>
-                <w:szCs w:val="20"/>
-                <w:highlight w:val="yellow"/>
-                <w:lang w:val="en-AU" w:eastAsia="en-AU"/>
-              </w:rPr>
-              <w:t>“, “, “, and “) }}</w:t>
+              <w:t>{{ faira_form.A2_4 | join(“, “) | replace_last(“, “, “, and “) }}</w:t>
             </w:r>
           </w:p>
         </w:tc>
@@ -6584,7 +5573,6 @@
                 <w:lang w:val="en-AU" w:eastAsia="en-AU"/>
               </w:rPr>
             </w:pPr>
-            <w:proofErr w:type="gramStart"/>
             <w:r>
               <w:rPr>
                 <w:sz w:val="20"/>
@@ -6592,77 +5580,7 @@
                 <w:highlight w:val="yellow"/>
                 <w:lang w:val="en-AU" w:eastAsia="en-AU"/>
               </w:rPr>
-              <w:t>{{ faira</w:t>
-            </w:r>
-            <w:proofErr w:type="gramEnd"/>
-            <w:r>
-              <w:rPr>
-                <w:sz w:val="20"/>
-                <w:szCs w:val="20"/>
-                <w:highlight w:val="yellow"/>
-                <w:lang w:val="en-AU" w:eastAsia="en-AU"/>
-              </w:rPr>
-              <w:t>_</w:t>
-            </w:r>
-            <w:proofErr w:type="gramStart"/>
-            <w:r>
-              <w:rPr>
-                <w:sz w:val="20"/>
-                <w:szCs w:val="20"/>
-                <w:highlight w:val="yellow"/>
-                <w:lang w:val="en-AU" w:eastAsia="en-AU"/>
-              </w:rPr>
-              <w:t>form.A</w:t>
-            </w:r>
-            <w:proofErr w:type="gramEnd"/>
-            <w:r>
-              <w:rPr>
-                <w:sz w:val="20"/>
-                <w:szCs w:val="20"/>
-                <w:highlight w:val="yellow"/>
-                <w:lang w:val="en-AU" w:eastAsia="en-AU"/>
-              </w:rPr>
-              <w:t xml:space="preserve">2_5 | </w:t>
-            </w:r>
-            <w:proofErr w:type="gramStart"/>
-            <w:r>
-              <w:rPr>
-                <w:sz w:val="20"/>
-                <w:szCs w:val="20"/>
-                <w:highlight w:val="yellow"/>
-                <w:lang w:val="en-AU" w:eastAsia="en-AU"/>
-              </w:rPr>
-              <w:t>join(</w:t>
-            </w:r>
-            <w:proofErr w:type="gramEnd"/>
-            <w:r>
-              <w:rPr>
-                <w:sz w:val="20"/>
-                <w:szCs w:val="20"/>
-                <w:highlight w:val="yellow"/>
-                <w:lang w:val="en-AU" w:eastAsia="en-AU"/>
-              </w:rPr>
-              <w:t>“, “) | replace_</w:t>
-            </w:r>
-            <w:proofErr w:type="gramStart"/>
-            <w:r>
-              <w:rPr>
-                <w:sz w:val="20"/>
-                <w:szCs w:val="20"/>
-                <w:highlight w:val="yellow"/>
-                <w:lang w:val="en-AU" w:eastAsia="en-AU"/>
-              </w:rPr>
-              <w:t>last(</w:t>
-            </w:r>
-            <w:proofErr w:type="gramEnd"/>
-            <w:r>
-              <w:rPr>
-                <w:sz w:val="20"/>
-                <w:szCs w:val="20"/>
-                <w:highlight w:val="yellow"/>
-                <w:lang w:val="en-AU" w:eastAsia="en-AU"/>
-              </w:rPr>
-              <w:t>“, “, “, and “) }}</w:t>
+              <w:t>{{ faira_form.A2_5 | join(“, “) | replace_last(“, “, “, and “) }}</w:t>
             </w:r>
           </w:p>
         </w:tc>
@@ -6728,27 +5646,7 @@
                 <w:highlight w:val="yellow"/>
                 <w:lang w:val="en-AU" w:eastAsia="en-AU"/>
               </w:rPr>
-              <w:t>{{faira_</w:t>
-            </w:r>
-            <w:proofErr w:type="gramStart"/>
-            <w:r>
-              <w:rPr>
-                <w:sz w:val="20"/>
-                <w:szCs w:val="20"/>
-                <w:highlight w:val="yellow"/>
-                <w:lang w:val="en-AU" w:eastAsia="en-AU"/>
-              </w:rPr>
-              <w:t>form.A</w:t>
-            </w:r>
-            <w:proofErr w:type="gramEnd"/>
-            <w:r>
-              <w:rPr>
-                <w:sz w:val="20"/>
-                <w:szCs w:val="20"/>
-                <w:highlight w:val="yellow"/>
-                <w:lang w:val="en-AU" w:eastAsia="en-AU"/>
-              </w:rPr>
-              <w:t>2_6}}</w:t>
+              <w:t>{{faira_form.A2_6}}</w:t>
             </w:r>
           </w:p>
         </w:tc>
@@ -6814,27 +5712,7 @@
                 <w:highlight w:val="yellow"/>
                 <w:lang w:val="en-AU" w:eastAsia="en-AU"/>
               </w:rPr>
-              <w:t>{{faira_</w:t>
-            </w:r>
-            <w:proofErr w:type="gramStart"/>
-            <w:r>
-              <w:rPr>
-                <w:sz w:val="20"/>
-                <w:szCs w:val="20"/>
-                <w:highlight w:val="yellow"/>
-                <w:lang w:val="en-AU" w:eastAsia="en-AU"/>
-              </w:rPr>
-              <w:t>form.A</w:t>
-            </w:r>
-            <w:proofErr w:type="gramEnd"/>
-            <w:r>
-              <w:rPr>
-                <w:sz w:val="20"/>
-                <w:szCs w:val="20"/>
-                <w:highlight w:val="yellow"/>
-                <w:lang w:val="en-AU" w:eastAsia="en-AU"/>
-              </w:rPr>
-              <w:t>2_7}}</w:t>
+              <w:t>{{faira_form.A2_7}}</w:t>
             </w:r>
           </w:p>
         </w:tc>
@@ -6900,27 +5778,7 @@
                 <w:highlight w:val="yellow"/>
                 <w:lang w:val="en-AU" w:eastAsia="en-AU"/>
               </w:rPr>
-              <w:t>{{faira_</w:t>
-            </w:r>
-            <w:proofErr w:type="gramStart"/>
-            <w:r>
-              <w:rPr>
-                <w:sz w:val="20"/>
-                <w:szCs w:val="20"/>
-                <w:highlight w:val="yellow"/>
-                <w:lang w:val="en-AU" w:eastAsia="en-AU"/>
-              </w:rPr>
-              <w:t>form.A</w:t>
-            </w:r>
-            <w:proofErr w:type="gramEnd"/>
-            <w:r>
-              <w:rPr>
-                <w:sz w:val="20"/>
-                <w:szCs w:val="20"/>
-                <w:highlight w:val="yellow"/>
-                <w:lang w:val="en-AU" w:eastAsia="en-AU"/>
-              </w:rPr>
-              <w:t>2_8}}</w:t>
+              <w:t>{{faira_form.A2_8}}</w:t>
             </w:r>
           </w:p>
         </w:tc>
@@ -7269,41 +6127,13 @@
                 <w:lang w:val="en-AU" w:eastAsia="en-AU"/>
               </w:rPr>
             </w:pPr>
-            <w:proofErr w:type="gramStart"/>
-            <w:r>
-              <w:rPr>
-                <w:sz w:val="20"/>
-                <w:szCs w:val="20"/>
-                <w:lang w:val="en-AU" w:eastAsia="en-AU"/>
-              </w:rPr>
-              <w:t>{{ faira</w:t>
-            </w:r>
-            <w:proofErr w:type="gramEnd"/>
-            <w:r>
-              <w:rPr>
-                <w:sz w:val="20"/>
-                <w:szCs w:val="20"/>
-                <w:lang w:val="en-AU" w:eastAsia="en-AU"/>
-              </w:rPr>
-              <w:t>_</w:t>
-            </w:r>
-            <w:proofErr w:type="gramStart"/>
-            <w:r>
-              <w:rPr>
-                <w:sz w:val="20"/>
-                <w:szCs w:val="20"/>
-                <w:lang w:val="en-AU" w:eastAsia="en-AU"/>
-              </w:rPr>
-              <w:t>form.A</w:t>
-            </w:r>
-            <w:proofErr w:type="gramEnd"/>
-            <w:r>
-              <w:rPr>
-                <w:sz w:val="20"/>
-                <w:szCs w:val="20"/>
-                <w:lang w:val="en-AU" w:eastAsia="en-AU"/>
-              </w:rPr>
-              <w:t>3_</w:t>
+            <w:r>
+              <w:rPr>
+                <w:sz w:val="20"/>
+                <w:szCs w:val="20"/>
+                <w:lang w:val="en-AU" w:eastAsia="en-AU"/>
+              </w:rPr>
+              <w:t>{{ faira_form.A3_</w:t>
             </w:r>
             <w:r>
               <w:rPr>
@@ -7319,43 +6149,7 @@
                 <w:szCs w:val="20"/>
                 <w:lang w:val="en-AU" w:eastAsia="en-AU"/>
               </w:rPr>
-              <w:t xml:space="preserve"> | </w:t>
-            </w:r>
-            <w:proofErr w:type="gramStart"/>
-            <w:r>
-              <w:rPr>
-                <w:sz w:val="20"/>
-                <w:szCs w:val="20"/>
-                <w:lang w:val="en-AU" w:eastAsia="en-AU"/>
-              </w:rPr>
-              <w:t>join(</w:t>
-            </w:r>
-            <w:proofErr w:type="gramEnd"/>
-            <w:r>
-              <w:rPr>
-                <w:sz w:val="20"/>
-                <w:szCs w:val="20"/>
-                <w:lang w:val="en-AU" w:eastAsia="en-AU"/>
-              </w:rPr>
-              <w:t>“, “) | replace_</w:t>
-            </w:r>
-            <w:proofErr w:type="gramStart"/>
-            <w:r>
-              <w:rPr>
-                <w:sz w:val="20"/>
-                <w:szCs w:val="20"/>
-                <w:lang w:val="en-AU" w:eastAsia="en-AU"/>
-              </w:rPr>
-              <w:t>last(</w:t>
-            </w:r>
-            <w:proofErr w:type="gramEnd"/>
-            <w:r>
-              <w:rPr>
-                <w:sz w:val="20"/>
-                <w:szCs w:val="20"/>
-                <w:lang w:val="en-AU" w:eastAsia="en-AU"/>
-              </w:rPr>
-              <w:t>“, “, “, and “) }}</w:t>
+              <w:t xml:space="preserve"> | join(“, “) | replace_last(“, “, “, and “) }}</w:t>
             </w:r>
           </w:p>
         </w:tc>
@@ -7411,77 +6205,13 @@
                 <w:lang w:val="en-AU" w:eastAsia="en-AU"/>
               </w:rPr>
             </w:pPr>
-            <w:proofErr w:type="gramStart"/>
-            <w:r>
-              <w:rPr>
-                <w:sz w:val="20"/>
-                <w:szCs w:val="20"/>
-                <w:lang w:val="en-AU" w:eastAsia="en-AU"/>
-              </w:rPr>
-              <w:t>{{ faira</w:t>
-            </w:r>
-            <w:proofErr w:type="gramEnd"/>
-            <w:r>
-              <w:rPr>
-                <w:sz w:val="20"/>
-                <w:szCs w:val="20"/>
-                <w:lang w:val="en-AU" w:eastAsia="en-AU"/>
-              </w:rPr>
-              <w:t>_</w:t>
-            </w:r>
-            <w:proofErr w:type="gramStart"/>
-            <w:r>
-              <w:rPr>
-                <w:sz w:val="20"/>
-                <w:szCs w:val="20"/>
-                <w:lang w:val="en-AU" w:eastAsia="en-AU"/>
-              </w:rPr>
-              <w:t>form.A</w:t>
-            </w:r>
-            <w:proofErr w:type="gramEnd"/>
-            <w:r>
-              <w:rPr>
-                <w:sz w:val="20"/>
-                <w:szCs w:val="20"/>
-                <w:lang w:val="en-AU" w:eastAsia="en-AU"/>
-              </w:rPr>
-              <w:t xml:space="preserve">3_2 | </w:t>
-            </w:r>
-            <w:proofErr w:type="gramStart"/>
-            <w:r>
-              <w:rPr>
-                <w:sz w:val="20"/>
-                <w:szCs w:val="20"/>
-                <w:lang w:val="en-AU" w:eastAsia="en-AU"/>
-              </w:rPr>
-              <w:t>join(</w:t>
-            </w:r>
-            <w:proofErr w:type="gramEnd"/>
-            <w:r>
-              <w:rPr>
-                <w:sz w:val="20"/>
-                <w:szCs w:val="20"/>
-                <w:lang w:val="en-AU" w:eastAsia="en-AU"/>
-              </w:rPr>
-              <w:t>“, “) | replace_</w:t>
-            </w:r>
-            <w:proofErr w:type="gramStart"/>
-            <w:r>
-              <w:rPr>
-                <w:sz w:val="20"/>
-                <w:szCs w:val="20"/>
-                <w:lang w:val="en-AU" w:eastAsia="en-AU"/>
-              </w:rPr>
-              <w:t>last(</w:t>
-            </w:r>
-            <w:proofErr w:type="gramEnd"/>
-            <w:r>
-              <w:rPr>
-                <w:sz w:val="20"/>
-                <w:szCs w:val="20"/>
-                <w:lang w:val="en-AU" w:eastAsia="en-AU"/>
-              </w:rPr>
-              <w:t>“, “, “, and “) }}</w:t>
+            <w:r>
+              <w:rPr>
+                <w:sz w:val="20"/>
+                <w:szCs w:val="20"/>
+                <w:lang w:val="en-AU" w:eastAsia="en-AU"/>
+              </w:rPr>
+              <w:t>{{ faira_form.A3_2 | join(“, “) | replace_last(“, “, “, and “) }}</w:t>
             </w:r>
           </w:p>
         </w:tc>
@@ -7537,77 +6267,13 @@
                 <w:lang w:val="en-AU" w:eastAsia="en-AU"/>
               </w:rPr>
             </w:pPr>
-            <w:proofErr w:type="gramStart"/>
-            <w:r>
-              <w:rPr>
-                <w:sz w:val="20"/>
-                <w:szCs w:val="20"/>
-                <w:lang w:val="en-AU" w:eastAsia="en-AU"/>
-              </w:rPr>
-              <w:t>{{ faira</w:t>
-            </w:r>
-            <w:proofErr w:type="gramEnd"/>
-            <w:r>
-              <w:rPr>
-                <w:sz w:val="20"/>
-                <w:szCs w:val="20"/>
-                <w:lang w:val="en-AU" w:eastAsia="en-AU"/>
-              </w:rPr>
-              <w:t>_</w:t>
-            </w:r>
-            <w:proofErr w:type="gramStart"/>
-            <w:r>
-              <w:rPr>
-                <w:sz w:val="20"/>
-                <w:szCs w:val="20"/>
-                <w:lang w:val="en-AU" w:eastAsia="en-AU"/>
-              </w:rPr>
-              <w:t>form.A</w:t>
-            </w:r>
-            <w:proofErr w:type="gramEnd"/>
-            <w:r>
-              <w:rPr>
-                <w:sz w:val="20"/>
-                <w:szCs w:val="20"/>
-                <w:lang w:val="en-AU" w:eastAsia="en-AU"/>
-              </w:rPr>
-              <w:t xml:space="preserve">3_3 | </w:t>
-            </w:r>
-            <w:proofErr w:type="gramStart"/>
-            <w:r>
-              <w:rPr>
-                <w:sz w:val="20"/>
-                <w:szCs w:val="20"/>
-                <w:lang w:val="en-AU" w:eastAsia="en-AU"/>
-              </w:rPr>
-              <w:t>join(</w:t>
-            </w:r>
-            <w:proofErr w:type="gramEnd"/>
-            <w:r>
-              <w:rPr>
-                <w:sz w:val="20"/>
-                <w:szCs w:val="20"/>
-                <w:lang w:val="en-AU" w:eastAsia="en-AU"/>
-              </w:rPr>
-              <w:t>“, “) | replace_</w:t>
-            </w:r>
-            <w:proofErr w:type="gramStart"/>
-            <w:r>
-              <w:rPr>
-                <w:sz w:val="20"/>
-                <w:szCs w:val="20"/>
-                <w:lang w:val="en-AU" w:eastAsia="en-AU"/>
-              </w:rPr>
-              <w:t>last(</w:t>
-            </w:r>
-            <w:proofErr w:type="gramEnd"/>
-            <w:r>
-              <w:rPr>
-                <w:sz w:val="20"/>
-                <w:szCs w:val="20"/>
-                <w:lang w:val="en-AU" w:eastAsia="en-AU"/>
-              </w:rPr>
-              <w:t>“, “, “, and “) }}</w:t>
+            <w:r>
+              <w:rPr>
+                <w:sz w:val="20"/>
+                <w:szCs w:val="20"/>
+                <w:lang w:val="en-AU" w:eastAsia="en-AU"/>
+              </w:rPr>
+              <w:t>{{ faira_form.A3_3 | join(“, “) | replace_last(“, “, “, and “) }}</w:t>
             </w:r>
           </w:p>
         </w:tc>
@@ -7639,7 +6305,6 @@
                 <w:szCs w:val="20"/>
                 <w:lang w:val="en-AU" w:eastAsia="en-AU"/>
               </w:rPr>
-              <w:lastRenderedPageBreak/>
               <w:t>Communication of outputs</w:t>
             </w:r>
           </w:p>
@@ -7664,77 +6329,13 @@
                 <w:lang w:val="en-AU" w:eastAsia="en-AU"/>
               </w:rPr>
             </w:pPr>
-            <w:proofErr w:type="gramStart"/>
-            <w:r>
-              <w:rPr>
-                <w:sz w:val="20"/>
-                <w:szCs w:val="20"/>
-                <w:lang w:val="en-AU" w:eastAsia="en-AU"/>
-              </w:rPr>
-              <w:t>{{ faira</w:t>
-            </w:r>
-            <w:proofErr w:type="gramEnd"/>
-            <w:r>
-              <w:rPr>
-                <w:sz w:val="20"/>
-                <w:szCs w:val="20"/>
-                <w:lang w:val="en-AU" w:eastAsia="en-AU"/>
-              </w:rPr>
-              <w:t>_</w:t>
-            </w:r>
-            <w:proofErr w:type="gramStart"/>
-            <w:r>
-              <w:rPr>
-                <w:sz w:val="20"/>
-                <w:szCs w:val="20"/>
-                <w:lang w:val="en-AU" w:eastAsia="en-AU"/>
-              </w:rPr>
-              <w:t>form.A</w:t>
-            </w:r>
-            <w:proofErr w:type="gramEnd"/>
-            <w:r>
-              <w:rPr>
-                <w:sz w:val="20"/>
-                <w:szCs w:val="20"/>
-                <w:lang w:val="en-AU" w:eastAsia="en-AU"/>
-              </w:rPr>
-              <w:t xml:space="preserve">3_4 | </w:t>
-            </w:r>
-            <w:proofErr w:type="gramStart"/>
-            <w:r>
-              <w:rPr>
-                <w:sz w:val="20"/>
-                <w:szCs w:val="20"/>
-                <w:lang w:val="en-AU" w:eastAsia="en-AU"/>
-              </w:rPr>
-              <w:t>join(</w:t>
-            </w:r>
-            <w:proofErr w:type="gramEnd"/>
-            <w:r>
-              <w:rPr>
-                <w:sz w:val="20"/>
-                <w:szCs w:val="20"/>
-                <w:lang w:val="en-AU" w:eastAsia="en-AU"/>
-              </w:rPr>
-              <w:t>“, “) | replace_</w:t>
-            </w:r>
-            <w:proofErr w:type="gramStart"/>
-            <w:r>
-              <w:rPr>
-                <w:sz w:val="20"/>
-                <w:szCs w:val="20"/>
-                <w:lang w:val="en-AU" w:eastAsia="en-AU"/>
-              </w:rPr>
-              <w:t>last(</w:t>
-            </w:r>
-            <w:proofErr w:type="gramEnd"/>
-            <w:r>
-              <w:rPr>
-                <w:sz w:val="20"/>
-                <w:szCs w:val="20"/>
-                <w:lang w:val="en-AU" w:eastAsia="en-AU"/>
-              </w:rPr>
-              <w:t>“, “, “, and “) }}</w:t>
+            <w:r>
+              <w:rPr>
+                <w:sz w:val="20"/>
+                <w:szCs w:val="20"/>
+                <w:lang w:val="en-AU" w:eastAsia="en-AU"/>
+              </w:rPr>
+              <w:t>{{ faira_form.A3_4 | join(“, “) | replace_last(“, “, “, and “) }}</w:t>
             </w:r>
           </w:p>
         </w:tc>
@@ -7790,77 +6391,13 @@
                 <w:lang w:val="en-AU" w:eastAsia="en-AU"/>
               </w:rPr>
             </w:pPr>
-            <w:proofErr w:type="gramStart"/>
-            <w:r>
-              <w:rPr>
-                <w:sz w:val="20"/>
-                <w:szCs w:val="20"/>
-                <w:lang w:val="en-AU" w:eastAsia="en-AU"/>
-              </w:rPr>
-              <w:t>{{ faira</w:t>
-            </w:r>
-            <w:proofErr w:type="gramEnd"/>
-            <w:r>
-              <w:rPr>
-                <w:sz w:val="20"/>
-                <w:szCs w:val="20"/>
-                <w:lang w:val="en-AU" w:eastAsia="en-AU"/>
-              </w:rPr>
-              <w:t>_</w:t>
-            </w:r>
-            <w:proofErr w:type="gramStart"/>
-            <w:r>
-              <w:rPr>
-                <w:sz w:val="20"/>
-                <w:szCs w:val="20"/>
-                <w:lang w:val="en-AU" w:eastAsia="en-AU"/>
-              </w:rPr>
-              <w:t>form.A</w:t>
-            </w:r>
-            <w:proofErr w:type="gramEnd"/>
-            <w:r>
-              <w:rPr>
-                <w:sz w:val="20"/>
-                <w:szCs w:val="20"/>
-                <w:lang w:val="en-AU" w:eastAsia="en-AU"/>
-              </w:rPr>
-              <w:t xml:space="preserve">3_5 | </w:t>
-            </w:r>
-            <w:proofErr w:type="gramStart"/>
-            <w:r>
-              <w:rPr>
-                <w:sz w:val="20"/>
-                <w:szCs w:val="20"/>
-                <w:lang w:val="en-AU" w:eastAsia="en-AU"/>
-              </w:rPr>
-              <w:t>join(</w:t>
-            </w:r>
-            <w:proofErr w:type="gramEnd"/>
-            <w:r>
-              <w:rPr>
-                <w:sz w:val="20"/>
-                <w:szCs w:val="20"/>
-                <w:lang w:val="en-AU" w:eastAsia="en-AU"/>
-              </w:rPr>
-              <w:t>“, “) | replace_</w:t>
-            </w:r>
-            <w:proofErr w:type="gramStart"/>
-            <w:r>
-              <w:rPr>
-                <w:sz w:val="20"/>
-                <w:szCs w:val="20"/>
-                <w:lang w:val="en-AU" w:eastAsia="en-AU"/>
-              </w:rPr>
-              <w:t>last(</w:t>
-            </w:r>
-            <w:proofErr w:type="gramEnd"/>
-            <w:r>
-              <w:rPr>
-                <w:sz w:val="20"/>
-                <w:szCs w:val="20"/>
-                <w:lang w:val="en-AU" w:eastAsia="en-AU"/>
-              </w:rPr>
-              <w:t>“, “, “, and “) }}</w:t>
+            <w:r>
+              <w:rPr>
+                <w:sz w:val="20"/>
+                <w:szCs w:val="20"/>
+                <w:lang w:val="en-AU" w:eastAsia="en-AU"/>
+              </w:rPr>
+              <w:t>{{ faira_form.A3_5 | join(“, “) | replace_last(“, “, “, and “) }}</w:t>
             </w:r>
           </w:p>
         </w:tc>
@@ -7916,77 +6453,13 @@
                 <w:lang w:val="en-AU" w:eastAsia="en-AU"/>
               </w:rPr>
             </w:pPr>
-            <w:proofErr w:type="gramStart"/>
-            <w:r>
-              <w:rPr>
-                <w:sz w:val="20"/>
-                <w:szCs w:val="20"/>
-                <w:lang w:val="en-AU" w:eastAsia="en-AU"/>
-              </w:rPr>
-              <w:t>{{ faira</w:t>
-            </w:r>
-            <w:proofErr w:type="gramEnd"/>
-            <w:r>
-              <w:rPr>
-                <w:sz w:val="20"/>
-                <w:szCs w:val="20"/>
-                <w:lang w:val="en-AU" w:eastAsia="en-AU"/>
-              </w:rPr>
-              <w:t>_</w:t>
-            </w:r>
-            <w:proofErr w:type="gramStart"/>
-            <w:r>
-              <w:rPr>
-                <w:sz w:val="20"/>
-                <w:szCs w:val="20"/>
-                <w:lang w:val="en-AU" w:eastAsia="en-AU"/>
-              </w:rPr>
-              <w:t>form.A</w:t>
-            </w:r>
-            <w:proofErr w:type="gramEnd"/>
-            <w:r>
-              <w:rPr>
-                <w:sz w:val="20"/>
-                <w:szCs w:val="20"/>
-                <w:lang w:val="en-AU" w:eastAsia="en-AU"/>
-              </w:rPr>
-              <w:t xml:space="preserve">3_6 | </w:t>
-            </w:r>
-            <w:proofErr w:type="gramStart"/>
-            <w:r>
-              <w:rPr>
-                <w:sz w:val="20"/>
-                <w:szCs w:val="20"/>
-                <w:lang w:val="en-AU" w:eastAsia="en-AU"/>
-              </w:rPr>
-              <w:t>join(</w:t>
-            </w:r>
-            <w:proofErr w:type="gramEnd"/>
-            <w:r>
-              <w:rPr>
-                <w:sz w:val="20"/>
-                <w:szCs w:val="20"/>
-                <w:lang w:val="en-AU" w:eastAsia="en-AU"/>
-              </w:rPr>
-              <w:t>“, “) | replace_</w:t>
-            </w:r>
-            <w:proofErr w:type="gramStart"/>
-            <w:r>
-              <w:rPr>
-                <w:sz w:val="20"/>
-                <w:szCs w:val="20"/>
-                <w:lang w:val="en-AU" w:eastAsia="en-AU"/>
-              </w:rPr>
-              <w:t>last(</w:t>
-            </w:r>
-            <w:proofErr w:type="gramEnd"/>
-            <w:r>
-              <w:rPr>
-                <w:sz w:val="20"/>
-                <w:szCs w:val="20"/>
-                <w:lang w:val="en-AU" w:eastAsia="en-AU"/>
-              </w:rPr>
-              <w:t>“, “, “, and “) }}</w:t>
+            <w:r>
+              <w:rPr>
+                <w:sz w:val="20"/>
+                <w:szCs w:val="20"/>
+                <w:lang w:val="en-AU" w:eastAsia="en-AU"/>
+              </w:rPr>
+              <w:t>{{ faira_form.A3_6 | join(“, “) | replace_last(“, “, “, and “) }}</w:t>
             </w:r>
           </w:p>
         </w:tc>
@@ -8010,23 +6483,7 @@
           <w:highlight w:val="yellow"/>
           <w:lang w:val="en-AU" w:eastAsia="en-AU"/>
         </w:rPr>
-        <w:t>{{</w:t>
-      </w:r>
-      <w:proofErr w:type="gramStart"/>
-      <w:r>
-        <w:rPr>
-          <w:highlight w:val="yellow"/>
-          <w:lang w:val="en-AU" w:eastAsia="en-AU"/>
-        </w:rPr>
-        <w:t>ai.f</w:t>
-      </w:r>
-      <w:proofErr w:type="gramEnd"/>
-      <w:r>
-        <w:rPr>
-          <w:highlight w:val="yellow"/>
-          <w:lang w:val="en-AU" w:eastAsia="en-AU"/>
-        </w:rPr>
-        <w:t>_user_stakeholder_context_notes}}</w:t>
+        <w:t>{{ai.f_user_stakeholder_context_notes}}</w:t>
       </w:r>
       <w:r>
         <w:rPr>
@@ -8338,77 +6795,13 @@
                 <w:lang w:val="en-AU" w:eastAsia="en-AU"/>
               </w:rPr>
             </w:pPr>
-            <w:proofErr w:type="gramStart"/>
-            <w:r>
-              <w:rPr>
-                <w:sz w:val="20"/>
-                <w:szCs w:val="20"/>
-                <w:lang w:val="en-AU" w:eastAsia="en-AU"/>
-              </w:rPr>
-              <w:t>{{ faira</w:t>
-            </w:r>
-            <w:proofErr w:type="gramEnd"/>
-            <w:r>
-              <w:rPr>
-                <w:sz w:val="20"/>
-                <w:szCs w:val="20"/>
-                <w:lang w:val="en-AU" w:eastAsia="en-AU"/>
-              </w:rPr>
-              <w:t>_</w:t>
-            </w:r>
-            <w:proofErr w:type="gramStart"/>
-            <w:r>
-              <w:rPr>
-                <w:sz w:val="20"/>
-                <w:szCs w:val="20"/>
-                <w:lang w:val="en-AU" w:eastAsia="en-AU"/>
-              </w:rPr>
-              <w:t>form.A</w:t>
-            </w:r>
-            <w:proofErr w:type="gramEnd"/>
-            <w:r>
-              <w:rPr>
-                <w:sz w:val="20"/>
-                <w:szCs w:val="20"/>
-                <w:lang w:val="en-AU" w:eastAsia="en-AU"/>
-              </w:rPr>
-              <w:t xml:space="preserve">4_1 | </w:t>
-            </w:r>
-            <w:proofErr w:type="gramStart"/>
-            <w:r>
-              <w:rPr>
-                <w:sz w:val="20"/>
-                <w:szCs w:val="20"/>
-                <w:lang w:val="en-AU" w:eastAsia="en-AU"/>
-              </w:rPr>
-              <w:t>join(</w:t>
-            </w:r>
-            <w:proofErr w:type="gramEnd"/>
-            <w:r>
-              <w:rPr>
-                <w:sz w:val="20"/>
-                <w:szCs w:val="20"/>
-                <w:lang w:val="en-AU" w:eastAsia="en-AU"/>
-              </w:rPr>
-              <w:t>“, “) | replace_</w:t>
-            </w:r>
-            <w:proofErr w:type="gramStart"/>
-            <w:r>
-              <w:rPr>
-                <w:sz w:val="20"/>
-                <w:szCs w:val="20"/>
-                <w:lang w:val="en-AU" w:eastAsia="en-AU"/>
-              </w:rPr>
-              <w:t>last(</w:t>
-            </w:r>
-            <w:proofErr w:type="gramEnd"/>
-            <w:r>
-              <w:rPr>
-                <w:sz w:val="20"/>
-                <w:szCs w:val="20"/>
-                <w:lang w:val="en-AU" w:eastAsia="en-AU"/>
-              </w:rPr>
-              <w:t>“, “, “, and “) }}</w:t>
+            <w:r>
+              <w:rPr>
+                <w:sz w:val="20"/>
+                <w:szCs w:val="20"/>
+                <w:lang w:val="en-AU" w:eastAsia="en-AU"/>
+              </w:rPr>
+              <w:t>{{ faira_form.A4_1 | join(“, “) | replace_last(“, “, “, and “) }}</w:t>
             </w:r>
           </w:p>
         </w:tc>
@@ -8464,77 +6857,13 @@
                 <w:lang w:val="en-AU" w:eastAsia="en-AU"/>
               </w:rPr>
             </w:pPr>
-            <w:proofErr w:type="gramStart"/>
-            <w:r>
-              <w:rPr>
-                <w:sz w:val="20"/>
-                <w:szCs w:val="20"/>
-                <w:lang w:val="en-AU" w:eastAsia="en-AU"/>
-              </w:rPr>
-              <w:t>{{ faira</w:t>
-            </w:r>
-            <w:proofErr w:type="gramEnd"/>
-            <w:r>
-              <w:rPr>
-                <w:sz w:val="20"/>
-                <w:szCs w:val="20"/>
-                <w:lang w:val="en-AU" w:eastAsia="en-AU"/>
-              </w:rPr>
-              <w:t>_</w:t>
-            </w:r>
-            <w:proofErr w:type="gramStart"/>
-            <w:r>
-              <w:rPr>
-                <w:sz w:val="20"/>
-                <w:szCs w:val="20"/>
-                <w:lang w:val="en-AU" w:eastAsia="en-AU"/>
-              </w:rPr>
-              <w:t>form.A</w:t>
-            </w:r>
-            <w:proofErr w:type="gramEnd"/>
-            <w:r>
-              <w:rPr>
-                <w:sz w:val="20"/>
-                <w:szCs w:val="20"/>
-                <w:lang w:val="en-AU" w:eastAsia="en-AU"/>
-              </w:rPr>
-              <w:t xml:space="preserve">4_2 | </w:t>
-            </w:r>
-            <w:proofErr w:type="gramStart"/>
-            <w:r>
-              <w:rPr>
-                <w:sz w:val="20"/>
-                <w:szCs w:val="20"/>
-                <w:lang w:val="en-AU" w:eastAsia="en-AU"/>
-              </w:rPr>
-              <w:t>join(</w:t>
-            </w:r>
-            <w:proofErr w:type="gramEnd"/>
-            <w:r>
-              <w:rPr>
-                <w:sz w:val="20"/>
-                <w:szCs w:val="20"/>
-                <w:lang w:val="en-AU" w:eastAsia="en-AU"/>
-              </w:rPr>
-              <w:t>“, “) | replace_</w:t>
-            </w:r>
-            <w:proofErr w:type="gramStart"/>
-            <w:r>
-              <w:rPr>
-                <w:sz w:val="20"/>
-                <w:szCs w:val="20"/>
-                <w:lang w:val="en-AU" w:eastAsia="en-AU"/>
-              </w:rPr>
-              <w:t>last(</w:t>
-            </w:r>
-            <w:proofErr w:type="gramEnd"/>
-            <w:r>
-              <w:rPr>
-                <w:sz w:val="20"/>
-                <w:szCs w:val="20"/>
-                <w:lang w:val="en-AU" w:eastAsia="en-AU"/>
-              </w:rPr>
-              <w:t>“, “, “, and “) }}</w:t>
+            <w:r>
+              <w:rPr>
+                <w:sz w:val="20"/>
+                <w:szCs w:val="20"/>
+                <w:lang w:val="en-AU" w:eastAsia="en-AU"/>
+              </w:rPr>
+              <w:t>{{ faira_form.A4_2 | join(“, “) | replace_last(“, “, “, and “) }}</w:t>
             </w:r>
           </w:p>
         </w:tc>
@@ -8590,77 +6919,13 @@
                 <w:lang w:val="en-AU" w:eastAsia="en-AU"/>
               </w:rPr>
             </w:pPr>
-            <w:proofErr w:type="gramStart"/>
-            <w:r>
-              <w:rPr>
-                <w:sz w:val="20"/>
-                <w:szCs w:val="20"/>
-                <w:lang w:val="en-AU" w:eastAsia="en-AU"/>
-              </w:rPr>
-              <w:t>{{ faira</w:t>
-            </w:r>
-            <w:proofErr w:type="gramEnd"/>
-            <w:r>
-              <w:rPr>
-                <w:sz w:val="20"/>
-                <w:szCs w:val="20"/>
-                <w:lang w:val="en-AU" w:eastAsia="en-AU"/>
-              </w:rPr>
-              <w:t>_</w:t>
-            </w:r>
-            <w:proofErr w:type="gramStart"/>
-            <w:r>
-              <w:rPr>
-                <w:sz w:val="20"/>
-                <w:szCs w:val="20"/>
-                <w:lang w:val="en-AU" w:eastAsia="en-AU"/>
-              </w:rPr>
-              <w:t>form.A</w:t>
-            </w:r>
-            <w:proofErr w:type="gramEnd"/>
-            <w:r>
-              <w:rPr>
-                <w:sz w:val="20"/>
-                <w:szCs w:val="20"/>
-                <w:lang w:val="en-AU" w:eastAsia="en-AU"/>
-              </w:rPr>
-              <w:t xml:space="preserve">4_3 | </w:t>
-            </w:r>
-            <w:proofErr w:type="gramStart"/>
-            <w:r>
-              <w:rPr>
-                <w:sz w:val="20"/>
-                <w:szCs w:val="20"/>
-                <w:lang w:val="en-AU" w:eastAsia="en-AU"/>
-              </w:rPr>
-              <w:t>join(</w:t>
-            </w:r>
-            <w:proofErr w:type="gramEnd"/>
-            <w:r>
-              <w:rPr>
-                <w:sz w:val="20"/>
-                <w:szCs w:val="20"/>
-                <w:lang w:val="en-AU" w:eastAsia="en-AU"/>
-              </w:rPr>
-              <w:t>“, “) | replace_</w:t>
-            </w:r>
-            <w:proofErr w:type="gramStart"/>
-            <w:r>
-              <w:rPr>
-                <w:sz w:val="20"/>
-                <w:szCs w:val="20"/>
-                <w:lang w:val="en-AU" w:eastAsia="en-AU"/>
-              </w:rPr>
-              <w:t>last(</w:t>
-            </w:r>
-            <w:proofErr w:type="gramEnd"/>
-            <w:r>
-              <w:rPr>
-                <w:sz w:val="20"/>
-                <w:szCs w:val="20"/>
-                <w:lang w:val="en-AU" w:eastAsia="en-AU"/>
-              </w:rPr>
-              <w:t>“, “, “, and “) }}</w:t>
+            <w:r>
+              <w:rPr>
+                <w:sz w:val="20"/>
+                <w:szCs w:val="20"/>
+                <w:lang w:val="en-AU" w:eastAsia="en-AU"/>
+              </w:rPr>
+              <w:t>{{ faira_form.A4_3 | join(“, “) | replace_last(“, “, “, and “) }}</w:t>
             </w:r>
           </w:p>
         </w:tc>
@@ -8716,77 +6981,13 @@
                 <w:lang w:val="en-AU" w:eastAsia="en-AU"/>
               </w:rPr>
             </w:pPr>
-            <w:proofErr w:type="gramStart"/>
-            <w:r>
-              <w:rPr>
-                <w:sz w:val="20"/>
-                <w:szCs w:val="20"/>
-                <w:lang w:val="en-AU" w:eastAsia="en-AU"/>
-              </w:rPr>
-              <w:t>{{ faira</w:t>
-            </w:r>
-            <w:proofErr w:type="gramEnd"/>
-            <w:r>
-              <w:rPr>
-                <w:sz w:val="20"/>
-                <w:szCs w:val="20"/>
-                <w:lang w:val="en-AU" w:eastAsia="en-AU"/>
-              </w:rPr>
-              <w:t>_</w:t>
-            </w:r>
-            <w:proofErr w:type="gramStart"/>
-            <w:r>
-              <w:rPr>
-                <w:sz w:val="20"/>
-                <w:szCs w:val="20"/>
-                <w:lang w:val="en-AU" w:eastAsia="en-AU"/>
-              </w:rPr>
-              <w:t>form.A</w:t>
-            </w:r>
-            <w:proofErr w:type="gramEnd"/>
-            <w:r>
-              <w:rPr>
-                <w:sz w:val="20"/>
-                <w:szCs w:val="20"/>
-                <w:lang w:val="en-AU" w:eastAsia="en-AU"/>
-              </w:rPr>
-              <w:t xml:space="preserve">4_4 | </w:t>
-            </w:r>
-            <w:proofErr w:type="gramStart"/>
-            <w:r>
-              <w:rPr>
-                <w:sz w:val="20"/>
-                <w:szCs w:val="20"/>
-                <w:lang w:val="en-AU" w:eastAsia="en-AU"/>
-              </w:rPr>
-              <w:t>join(</w:t>
-            </w:r>
-            <w:proofErr w:type="gramEnd"/>
-            <w:r>
-              <w:rPr>
-                <w:sz w:val="20"/>
-                <w:szCs w:val="20"/>
-                <w:lang w:val="en-AU" w:eastAsia="en-AU"/>
-              </w:rPr>
-              <w:t>“, “) | replace_</w:t>
-            </w:r>
-            <w:proofErr w:type="gramStart"/>
-            <w:r>
-              <w:rPr>
-                <w:sz w:val="20"/>
-                <w:szCs w:val="20"/>
-                <w:lang w:val="en-AU" w:eastAsia="en-AU"/>
-              </w:rPr>
-              <w:t>last(</w:t>
-            </w:r>
-            <w:proofErr w:type="gramEnd"/>
-            <w:r>
-              <w:rPr>
-                <w:sz w:val="20"/>
-                <w:szCs w:val="20"/>
-                <w:lang w:val="en-AU" w:eastAsia="en-AU"/>
-              </w:rPr>
-              <w:t>“, “, “, and “) }}</w:t>
+            <w:r>
+              <w:rPr>
+                <w:sz w:val="20"/>
+                <w:szCs w:val="20"/>
+                <w:lang w:val="en-AU" w:eastAsia="en-AU"/>
+              </w:rPr>
+              <w:t>{{ faira_form.A4_4 | join(“, “) | replace_last(“, “, “, and “) }}</w:t>
             </w:r>
           </w:p>
         </w:tc>
@@ -8842,77 +7043,13 @@
                 <w:lang w:val="en-AU" w:eastAsia="en-AU"/>
               </w:rPr>
             </w:pPr>
-            <w:proofErr w:type="gramStart"/>
-            <w:r>
-              <w:rPr>
-                <w:sz w:val="20"/>
-                <w:szCs w:val="20"/>
-                <w:lang w:val="en-AU" w:eastAsia="en-AU"/>
-              </w:rPr>
-              <w:t>{{ faira</w:t>
-            </w:r>
-            <w:proofErr w:type="gramEnd"/>
-            <w:r>
-              <w:rPr>
-                <w:sz w:val="20"/>
-                <w:szCs w:val="20"/>
-                <w:lang w:val="en-AU" w:eastAsia="en-AU"/>
-              </w:rPr>
-              <w:t>_</w:t>
-            </w:r>
-            <w:proofErr w:type="gramStart"/>
-            <w:r>
-              <w:rPr>
-                <w:sz w:val="20"/>
-                <w:szCs w:val="20"/>
-                <w:lang w:val="en-AU" w:eastAsia="en-AU"/>
-              </w:rPr>
-              <w:t>form.A</w:t>
-            </w:r>
-            <w:proofErr w:type="gramEnd"/>
-            <w:r>
-              <w:rPr>
-                <w:sz w:val="20"/>
-                <w:szCs w:val="20"/>
-                <w:lang w:val="en-AU" w:eastAsia="en-AU"/>
-              </w:rPr>
-              <w:t xml:space="preserve">4_5 | </w:t>
-            </w:r>
-            <w:proofErr w:type="gramStart"/>
-            <w:r>
-              <w:rPr>
-                <w:sz w:val="20"/>
-                <w:szCs w:val="20"/>
-                <w:lang w:val="en-AU" w:eastAsia="en-AU"/>
-              </w:rPr>
-              <w:t>join(</w:t>
-            </w:r>
-            <w:proofErr w:type="gramEnd"/>
-            <w:r>
-              <w:rPr>
-                <w:sz w:val="20"/>
-                <w:szCs w:val="20"/>
-                <w:lang w:val="en-AU" w:eastAsia="en-AU"/>
-              </w:rPr>
-              <w:t>“, “) | replace_</w:t>
-            </w:r>
-            <w:proofErr w:type="gramStart"/>
-            <w:r>
-              <w:rPr>
-                <w:sz w:val="20"/>
-                <w:szCs w:val="20"/>
-                <w:lang w:val="en-AU" w:eastAsia="en-AU"/>
-              </w:rPr>
-              <w:t>last(</w:t>
-            </w:r>
-            <w:proofErr w:type="gramEnd"/>
-            <w:r>
-              <w:rPr>
-                <w:sz w:val="20"/>
-                <w:szCs w:val="20"/>
-                <w:lang w:val="en-AU" w:eastAsia="en-AU"/>
-              </w:rPr>
-              <w:t>“, “, “, and “) }}</w:t>
+            <w:r>
+              <w:rPr>
+                <w:sz w:val="20"/>
+                <w:szCs w:val="20"/>
+                <w:lang w:val="en-AU" w:eastAsia="en-AU"/>
+              </w:rPr>
+              <w:t>{{ faira_form.A4_5 | join(“, “) | replace_last(“, “, “, and “) }}</w:t>
             </w:r>
           </w:p>
         </w:tc>
@@ -8968,77 +7105,13 @@
                 <w:lang w:val="en-AU" w:eastAsia="en-AU"/>
               </w:rPr>
             </w:pPr>
-            <w:proofErr w:type="gramStart"/>
-            <w:r>
-              <w:rPr>
-                <w:sz w:val="20"/>
-                <w:szCs w:val="20"/>
-                <w:lang w:val="en-AU" w:eastAsia="en-AU"/>
-              </w:rPr>
-              <w:t>{{ faira</w:t>
-            </w:r>
-            <w:proofErr w:type="gramEnd"/>
-            <w:r>
-              <w:rPr>
-                <w:sz w:val="20"/>
-                <w:szCs w:val="20"/>
-                <w:lang w:val="en-AU" w:eastAsia="en-AU"/>
-              </w:rPr>
-              <w:t>_</w:t>
-            </w:r>
-            <w:proofErr w:type="gramStart"/>
-            <w:r>
-              <w:rPr>
-                <w:sz w:val="20"/>
-                <w:szCs w:val="20"/>
-                <w:lang w:val="en-AU" w:eastAsia="en-AU"/>
-              </w:rPr>
-              <w:t>form.A</w:t>
-            </w:r>
-            <w:proofErr w:type="gramEnd"/>
-            <w:r>
-              <w:rPr>
-                <w:sz w:val="20"/>
-                <w:szCs w:val="20"/>
-                <w:lang w:val="en-AU" w:eastAsia="en-AU"/>
-              </w:rPr>
-              <w:t xml:space="preserve">4_6 | </w:t>
-            </w:r>
-            <w:proofErr w:type="gramStart"/>
-            <w:r>
-              <w:rPr>
-                <w:sz w:val="20"/>
-                <w:szCs w:val="20"/>
-                <w:lang w:val="en-AU" w:eastAsia="en-AU"/>
-              </w:rPr>
-              <w:t>join(</w:t>
-            </w:r>
-            <w:proofErr w:type="gramEnd"/>
-            <w:r>
-              <w:rPr>
-                <w:sz w:val="20"/>
-                <w:szCs w:val="20"/>
-                <w:lang w:val="en-AU" w:eastAsia="en-AU"/>
-              </w:rPr>
-              <w:t>“, “) | replace_</w:t>
-            </w:r>
-            <w:proofErr w:type="gramStart"/>
-            <w:r>
-              <w:rPr>
-                <w:sz w:val="20"/>
-                <w:szCs w:val="20"/>
-                <w:lang w:val="en-AU" w:eastAsia="en-AU"/>
-              </w:rPr>
-              <w:t>last(</w:t>
-            </w:r>
-            <w:proofErr w:type="gramEnd"/>
-            <w:r>
-              <w:rPr>
-                <w:sz w:val="20"/>
-                <w:szCs w:val="20"/>
-                <w:lang w:val="en-AU" w:eastAsia="en-AU"/>
-              </w:rPr>
-              <w:t>“, “, “, and “) }}</w:t>
+            <w:r>
+              <w:rPr>
+                <w:sz w:val="20"/>
+                <w:szCs w:val="20"/>
+                <w:lang w:val="en-AU" w:eastAsia="en-AU"/>
+              </w:rPr>
+              <w:t>{{ faira_form.A4_6 | join(“, “) | replace_last(“, “, “, and “) }}</w:t>
             </w:r>
           </w:p>
         </w:tc>
@@ -9094,77 +7167,13 @@
                 <w:lang w:val="en-AU" w:eastAsia="en-AU"/>
               </w:rPr>
             </w:pPr>
-            <w:proofErr w:type="gramStart"/>
-            <w:r>
-              <w:rPr>
-                <w:sz w:val="20"/>
-                <w:szCs w:val="20"/>
-                <w:lang w:val="en-AU" w:eastAsia="en-AU"/>
-              </w:rPr>
-              <w:t>{{ faira</w:t>
-            </w:r>
-            <w:proofErr w:type="gramEnd"/>
-            <w:r>
-              <w:rPr>
-                <w:sz w:val="20"/>
-                <w:szCs w:val="20"/>
-                <w:lang w:val="en-AU" w:eastAsia="en-AU"/>
-              </w:rPr>
-              <w:t>_</w:t>
-            </w:r>
-            <w:proofErr w:type="gramStart"/>
-            <w:r>
-              <w:rPr>
-                <w:sz w:val="20"/>
-                <w:szCs w:val="20"/>
-                <w:lang w:val="en-AU" w:eastAsia="en-AU"/>
-              </w:rPr>
-              <w:t>form.A</w:t>
-            </w:r>
-            <w:proofErr w:type="gramEnd"/>
-            <w:r>
-              <w:rPr>
-                <w:sz w:val="20"/>
-                <w:szCs w:val="20"/>
-                <w:lang w:val="en-AU" w:eastAsia="en-AU"/>
-              </w:rPr>
-              <w:t xml:space="preserve">4_7 | </w:t>
-            </w:r>
-            <w:proofErr w:type="gramStart"/>
-            <w:r>
-              <w:rPr>
-                <w:sz w:val="20"/>
-                <w:szCs w:val="20"/>
-                <w:lang w:val="en-AU" w:eastAsia="en-AU"/>
-              </w:rPr>
-              <w:t>join(</w:t>
-            </w:r>
-            <w:proofErr w:type="gramEnd"/>
-            <w:r>
-              <w:rPr>
-                <w:sz w:val="20"/>
-                <w:szCs w:val="20"/>
-                <w:lang w:val="en-AU" w:eastAsia="en-AU"/>
-              </w:rPr>
-              <w:t>“, “) | replace_</w:t>
-            </w:r>
-            <w:proofErr w:type="gramStart"/>
-            <w:r>
-              <w:rPr>
-                <w:sz w:val="20"/>
-                <w:szCs w:val="20"/>
-                <w:lang w:val="en-AU" w:eastAsia="en-AU"/>
-              </w:rPr>
-              <w:t>last(</w:t>
-            </w:r>
-            <w:proofErr w:type="gramEnd"/>
-            <w:r>
-              <w:rPr>
-                <w:sz w:val="20"/>
-                <w:szCs w:val="20"/>
-                <w:lang w:val="en-AU" w:eastAsia="en-AU"/>
-              </w:rPr>
-              <w:t>“, “, “, and “) }}</w:t>
+            <w:r>
+              <w:rPr>
+                <w:sz w:val="20"/>
+                <w:szCs w:val="20"/>
+                <w:lang w:val="en-AU" w:eastAsia="en-AU"/>
+              </w:rPr>
+              <w:t>{{ faira_form.A4_7 | join(“, “) | replace_last(“, “, “, and “) }}</w:t>
             </w:r>
           </w:p>
         </w:tc>
@@ -9220,77 +7229,13 @@
                 <w:lang w:val="en-AU" w:eastAsia="en-AU"/>
               </w:rPr>
             </w:pPr>
-            <w:proofErr w:type="gramStart"/>
-            <w:r>
-              <w:rPr>
-                <w:sz w:val="20"/>
-                <w:szCs w:val="20"/>
-                <w:lang w:val="en-AU" w:eastAsia="en-AU"/>
-              </w:rPr>
-              <w:t>{{ faira</w:t>
-            </w:r>
-            <w:proofErr w:type="gramEnd"/>
-            <w:r>
-              <w:rPr>
-                <w:sz w:val="20"/>
-                <w:szCs w:val="20"/>
-                <w:lang w:val="en-AU" w:eastAsia="en-AU"/>
-              </w:rPr>
-              <w:t>_</w:t>
-            </w:r>
-            <w:proofErr w:type="gramStart"/>
-            <w:r>
-              <w:rPr>
-                <w:sz w:val="20"/>
-                <w:szCs w:val="20"/>
-                <w:lang w:val="en-AU" w:eastAsia="en-AU"/>
-              </w:rPr>
-              <w:t>form.A</w:t>
-            </w:r>
-            <w:proofErr w:type="gramEnd"/>
-            <w:r>
-              <w:rPr>
-                <w:sz w:val="20"/>
-                <w:szCs w:val="20"/>
-                <w:lang w:val="en-AU" w:eastAsia="en-AU"/>
-              </w:rPr>
-              <w:t xml:space="preserve">4_8 | </w:t>
-            </w:r>
-            <w:proofErr w:type="gramStart"/>
-            <w:r>
-              <w:rPr>
-                <w:sz w:val="20"/>
-                <w:szCs w:val="20"/>
-                <w:lang w:val="en-AU" w:eastAsia="en-AU"/>
-              </w:rPr>
-              <w:t>join(</w:t>
-            </w:r>
-            <w:proofErr w:type="gramEnd"/>
-            <w:r>
-              <w:rPr>
-                <w:sz w:val="20"/>
-                <w:szCs w:val="20"/>
-                <w:lang w:val="en-AU" w:eastAsia="en-AU"/>
-              </w:rPr>
-              <w:t>“, “) | replace_</w:t>
-            </w:r>
-            <w:proofErr w:type="gramStart"/>
-            <w:r>
-              <w:rPr>
-                <w:sz w:val="20"/>
-                <w:szCs w:val="20"/>
-                <w:lang w:val="en-AU" w:eastAsia="en-AU"/>
-              </w:rPr>
-              <w:t>last(</w:t>
-            </w:r>
-            <w:proofErr w:type="gramEnd"/>
-            <w:r>
-              <w:rPr>
-                <w:sz w:val="20"/>
-                <w:szCs w:val="20"/>
-                <w:lang w:val="en-AU" w:eastAsia="en-AU"/>
-              </w:rPr>
-              <w:t>“, “, “, and “) }}</w:t>
+            <w:r>
+              <w:rPr>
+                <w:sz w:val="20"/>
+                <w:szCs w:val="20"/>
+                <w:lang w:val="en-AU" w:eastAsia="en-AU"/>
+              </w:rPr>
+              <w:t>{{ faira_form.A4_8 | join(“, “) | replace_last(“, “, “, and “) }}</w:t>
             </w:r>
           </w:p>
         </w:tc>
@@ -9314,24 +7259,7 @@
           <w:highlight w:val="yellow"/>
           <w:lang w:val="en-AU" w:eastAsia="en-AU"/>
         </w:rPr>
-        <w:lastRenderedPageBreak/>
-        <w:t>{{</w:t>
-      </w:r>
-      <w:proofErr w:type="gramStart"/>
-      <w:r>
-        <w:rPr>
-          <w:highlight w:val="yellow"/>
-          <w:lang w:val="en-AU" w:eastAsia="en-AU"/>
-        </w:rPr>
-        <w:t>ai.f</w:t>
-      </w:r>
-      <w:proofErr w:type="gramEnd"/>
-      <w:r>
-        <w:rPr>
-          <w:highlight w:val="yellow"/>
-          <w:lang w:val="en-AU" w:eastAsia="en-AU"/>
-        </w:rPr>
-        <w:t>_deployment_context_notes}}</w:t>
+        <w:t>{{ai.f_deployment_context_notes}}</w:t>
       </w:r>
       <w:r>
         <w:rPr>
@@ -9657,77 +7585,13 @@
                 <w:lang w:val="en-AU" w:eastAsia="en-AU"/>
               </w:rPr>
             </w:pPr>
-            <w:proofErr w:type="gramStart"/>
-            <w:r>
-              <w:rPr>
-                <w:sz w:val="20"/>
-                <w:szCs w:val="20"/>
-                <w:lang w:val="en-AU" w:eastAsia="en-AU"/>
-              </w:rPr>
-              <w:t>{{ faira</w:t>
-            </w:r>
-            <w:proofErr w:type="gramEnd"/>
-            <w:r>
-              <w:rPr>
-                <w:sz w:val="20"/>
-                <w:szCs w:val="20"/>
-                <w:lang w:val="en-AU" w:eastAsia="en-AU"/>
-              </w:rPr>
-              <w:t>_</w:t>
-            </w:r>
-            <w:proofErr w:type="gramStart"/>
-            <w:r>
-              <w:rPr>
-                <w:sz w:val="20"/>
-                <w:szCs w:val="20"/>
-                <w:lang w:val="en-AU" w:eastAsia="en-AU"/>
-              </w:rPr>
-              <w:t>form.A</w:t>
-            </w:r>
-            <w:proofErr w:type="gramEnd"/>
-            <w:r>
-              <w:rPr>
-                <w:sz w:val="20"/>
-                <w:szCs w:val="20"/>
-                <w:lang w:val="en-AU" w:eastAsia="en-AU"/>
-              </w:rPr>
-              <w:t xml:space="preserve">5_1 | </w:t>
-            </w:r>
-            <w:proofErr w:type="gramStart"/>
-            <w:r>
-              <w:rPr>
-                <w:sz w:val="20"/>
-                <w:szCs w:val="20"/>
-                <w:lang w:val="en-AU" w:eastAsia="en-AU"/>
-              </w:rPr>
-              <w:t>join(</w:t>
-            </w:r>
-            <w:proofErr w:type="gramEnd"/>
-            <w:r>
-              <w:rPr>
-                <w:sz w:val="20"/>
-                <w:szCs w:val="20"/>
-                <w:lang w:val="en-AU" w:eastAsia="en-AU"/>
-              </w:rPr>
-              <w:t>“, “) | replace_</w:t>
-            </w:r>
-            <w:proofErr w:type="gramStart"/>
-            <w:r>
-              <w:rPr>
-                <w:sz w:val="20"/>
-                <w:szCs w:val="20"/>
-                <w:lang w:val="en-AU" w:eastAsia="en-AU"/>
-              </w:rPr>
-              <w:t>last(</w:t>
-            </w:r>
-            <w:proofErr w:type="gramEnd"/>
-            <w:r>
-              <w:rPr>
-                <w:sz w:val="20"/>
-                <w:szCs w:val="20"/>
-                <w:lang w:val="en-AU" w:eastAsia="en-AU"/>
-              </w:rPr>
-              <w:t>“, “, “, and “) }}</w:t>
+            <w:r>
+              <w:rPr>
+                <w:sz w:val="20"/>
+                <w:szCs w:val="20"/>
+                <w:lang w:val="en-AU" w:eastAsia="en-AU"/>
+              </w:rPr>
+              <w:t>{{ faira_form.A5_1 | join(“, “) | replace_last(“, “, “, and “) }}</w:t>
             </w:r>
           </w:p>
         </w:tc>
@@ -9783,77 +7647,13 @@
                 <w:lang w:val="en-AU" w:eastAsia="en-AU"/>
               </w:rPr>
             </w:pPr>
-            <w:proofErr w:type="gramStart"/>
-            <w:r>
-              <w:rPr>
-                <w:sz w:val="20"/>
-                <w:szCs w:val="20"/>
-                <w:lang w:val="en-AU" w:eastAsia="en-AU"/>
-              </w:rPr>
-              <w:t>{{ faira</w:t>
-            </w:r>
-            <w:proofErr w:type="gramEnd"/>
-            <w:r>
-              <w:rPr>
-                <w:sz w:val="20"/>
-                <w:szCs w:val="20"/>
-                <w:lang w:val="en-AU" w:eastAsia="en-AU"/>
-              </w:rPr>
-              <w:t>_</w:t>
-            </w:r>
-            <w:proofErr w:type="gramStart"/>
-            <w:r>
-              <w:rPr>
-                <w:sz w:val="20"/>
-                <w:szCs w:val="20"/>
-                <w:lang w:val="en-AU" w:eastAsia="en-AU"/>
-              </w:rPr>
-              <w:t>form.A</w:t>
-            </w:r>
-            <w:proofErr w:type="gramEnd"/>
-            <w:r>
-              <w:rPr>
-                <w:sz w:val="20"/>
-                <w:szCs w:val="20"/>
-                <w:lang w:val="en-AU" w:eastAsia="en-AU"/>
-              </w:rPr>
-              <w:t xml:space="preserve">5_2 | </w:t>
-            </w:r>
-            <w:proofErr w:type="gramStart"/>
-            <w:r>
-              <w:rPr>
-                <w:sz w:val="20"/>
-                <w:szCs w:val="20"/>
-                <w:lang w:val="en-AU" w:eastAsia="en-AU"/>
-              </w:rPr>
-              <w:t>join(</w:t>
-            </w:r>
-            <w:proofErr w:type="gramEnd"/>
-            <w:r>
-              <w:rPr>
-                <w:sz w:val="20"/>
-                <w:szCs w:val="20"/>
-                <w:lang w:val="en-AU" w:eastAsia="en-AU"/>
-              </w:rPr>
-              <w:t>“, “) | replace_</w:t>
-            </w:r>
-            <w:proofErr w:type="gramStart"/>
-            <w:r>
-              <w:rPr>
-                <w:sz w:val="20"/>
-                <w:szCs w:val="20"/>
-                <w:lang w:val="en-AU" w:eastAsia="en-AU"/>
-              </w:rPr>
-              <w:t>last(</w:t>
-            </w:r>
-            <w:proofErr w:type="gramEnd"/>
-            <w:r>
-              <w:rPr>
-                <w:sz w:val="20"/>
-                <w:szCs w:val="20"/>
-                <w:lang w:val="en-AU" w:eastAsia="en-AU"/>
-              </w:rPr>
-              <w:t>“, “, “, and “) }}</w:t>
+            <w:r>
+              <w:rPr>
+                <w:sz w:val="20"/>
+                <w:szCs w:val="20"/>
+                <w:lang w:val="en-AU" w:eastAsia="en-AU"/>
+              </w:rPr>
+              <w:t>{{ faira_form.A5_2 | join(“, “) | replace_last(“, “, “, and “) }}</w:t>
             </w:r>
           </w:p>
         </w:tc>
@@ -9909,77 +7709,13 @@
                 <w:lang w:val="en-AU" w:eastAsia="en-AU"/>
               </w:rPr>
             </w:pPr>
-            <w:proofErr w:type="gramStart"/>
-            <w:r>
-              <w:rPr>
-                <w:sz w:val="20"/>
-                <w:szCs w:val="20"/>
-                <w:lang w:val="en-AU" w:eastAsia="en-AU"/>
-              </w:rPr>
-              <w:t>{{ faira</w:t>
-            </w:r>
-            <w:proofErr w:type="gramEnd"/>
-            <w:r>
-              <w:rPr>
-                <w:sz w:val="20"/>
-                <w:szCs w:val="20"/>
-                <w:lang w:val="en-AU" w:eastAsia="en-AU"/>
-              </w:rPr>
-              <w:t>_</w:t>
-            </w:r>
-            <w:proofErr w:type="gramStart"/>
-            <w:r>
-              <w:rPr>
-                <w:sz w:val="20"/>
-                <w:szCs w:val="20"/>
-                <w:lang w:val="en-AU" w:eastAsia="en-AU"/>
-              </w:rPr>
-              <w:t>form.A</w:t>
-            </w:r>
-            <w:proofErr w:type="gramEnd"/>
-            <w:r>
-              <w:rPr>
-                <w:sz w:val="20"/>
-                <w:szCs w:val="20"/>
-                <w:lang w:val="en-AU" w:eastAsia="en-AU"/>
-              </w:rPr>
-              <w:t xml:space="preserve">5_3 | </w:t>
-            </w:r>
-            <w:proofErr w:type="gramStart"/>
-            <w:r>
-              <w:rPr>
-                <w:sz w:val="20"/>
-                <w:szCs w:val="20"/>
-                <w:lang w:val="en-AU" w:eastAsia="en-AU"/>
-              </w:rPr>
-              <w:t>join(</w:t>
-            </w:r>
-            <w:proofErr w:type="gramEnd"/>
-            <w:r>
-              <w:rPr>
-                <w:sz w:val="20"/>
-                <w:szCs w:val="20"/>
-                <w:lang w:val="en-AU" w:eastAsia="en-AU"/>
-              </w:rPr>
-              <w:t>“, “) | replace_</w:t>
-            </w:r>
-            <w:proofErr w:type="gramStart"/>
-            <w:r>
-              <w:rPr>
-                <w:sz w:val="20"/>
-                <w:szCs w:val="20"/>
-                <w:lang w:val="en-AU" w:eastAsia="en-AU"/>
-              </w:rPr>
-              <w:t>last(</w:t>
-            </w:r>
-            <w:proofErr w:type="gramEnd"/>
-            <w:r>
-              <w:rPr>
-                <w:sz w:val="20"/>
-                <w:szCs w:val="20"/>
-                <w:lang w:val="en-AU" w:eastAsia="en-AU"/>
-              </w:rPr>
-              <w:t>“, “, “, and “) }}</w:t>
+            <w:r>
+              <w:rPr>
+                <w:sz w:val="20"/>
+                <w:szCs w:val="20"/>
+                <w:lang w:val="en-AU" w:eastAsia="en-AU"/>
+              </w:rPr>
+              <w:t>{{ faira_form.A5_3 | join(“, “) | replace_last(“, “, “, and “) }}</w:t>
             </w:r>
           </w:p>
         </w:tc>
@@ -10035,77 +7771,13 @@
                 <w:lang w:val="en-AU" w:eastAsia="en-AU"/>
               </w:rPr>
             </w:pPr>
-            <w:proofErr w:type="gramStart"/>
-            <w:r>
-              <w:rPr>
-                <w:sz w:val="20"/>
-                <w:szCs w:val="20"/>
-                <w:lang w:val="en-AU" w:eastAsia="en-AU"/>
-              </w:rPr>
-              <w:t>{{ faira</w:t>
-            </w:r>
-            <w:proofErr w:type="gramEnd"/>
-            <w:r>
-              <w:rPr>
-                <w:sz w:val="20"/>
-                <w:szCs w:val="20"/>
-                <w:lang w:val="en-AU" w:eastAsia="en-AU"/>
-              </w:rPr>
-              <w:t>_</w:t>
-            </w:r>
-            <w:proofErr w:type="gramStart"/>
-            <w:r>
-              <w:rPr>
-                <w:sz w:val="20"/>
-                <w:szCs w:val="20"/>
-                <w:lang w:val="en-AU" w:eastAsia="en-AU"/>
-              </w:rPr>
-              <w:t>form.A</w:t>
-            </w:r>
-            <w:proofErr w:type="gramEnd"/>
-            <w:r>
-              <w:rPr>
-                <w:sz w:val="20"/>
-                <w:szCs w:val="20"/>
-                <w:lang w:val="en-AU" w:eastAsia="en-AU"/>
-              </w:rPr>
-              <w:t xml:space="preserve">5_4 | </w:t>
-            </w:r>
-            <w:proofErr w:type="gramStart"/>
-            <w:r>
-              <w:rPr>
-                <w:sz w:val="20"/>
-                <w:szCs w:val="20"/>
-                <w:lang w:val="en-AU" w:eastAsia="en-AU"/>
-              </w:rPr>
-              <w:t>join(</w:t>
-            </w:r>
-            <w:proofErr w:type="gramEnd"/>
-            <w:r>
-              <w:rPr>
-                <w:sz w:val="20"/>
-                <w:szCs w:val="20"/>
-                <w:lang w:val="en-AU" w:eastAsia="en-AU"/>
-              </w:rPr>
-              <w:t>“, “) | replace_</w:t>
-            </w:r>
-            <w:proofErr w:type="gramStart"/>
-            <w:r>
-              <w:rPr>
-                <w:sz w:val="20"/>
-                <w:szCs w:val="20"/>
-                <w:lang w:val="en-AU" w:eastAsia="en-AU"/>
-              </w:rPr>
-              <w:t>last(</w:t>
-            </w:r>
-            <w:proofErr w:type="gramEnd"/>
-            <w:r>
-              <w:rPr>
-                <w:sz w:val="20"/>
-                <w:szCs w:val="20"/>
-                <w:lang w:val="en-AU" w:eastAsia="en-AU"/>
-              </w:rPr>
-              <w:t>“, “, “, and “) }}</w:t>
+            <w:r>
+              <w:rPr>
+                <w:sz w:val="20"/>
+                <w:szCs w:val="20"/>
+                <w:lang w:val="en-AU" w:eastAsia="en-AU"/>
+              </w:rPr>
+              <w:t>{{ faira_form.A5_4 | join(“, “) | replace_last(“, “, “, and “) }}</w:t>
             </w:r>
           </w:p>
         </w:tc>
@@ -10161,77 +7833,13 @@
                 <w:lang w:val="en-AU" w:eastAsia="en-AU"/>
               </w:rPr>
             </w:pPr>
-            <w:proofErr w:type="gramStart"/>
-            <w:r>
-              <w:rPr>
-                <w:sz w:val="20"/>
-                <w:szCs w:val="20"/>
-                <w:lang w:val="en-AU" w:eastAsia="en-AU"/>
-              </w:rPr>
-              <w:t>{{ faira</w:t>
-            </w:r>
-            <w:proofErr w:type="gramEnd"/>
-            <w:r>
-              <w:rPr>
-                <w:sz w:val="20"/>
-                <w:szCs w:val="20"/>
-                <w:lang w:val="en-AU" w:eastAsia="en-AU"/>
-              </w:rPr>
-              <w:t>_</w:t>
-            </w:r>
-            <w:proofErr w:type="gramStart"/>
-            <w:r>
-              <w:rPr>
-                <w:sz w:val="20"/>
-                <w:szCs w:val="20"/>
-                <w:lang w:val="en-AU" w:eastAsia="en-AU"/>
-              </w:rPr>
-              <w:t>form.A</w:t>
-            </w:r>
-            <w:proofErr w:type="gramEnd"/>
-            <w:r>
-              <w:rPr>
-                <w:sz w:val="20"/>
-                <w:szCs w:val="20"/>
-                <w:lang w:val="en-AU" w:eastAsia="en-AU"/>
-              </w:rPr>
-              <w:t xml:space="preserve">5_5 | </w:t>
-            </w:r>
-            <w:proofErr w:type="gramStart"/>
-            <w:r>
-              <w:rPr>
-                <w:sz w:val="20"/>
-                <w:szCs w:val="20"/>
-                <w:lang w:val="en-AU" w:eastAsia="en-AU"/>
-              </w:rPr>
-              <w:t>join(</w:t>
-            </w:r>
-            <w:proofErr w:type="gramEnd"/>
-            <w:r>
-              <w:rPr>
-                <w:sz w:val="20"/>
-                <w:szCs w:val="20"/>
-                <w:lang w:val="en-AU" w:eastAsia="en-AU"/>
-              </w:rPr>
-              <w:t>“, “) | replace_</w:t>
-            </w:r>
-            <w:proofErr w:type="gramStart"/>
-            <w:r>
-              <w:rPr>
-                <w:sz w:val="20"/>
-                <w:szCs w:val="20"/>
-                <w:lang w:val="en-AU" w:eastAsia="en-AU"/>
-              </w:rPr>
-              <w:t>last(</w:t>
-            </w:r>
-            <w:proofErr w:type="gramEnd"/>
-            <w:r>
-              <w:rPr>
-                <w:sz w:val="20"/>
-                <w:szCs w:val="20"/>
-                <w:lang w:val="en-AU" w:eastAsia="en-AU"/>
-              </w:rPr>
-              <w:t>“, “, “, and “) }}</w:t>
+            <w:r>
+              <w:rPr>
+                <w:sz w:val="20"/>
+                <w:szCs w:val="20"/>
+                <w:lang w:val="en-AU" w:eastAsia="en-AU"/>
+              </w:rPr>
+              <w:t>{{ faira_form.A5_5 | join(“, “) | replace_last(“, “, “, and “) }}</w:t>
             </w:r>
           </w:p>
         </w:tc>
@@ -10287,77 +7895,13 @@
                 <w:lang w:val="en-AU" w:eastAsia="en-AU"/>
               </w:rPr>
             </w:pPr>
-            <w:proofErr w:type="gramStart"/>
-            <w:r>
-              <w:rPr>
-                <w:sz w:val="20"/>
-                <w:szCs w:val="20"/>
-                <w:lang w:val="en-AU" w:eastAsia="en-AU"/>
-              </w:rPr>
-              <w:t>{{ faira</w:t>
-            </w:r>
-            <w:proofErr w:type="gramEnd"/>
-            <w:r>
-              <w:rPr>
-                <w:sz w:val="20"/>
-                <w:szCs w:val="20"/>
-                <w:lang w:val="en-AU" w:eastAsia="en-AU"/>
-              </w:rPr>
-              <w:t>_</w:t>
-            </w:r>
-            <w:proofErr w:type="gramStart"/>
-            <w:r>
-              <w:rPr>
-                <w:sz w:val="20"/>
-                <w:szCs w:val="20"/>
-                <w:lang w:val="en-AU" w:eastAsia="en-AU"/>
-              </w:rPr>
-              <w:t>form.A</w:t>
-            </w:r>
-            <w:proofErr w:type="gramEnd"/>
-            <w:r>
-              <w:rPr>
-                <w:sz w:val="20"/>
-                <w:szCs w:val="20"/>
-                <w:lang w:val="en-AU" w:eastAsia="en-AU"/>
-              </w:rPr>
-              <w:t xml:space="preserve">5_6 | </w:t>
-            </w:r>
-            <w:proofErr w:type="gramStart"/>
-            <w:r>
-              <w:rPr>
-                <w:sz w:val="20"/>
-                <w:szCs w:val="20"/>
-                <w:lang w:val="en-AU" w:eastAsia="en-AU"/>
-              </w:rPr>
-              <w:t>join(</w:t>
-            </w:r>
-            <w:proofErr w:type="gramEnd"/>
-            <w:r>
-              <w:rPr>
-                <w:sz w:val="20"/>
-                <w:szCs w:val="20"/>
-                <w:lang w:val="en-AU" w:eastAsia="en-AU"/>
-              </w:rPr>
-              <w:t>“, “) | replace_</w:t>
-            </w:r>
-            <w:proofErr w:type="gramStart"/>
-            <w:r>
-              <w:rPr>
-                <w:sz w:val="20"/>
-                <w:szCs w:val="20"/>
-                <w:lang w:val="en-AU" w:eastAsia="en-AU"/>
-              </w:rPr>
-              <w:t>last(</w:t>
-            </w:r>
-            <w:proofErr w:type="gramEnd"/>
-            <w:r>
-              <w:rPr>
-                <w:sz w:val="20"/>
-                <w:szCs w:val="20"/>
-                <w:lang w:val="en-AU" w:eastAsia="en-AU"/>
-              </w:rPr>
-              <w:t>“, “, “, and “) }}</w:t>
+            <w:r>
+              <w:rPr>
+                <w:sz w:val="20"/>
+                <w:szCs w:val="20"/>
+                <w:lang w:val="en-AU" w:eastAsia="en-AU"/>
+              </w:rPr>
+              <w:t>{{ faira_form.A5_6 | join(“, “) | replace_last(“, “, “, and “) }}</w:t>
             </w:r>
           </w:p>
         </w:tc>
@@ -10413,77 +7957,13 @@
                 <w:lang w:val="en-AU" w:eastAsia="en-AU"/>
               </w:rPr>
             </w:pPr>
-            <w:proofErr w:type="gramStart"/>
-            <w:r>
-              <w:rPr>
-                <w:sz w:val="20"/>
-                <w:szCs w:val="20"/>
-                <w:lang w:val="en-AU" w:eastAsia="en-AU"/>
-              </w:rPr>
-              <w:t>{{ faira</w:t>
-            </w:r>
-            <w:proofErr w:type="gramEnd"/>
-            <w:r>
-              <w:rPr>
-                <w:sz w:val="20"/>
-                <w:szCs w:val="20"/>
-                <w:lang w:val="en-AU" w:eastAsia="en-AU"/>
-              </w:rPr>
-              <w:t>_</w:t>
-            </w:r>
-            <w:proofErr w:type="gramStart"/>
-            <w:r>
-              <w:rPr>
-                <w:sz w:val="20"/>
-                <w:szCs w:val="20"/>
-                <w:lang w:val="en-AU" w:eastAsia="en-AU"/>
-              </w:rPr>
-              <w:t>form.A</w:t>
-            </w:r>
-            <w:proofErr w:type="gramEnd"/>
-            <w:r>
-              <w:rPr>
-                <w:sz w:val="20"/>
-                <w:szCs w:val="20"/>
-                <w:lang w:val="en-AU" w:eastAsia="en-AU"/>
-              </w:rPr>
-              <w:t xml:space="preserve">5_7 | </w:t>
-            </w:r>
-            <w:proofErr w:type="gramStart"/>
-            <w:r>
-              <w:rPr>
-                <w:sz w:val="20"/>
-                <w:szCs w:val="20"/>
-                <w:lang w:val="en-AU" w:eastAsia="en-AU"/>
-              </w:rPr>
-              <w:t>join(</w:t>
-            </w:r>
-            <w:proofErr w:type="gramEnd"/>
-            <w:r>
-              <w:rPr>
-                <w:sz w:val="20"/>
-                <w:szCs w:val="20"/>
-                <w:lang w:val="en-AU" w:eastAsia="en-AU"/>
-              </w:rPr>
-              <w:t>“, “) | replace_</w:t>
-            </w:r>
-            <w:proofErr w:type="gramStart"/>
-            <w:r>
-              <w:rPr>
-                <w:sz w:val="20"/>
-                <w:szCs w:val="20"/>
-                <w:lang w:val="en-AU" w:eastAsia="en-AU"/>
-              </w:rPr>
-              <w:t>last(</w:t>
-            </w:r>
-            <w:proofErr w:type="gramEnd"/>
-            <w:r>
-              <w:rPr>
-                <w:sz w:val="20"/>
-                <w:szCs w:val="20"/>
-                <w:lang w:val="en-AU" w:eastAsia="en-AU"/>
-              </w:rPr>
-              <w:t>“, “, “, and “) }}</w:t>
+            <w:r>
+              <w:rPr>
+                <w:sz w:val="20"/>
+                <w:szCs w:val="20"/>
+                <w:lang w:val="en-AU" w:eastAsia="en-AU"/>
+              </w:rPr>
+              <w:t>{{ faira_form.A5_7 | join(“, “) | replace_last(“, “, “, and “) }}</w:t>
             </w:r>
           </w:p>
         </w:tc>
@@ -10539,77 +8019,13 @@
                 <w:lang w:val="en-AU" w:eastAsia="en-AU"/>
               </w:rPr>
             </w:pPr>
-            <w:proofErr w:type="gramStart"/>
-            <w:r>
-              <w:rPr>
-                <w:sz w:val="20"/>
-                <w:szCs w:val="20"/>
-                <w:lang w:val="en-AU" w:eastAsia="en-AU"/>
-              </w:rPr>
-              <w:t>{{ faira</w:t>
-            </w:r>
-            <w:proofErr w:type="gramEnd"/>
-            <w:r>
-              <w:rPr>
-                <w:sz w:val="20"/>
-                <w:szCs w:val="20"/>
-                <w:lang w:val="en-AU" w:eastAsia="en-AU"/>
-              </w:rPr>
-              <w:t>_</w:t>
-            </w:r>
-            <w:proofErr w:type="gramStart"/>
-            <w:r>
-              <w:rPr>
-                <w:sz w:val="20"/>
-                <w:szCs w:val="20"/>
-                <w:lang w:val="en-AU" w:eastAsia="en-AU"/>
-              </w:rPr>
-              <w:t>form.A</w:t>
-            </w:r>
-            <w:proofErr w:type="gramEnd"/>
-            <w:r>
-              <w:rPr>
-                <w:sz w:val="20"/>
-                <w:szCs w:val="20"/>
-                <w:lang w:val="en-AU" w:eastAsia="en-AU"/>
-              </w:rPr>
-              <w:t xml:space="preserve">5_8 | </w:t>
-            </w:r>
-            <w:proofErr w:type="gramStart"/>
-            <w:r>
-              <w:rPr>
-                <w:sz w:val="20"/>
-                <w:szCs w:val="20"/>
-                <w:lang w:val="en-AU" w:eastAsia="en-AU"/>
-              </w:rPr>
-              <w:t>join(</w:t>
-            </w:r>
-            <w:proofErr w:type="gramEnd"/>
-            <w:r>
-              <w:rPr>
-                <w:sz w:val="20"/>
-                <w:szCs w:val="20"/>
-                <w:lang w:val="en-AU" w:eastAsia="en-AU"/>
-              </w:rPr>
-              <w:t>“, “) | replace_</w:t>
-            </w:r>
-            <w:proofErr w:type="gramStart"/>
-            <w:r>
-              <w:rPr>
-                <w:sz w:val="20"/>
-                <w:szCs w:val="20"/>
-                <w:lang w:val="en-AU" w:eastAsia="en-AU"/>
-              </w:rPr>
-              <w:t>last(</w:t>
-            </w:r>
-            <w:proofErr w:type="gramEnd"/>
-            <w:r>
-              <w:rPr>
-                <w:sz w:val="20"/>
-                <w:szCs w:val="20"/>
-                <w:lang w:val="en-AU" w:eastAsia="en-AU"/>
-              </w:rPr>
-              <w:t>“, “, “, and “) }}</w:t>
+            <w:r>
+              <w:rPr>
+                <w:sz w:val="20"/>
+                <w:szCs w:val="20"/>
+                <w:lang w:val="en-AU" w:eastAsia="en-AU"/>
+              </w:rPr>
+              <w:t>{{ faira_form.A5_8 | join(“, “) | replace_last(“, “, “, and “) }}</w:t>
             </w:r>
           </w:p>
         </w:tc>
@@ -10633,23 +8049,7 @@
           <w:highlight w:val="yellow"/>
           <w:lang w:val="en-AU" w:eastAsia="en-AU"/>
         </w:rPr>
-        <w:t>{{</w:t>
-      </w:r>
-      <w:proofErr w:type="gramStart"/>
-      <w:r>
-        <w:rPr>
-          <w:highlight w:val="yellow"/>
-          <w:lang w:val="en-AU" w:eastAsia="en-AU"/>
-        </w:rPr>
-        <w:t>ai.f</w:t>
-      </w:r>
-      <w:proofErr w:type="gramEnd"/>
-      <w:r>
-        <w:rPr>
-          <w:highlight w:val="yellow"/>
-          <w:lang w:val="en-AU" w:eastAsia="en-AU"/>
-        </w:rPr>
-        <w:t>_impact_context_notes}}</w:t>
+        <w:t>{{ai.f_impact_context_notes}}</w:t>
       </w:r>
       <w:r>
         <w:rPr>
@@ -10670,7 +8070,6 @@
         <w:rPr>
           <w:lang w:val="en-AU" w:eastAsia="en-AU"/>
         </w:rPr>
-        <w:lastRenderedPageBreak/>
         <w:t>Part B – AI Ethics Principles Risk Assessment</w:t>
       </w:r>
       <w:bookmarkEnd w:id="9"/>
@@ -10775,23 +8174,7 @@
           <w:highlight w:val="yellow"/>
           <w:lang w:val="en-AU" w:eastAsia="en-AU"/>
         </w:rPr>
-        <w:t>{{</w:t>
-      </w:r>
-      <w:proofErr w:type="gramStart"/>
-      <w:r>
-        <w:rPr>
-          <w:highlight w:val="yellow"/>
-          <w:lang w:val="en-AU" w:eastAsia="en-AU"/>
-        </w:rPr>
-        <w:t>ai.f</w:t>
-      </w:r>
-      <w:proofErr w:type="gramEnd"/>
-      <w:r>
-        <w:rPr>
-          <w:highlight w:val="yellow"/>
-          <w:lang w:val="en-AU" w:eastAsia="en-AU"/>
-        </w:rPr>
-        <w:t>_domain_analysis}}</w:t>
+        <w:t>{{ai.f_domain_analysis}}</w:t>
       </w:r>
       <w:r>
         <w:rPr>
@@ -11000,7 +8383,6 @@
                 <w:szCs w:val="20"/>
                 <w:lang w:val="en-AU" w:eastAsia="en-AU"/>
               </w:rPr>
-              <w:lastRenderedPageBreak/>
               <w:t>Measure</w:t>
             </w:r>
           </w:p>
@@ -11098,25 +8480,7 @@
                 <w:szCs w:val="20"/>
                 <w:lang w:val="en-AU" w:eastAsia="en-AU"/>
               </w:rPr>
-              <w:t>{{domain_</w:t>
-            </w:r>
-            <w:proofErr w:type="gramStart"/>
-            <w:r>
-              <w:rPr>
-                <w:sz w:val="20"/>
-                <w:szCs w:val="20"/>
-                <w:lang w:val="en-AU" w:eastAsia="en-AU"/>
-              </w:rPr>
-              <w:t>scores.Accountability.Impact</w:t>
-            </w:r>
-            <w:proofErr w:type="gramEnd"/>
-            <w:r>
-              <w:rPr>
-                <w:sz w:val="20"/>
-                <w:szCs w:val="20"/>
-                <w:lang w:val="en-AU" w:eastAsia="en-AU"/>
-              </w:rPr>
-              <w:t>}}</w:t>
+              <w:t>{{domain_scores.Accountability.Impact}}</w:t>
             </w:r>
           </w:p>
         </w:tc>
@@ -11178,25 +8542,7 @@
                 <w:szCs w:val="20"/>
                 <w:lang w:val="en-AU" w:eastAsia="en-AU"/>
               </w:rPr>
-              <w:t>{{domain_</w:t>
-            </w:r>
-            <w:proofErr w:type="gramStart"/>
-            <w:r>
-              <w:rPr>
-                <w:sz w:val="20"/>
-                <w:szCs w:val="20"/>
-                <w:lang w:val="en-AU" w:eastAsia="en-AU"/>
-              </w:rPr>
-              <w:t>scores.Accountability.Likelihood</w:t>
-            </w:r>
-            <w:proofErr w:type="gramEnd"/>
-            <w:r>
-              <w:rPr>
-                <w:sz w:val="20"/>
-                <w:szCs w:val="20"/>
-                <w:lang w:val="en-AU" w:eastAsia="en-AU"/>
-              </w:rPr>
-              <w:t>}}</w:t>
+              <w:t>{{domain_scores.Accountability.Likelihood}}</w:t>
             </w:r>
           </w:p>
         </w:tc>
@@ -11260,25 +8606,7 @@
                 <w:szCs w:val="20"/>
                 <w:lang w:val="en-AU" w:eastAsia="en-AU"/>
               </w:rPr>
-              <w:t>{{domain_</w:t>
-            </w:r>
-            <w:proofErr w:type="gramStart"/>
-            <w:r>
-              <w:rPr>
-                <w:sz w:val="20"/>
-                <w:szCs w:val="20"/>
-                <w:lang w:val="en-AU" w:eastAsia="en-AU"/>
-              </w:rPr>
-              <w:t>scores.Accountability.Inherent</w:t>
-            </w:r>
-            <w:proofErr w:type="gramEnd"/>
-            <w:r>
-              <w:rPr>
-                <w:sz w:val="20"/>
-                <w:szCs w:val="20"/>
-                <w:lang w:val="en-AU" w:eastAsia="en-AU"/>
-              </w:rPr>
-              <w:t>_Risk}}</w:t>
+              <w:t>{{domain_scores.Accountability.Inherent_Risk}}</w:t>
             </w:r>
           </w:p>
         </w:tc>
@@ -11340,25 +8668,7 @@
                 <w:szCs w:val="20"/>
                 <w:lang w:val="en-AU" w:eastAsia="en-AU"/>
               </w:rPr>
-              <w:t>{{domain_</w:t>
-            </w:r>
-            <w:proofErr w:type="gramStart"/>
-            <w:r>
-              <w:rPr>
-                <w:sz w:val="20"/>
-                <w:szCs w:val="20"/>
-                <w:lang w:val="en-AU" w:eastAsia="en-AU"/>
-              </w:rPr>
-              <w:t>scores.Accountability.Control</w:t>
-            </w:r>
-            <w:proofErr w:type="gramEnd"/>
-            <w:r>
-              <w:rPr>
-                <w:sz w:val="20"/>
-                <w:szCs w:val="20"/>
-                <w:lang w:val="en-AU" w:eastAsia="en-AU"/>
-              </w:rPr>
-              <w:t>_Effectiveness}}</w:t>
+              <w:t>{{domain_scores.Accountability.Control_Effectiveness}}</w:t>
             </w:r>
           </w:p>
         </w:tc>
@@ -11422,25 +8732,7 @@
                 <w:szCs w:val="20"/>
                 <w:lang w:val="en-AU" w:eastAsia="en-AU"/>
               </w:rPr>
-              <w:t>{{domain_</w:t>
-            </w:r>
-            <w:proofErr w:type="gramStart"/>
-            <w:r>
-              <w:rPr>
-                <w:sz w:val="20"/>
-                <w:szCs w:val="20"/>
-                <w:lang w:val="en-AU" w:eastAsia="en-AU"/>
-              </w:rPr>
-              <w:t>scores.Accountability.Risk</w:t>
-            </w:r>
-            <w:proofErr w:type="gramEnd"/>
-            <w:r>
-              <w:rPr>
-                <w:sz w:val="20"/>
-                <w:szCs w:val="20"/>
-                <w:lang w:val="en-AU" w:eastAsia="en-AU"/>
-              </w:rPr>
-              <w:t>}}</w:t>
+              <w:t>{{domain_scores.Accountability.Risk}}</w:t>
             </w:r>
           </w:p>
         </w:tc>
@@ -11464,23 +8756,7 @@
           <w:highlight w:val="yellow"/>
           <w:lang w:val="en-AU" w:eastAsia="en-AU"/>
         </w:rPr>
-        <w:t>{{</w:t>
-      </w:r>
-      <w:proofErr w:type="gramStart"/>
-      <w:r>
-        <w:rPr>
-          <w:highlight w:val="yellow"/>
-          <w:lang w:val="en-AU" w:eastAsia="en-AU"/>
-        </w:rPr>
-        <w:t>ai.f</w:t>
-      </w:r>
-      <w:proofErr w:type="gramEnd"/>
-      <w:r>
-        <w:rPr>
-          <w:highlight w:val="yellow"/>
-          <w:lang w:val="en-AU" w:eastAsia="en-AU"/>
-        </w:rPr>
-        <w:t>_domain_b</w:t>
+        <w:t>{{ai.f_domain_b</w:t>
       </w:r>
       <w:r>
         <w:rPr>
@@ -11800,25 +9076,7 @@
                 <w:szCs w:val="20"/>
                 <w:lang w:val="en-AU" w:eastAsia="en-AU"/>
               </w:rPr>
-              <w:t>{{domain_</w:t>
-            </w:r>
-            <w:proofErr w:type="gramStart"/>
-            <w:r>
-              <w:rPr>
-                <w:sz w:val="20"/>
-                <w:szCs w:val="20"/>
-                <w:lang w:val="en-AU" w:eastAsia="en-AU"/>
-              </w:rPr>
-              <w:t>scores.Contestability.Impact</w:t>
-            </w:r>
-            <w:proofErr w:type="gramEnd"/>
-            <w:r>
-              <w:rPr>
-                <w:sz w:val="20"/>
-                <w:szCs w:val="20"/>
-                <w:lang w:val="en-AU" w:eastAsia="en-AU"/>
-              </w:rPr>
-              <w:t>}}</w:t>
+              <w:t>{{domain_scores.Contestability.Impact}}</w:t>
             </w:r>
           </w:p>
         </w:tc>
@@ -11880,25 +9138,7 @@
                 <w:szCs w:val="20"/>
                 <w:lang w:val="en-AU" w:eastAsia="en-AU"/>
               </w:rPr>
-              <w:t>{{domain_</w:t>
-            </w:r>
-            <w:proofErr w:type="gramStart"/>
-            <w:r>
-              <w:rPr>
-                <w:sz w:val="20"/>
-                <w:szCs w:val="20"/>
-                <w:lang w:val="en-AU" w:eastAsia="en-AU"/>
-              </w:rPr>
-              <w:t>scores.Contestability.Likelihood</w:t>
-            </w:r>
-            <w:proofErr w:type="gramEnd"/>
-            <w:r>
-              <w:rPr>
-                <w:sz w:val="20"/>
-                <w:szCs w:val="20"/>
-                <w:lang w:val="en-AU" w:eastAsia="en-AU"/>
-              </w:rPr>
-              <w:t>}}</w:t>
+              <w:t>{{domain_scores.Contestability.Likelihood}}</w:t>
             </w:r>
           </w:p>
         </w:tc>
@@ -11962,25 +9202,7 @@
                 <w:szCs w:val="20"/>
                 <w:lang w:val="en-AU" w:eastAsia="en-AU"/>
               </w:rPr>
-              <w:t>{{domain_</w:t>
-            </w:r>
-            <w:proofErr w:type="gramStart"/>
-            <w:r>
-              <w:rPr>
-                <w:sz w:val="20"/>
-                <w:szCs w:val="20"/>
-                <w:lang w:val="en-AU" w:eastAsia="en-AU"/>
-              </w:rPr>
-              <w:t>scores.Contestability.Inherent</w:t>
-            </w:r>
-            <w:proofErr w:type="gramEnd"/>
-            <w:r>
-              <w:rPr>
-                <w:sz w:val="20"/>
-                <w:szCs w:val="20"/>
-                <w:lang w:val="en-AU" w:eastAsia="en-AU"/>
-              </w:rPr>
-              <w:t>_Risk}}</w:t>
+              <w:t>{{domain_scores.Contestability.Inherent_Risk}}</w:t>
             </w:r>
           </w:p>
         </w:tc>
@@ -12042,25 +9264,7 @@
                 <w:szCs w:val="20"/>
                 <w:lang w:val="en-AU" w:eastAsia="en-AU"/>
               </w:rPr>
-              <w:t>{{domain_</w:t>
-            </w:r>
-            <w:proofErr w:type="gramStart"/>
-            <w:r>
-              <w:rPr>
-                <w:sz w:val="20"/>
-                <w:szCs w:val="20"/>
-                <w:lang w:val="en-AU" w:eastAsia="en-AU"/>
-              </w:rPr>
-              <w:t>scores.Contestability.Control</w:t>
-            </w:r>
-            <w:proofErr w:type="gramEnd"/>
-            <w:r>
-              <w:rPr>
-                <w:sz w:val="20"/>
-                <w:szCs w:val="20"/>
-                <w:lang w:val="en-AU" w:eastAsia="en-AU"/>
-              </w:rPr>
-              <w:t>_Effectiveness}}</w:t>
+              <w:t>{{domain_scores.Contestability.Control_Effectiveness}}</w:t>
             </w:r>
           </w:p>
         </w:tc>
@@ -12124,25 +9328,7 @@
                 <w:szCs w:val="20"/>
                 <w:lang w:val="en-AU" w:eastAsia="en-AU"/>
               </w:rPr>
-              <w:t>{{domain_</w:t>
-            </w:r>
-            <w:proofErr w:type="gramStart"/>
-            <w:r>
-              <w:rPr>
-                <w:sz w:val="20"/>
-                <w:szCs w:val="20"/>
-                <w:lang w:val="en-AU" w:eastAsia="en-AU"/>
-              </w:rPr>
-              <w:t>scores.Contestability.Risk</w:t>
-            </w:r>
-            <w:proofErr w:type="gramEnd"/>
-            <w:r>
-              <w:rPr>
-                <w:sz w:val="20"/>
-                <w:szCs w:val="20"/>
-                <w:lang w:val="en-AU" w:eastAsia="en-AU"/>
-              </w:rPr>
-              <w:t>}}</w:t>
+              <w:t>{{domain_scores.Contestability.Risk}}</w:t>
             </w:r>
           </w:p>
         </w:tc>
@@ -12166,36 +9352,20 @@
           <w:highlight w:val="yellow"/>
           <w:lang w:val="en-AU" w:eastAsia="en-AU"/>
         </w:rPr>
-        <w:t>{{</w:t>
-      </w:r>
-      <w:proofErr w:type="gramStart"/>
+        <w:t>{{ai.f_domain_b</w:t>
+      </w:r>
       <w:r>
         <w:rPr>
           <w:highlight w:val="yellow"/>
           <w:lang w:val="en-AU" w:eastAsia="en-AU"/>
         </w:rPr>
-        <w:t>ai.f</w:t>
-      </w:r>
-      <w:proofErr w:type="gramEnd"/>
+        <w:t>2</w:t>
+      </w:r>
       <w:r>
         <w:rPr>
           <w:highlight w:val="yellow"/>
           <w:lang w:val="en-AU" w:eastAsia="en-AU"/>
         </w:rPr>
-        <w:t>_domain_b</w:t>
-      </w:r>
-      <w:r>
-        <w:rPr>
-          <w:highlight w:val="yellow"/>
-          <w:lang w:val="en-AU" w:eastAsia="en-AU"/>
-        </w:rPr>
-        <w:t>2</w:t>
-      </w:r>
-      <w:r>
-        <w:rPr>
-          <w:highlight w:val="yellow"/>
-          <w:lang w:val="en-AU" w:eastAsia="en-AU"/>
-        </w:rPr>
         <w:t>_analysis}}</w:t>
       </w:r>
       <w:r>
@@ -12217,7 +9387,6 @@
         <w:rPr>
           <w:lang w:val="en-AU" w:eastAsia="en-AU"/>
         </w:rPr>
-        <w:lastRenderedPageBreak/>
         <w:t>Fairness</w:t>
       </w:r>
       <w:bookmarkEnd w:id="12"/>
@@ -12503,25 +9672,7 @@
                 <w:szCs w:val="20"/>
                 <w:lang w:val="en-AU" w:eastAsia="en-AU"/>
               </w:rPr>
-              <w:t>{{domain_</w:t>
-            </w:r>
-            <w:proofErr w:type="gramStart"/>
-            <w:r>
-              <w:rPr>
-                <w:sz w:val="20"/>
-                <w:szCs w:val="20"/>
-                <w:lang w:val="en-AU" w:eastAsia="en-AU"/>
-              </w:rPr>
-              <w:t>scores.Fairness.Impact</w:t>
-            </w:r>
-            <w:proofErr w:type="gramEnd"/>
-            <w:r>
-              <w:rPr>
-                <w:sz w:val="20"/>
-                <w:szCs w:val="20"/>
-                <w:lang w:val="en-AU" w:eastAsia="en-AU"/>
-              </w:rPr>
-              <w:t>}}</w:t>
+              <w:t>{{domain_scores.Fairness.Impact}}</w:t>
             </w:r>
           </w:p>
         </w:tc>
@@ -12583,25 +9734,7 @@
                 <w:szCs w:val="20"/>
                 <w:lang w:val="en-AU" w:eastAsia="en-AU"/>
               </w:rPr>
-              <w:t>{{domain_</w:t>
-            </w:r>
-            <w:proofErr w:type="gramStart"/>
-            <w:r>
-              <w:rPr>
-                <w:sz w:val="20"/>
-                <w:szCs w:val="20"/>
-                <w:lang w:val="en-AU" w:eastAsia="en-AU"/>
-              </w:rPr>
-              <w:t>scores.Fairness.Likelihood</w:t>
-            </w:r>
-            <w:proofErr w:type="gramEnd"/>
-            <w:r>
-              <w:rPr>
-                <w:sz w:val="20"/>
-                <w:szCs w:val="20"/>
-                <w:lang w:val="en-AU" w:eastAsia="en-AU"/>
-              </w:rPr>
-              <w:t>}}</w:t>
+              <w:t>{{domain_scores.Fairness.Likelihood}}</w:t>
             </w:r>
           </w:p>
         </w:tc>
@@ -12665,25 +9798,7 @@
                 <w:szCs w:val="20"/>
                 <w:lang w:val="en-AU" w:eastAsia="en-AU"/>
               </w:rPr>
-              <w:t>{{domain_</w:t>
-            </w:r>
-            <w:proofErr w:type="gramStart"/>
-            <w:r>
-              <w:rPr>
-                <w:sz w:val="20"/>
-                <w:szCs w:val="20"/>
-                <w:lang w:val="en-AU" w:eastAsia="en-AU"/>
-              </w:rPr>
-              <w:t>scores.Fairness.Inherent</w:t>
-            </w:r>
-            <w:proofErr w:type="gramEnd"/>
-            <w:r>
-              <w:rPr>
-                <w:sz w:val="20"/>
-                <w:szCs w:val="20"/>
-                <w:lang w:val="en-AU" w:eastAsia="en-AU"/>
-              </w:rPr>
-              <w:t>_Risk}}</w:t>
+              <w:t>{{domain_scores.Fairness.Inherent_Risk}}</w:t>
             </w:r>
           </w:p>
         </w:tc>
@@ -12745,25 +9860,7 @@
                 <w:szCs w:val="20"/>
                 <w:lang w:val="en-AU" w:eastAsia="en-AU"/>
               </w:rPr>
-              <w:t>{{domain_</w:t>
-            </w:r>
-            <w:proofErr w:type="gramStart"/>
-            <w:r>
-              <w:rPr>
-                <w:sz w:val="20"/>
-                <w:szCs w:val="20"/>
-                <w:lang w:val="en-AU" w:eastAsia="en-AU"/>
-              </w:rPr>
-              <w:t>scores.Fairness.Control</w:t>
-            </w:r>
-            <w:proofErr w:type="gramEnd"/>
-            <w:r>
-              <w:rPr>
-                <w:sz w:val="20"/>
-                <w:szCs w:val="20"/>
-                <w:lang w:val="en-AU" w:eastAsia="en-AU"/>
-              </w:rPr>
-              <w:t>_Effectiveness}}</w:t>
+              <w:t>{{domain_scores.Fairness.Control_Effectiveness}}</w:t>
             </w:r>
           </w:p>
         </w:tc>
@@ -12827,25 +9924,7 @@
                 <w:szCs w:val="20"/>
                 <w:lang w:val="en-AU" w:eastAsia="en-AU"/>
               </w:rPr>
-              <w:t>{{domain_</w:t>
-            </w:r>
-            <w:proofErr w:type="gramStart"/>
-            <w:r>
-              <w:rPr>
-                <w:sz w:val="20"/>
-                <w:szCs w:val="20"/>
-                <w:lang w:val="en-AU" w:eastAsia="en-AU"/>
-              </w:rPr>
-              <w:t>scores.Fairness.Risk</w:t>
-            </w:r>
-            <w:proofErr w:type="gramEnd"/>
-            <w:r>
-              <w:rPr>
-                <w:sz w:val="20"/>
-                <w:szCs w:val="20"/>
-                <w:lang w:val="en-AU" w:eastAsia="en-AU"/>
-              </w:rPr>
-              <w:t>}}</w:t>
+              <w:t>{{domain_scores.Fairness.Risk}}</w:t>
             </w:r>
           </w:p>
         </w:tc>
@@ -12869,23 +9948,7 @@
           <w:highlight w:val="yellow"/>
           <w:lang w:val="en-AU" w:eastAsia="en-AU"/>
         </w:rPr>
-        <w:t>{{</w:t>
-      </w:r>
-      <w:proofErr w:type="gramStart"/>
-      <w:r>
-        <w:rPr>
-          <w:highlight w:val="yellow"/>
-          <w:lang w:val="en-AU" w:eastAsia="en-AU"/>
-        </w:rPr>
-        <w:t>ai.f</w:t>
-      </w:r>
-      <w:proofErr w:type="gramEnd"/>
-      <w:r>
-        <w:rPr>
-          <w:highlight w:val="yellow"/>
-          <w:lang w:val="en-AU" w:eastAsia="en-AU"/>
-        </w:rPr>
-        <w:t>_domain_b3_analysis}}</w:t>
+        <w:t>{{ai.f_domain_b3_analysis}}</w:t>
       </w:r>
       <w:r>
         <w:rPr>
@@ -13015,28 +10078,7 @@
         <w:rPr>
           <w:lang w:eastAsia="en-AU"/>
         </w:rPr>
-        <w:t xml:space="preserve">. These results reflect how </w:t>
-      </w:r>
-      <w:r>
-        <w:rPr>
-          <w:lang w:eastAsia="en-AU"/>
-        </w:rPr>
-        <w:lastRenderedPageBreak/>
-        <w:t xml:space="preserve">potential </w:t>
-      </w:r>
-      <w:proofErr w:type="gramStart"/>
-      <w:r>
-        <w:rPr>
-          <w:lang w:eastAsia="en-AU"/>
-        </w:rPr>
-        <w:t>wellbeing</w:t>
-      </w:r>
-      <w:proofErr w:type="gramEnd"/>
-      <w:r>
-        <w:rPr>
-          <w:lang w:eastAsia="en-AU"/>
-        </w:rPr>
-        <w:t>-related impacts are influenced by the system’s operating context and existing governance arrangements.</w:t>
+        <w:t>. These results reflect how potential wellbeing-related impacts are influenced by the system’s operating context and existing governance arrangements.</w:t>
       </w:r>
     </w:p>
     <w:p>
@@ -13232,25 +10274,7 @@
                 <w:szCs w:val="20"/>
                 <w:lang w:val="en-AU" w:eastAsia="en-AU"/>
               </w:rPr>
-              <w:t>{{domain_</w:t>
-            </w:r>
-            <w:proofErr w:type="gramStart"/>
-            <w:r>
-              <w:rPr>
-                <w:sz w:val="20"/>
-                <w:szCs w:val="20"/>
-                <w:lang w:val="en-AU" w:eastAsia="en-AU"/>
-              </w:rPr>
-              <w:t>scores.Wellbeing.Impact</w:t>
-            </w:r>
-            <w:proofErr w:type="gramEnd"/>
-            <w:r>
-              <w:rPr>
-                <w:sz w:val="20"/>
-                <w:szCs w:val="20"/>
-                <w:lang w:val="en-AU" w:eastAsia="en-AU"/>
-              </w:rPr>
-              <w:t>}}</w:t>
+              <w:t>{{domain_scores.Wellbeing.Impact}}</w:t>
             </w:r>
           </w:p>
         </w:tc>
@@ -13312,25 +10336,7 @@
                 <w:szCs w:val="20"/>
                 <w:lang w:val="en-AU" w:eastAsia="en-AU"/>
               </w:rPr>
-              <w:t>{{domain_</w:t>
-            </w:r>
-            <w:proofErr w:type="gramStart"/>
-            <w:r>
-              <w:rPr>
-                <w:sz w:val="20"/>
-                <w:szCs w:val="20"/>
-                <w:lang w:val="en-AU" w:eastAsia="en-AU"/>
-              </w:rPr>
-              <w:t>scores.Wellbeing.Likelihood</w:t>
-            </w:r>
-            <w:proofErr w:type="gramEnd"/>
-            <w:r>
-              <w:rPr>
-                <w:sz w:val="20"/>
-                <w:szCs w:val="20"/>
-                <w:lang w:val="en-AU" w:eastAsia="en-AU"/>
-              </w:rPr>
-              <w:t>}}</w:t>
+              <w:t>{{domain_scores.Wellbeing.Likelihood}}</w:t>
             </w:r>
           </w:p>
         </w:tc>
@@ -13394,25 +10400,7 @@
                 <w:szCs w:val="20"/>
                 <w:lang w:val="en-AU" w:eastAsia="en-AU"/>
               </w:rPr>
-              <w:t>{{domain_</w:t>
-            </w:r>
-            <w:proofErr w:type="gramStart"/>
-            <w:r>
-              <w:rPr>
-                <w:sz w:val="20"/>
-                <w:szCs w:val="20"/>
-                <w:lang w:val="en-AU" w:eastAsia="en-AU"/>
-              </w:rPr>
-              <w:t>scores.Wellbeing.Inherent</w:t>
-            </w:r>
-            <w:proofErr w:type="gramEnd"/>
-            <w:r>
-              <w:rPr>
-                <w:sz w:val="20"/>
-                <w:szCs w:val="20"/>
-                <w:lang w:val="en-AU" w:eastAsia="en-AU"/>
-              </w:rPr>
-              <w:t>_Risk}}</w:t>
+              <w:t>{{domain_scores.Wellbeing.Inherent_Risk}}</w:t>
             </w:r>
           </w:p>
         </w:tc>
@@ -13474,25 +10462,7 @@
                 <w:szCs w:val="20"/>
                 <w:lang w:val="en-AU" w:eastAsia="en-AU"/>
               </w:rPr>
-              <w:t>{{domain_</w:t>
-            </w:r>
-            <w:proofErr w:type="gramStart"/>
-            <w:r>
-              <w:rPr>
-                <w:sz w:val="20"/>
-                <w:szCs w:val="20"/>
-                <w:lang w:val="en-AU" w:eastAsia="en-AU"/>
-              </w:rPr>
-              <w:t>scores.Wellbeing.Control</w:t>
-            </w:r>
-            <w:proofErr w:type="gramEnd"/>
-            <w:r>
-              <w:rPr>
-                <w:sz w:val="20"/>
-                <w:szCs w:val="20"/>
-                <w:lang w:val="en-AU" w:eastAsia="en-AU"/>
-              </w:rPr>
-              <w:t>_Effectiveness}}</w:t>
+              <w:t>{{domain_scores.Wellbeing.Control_Effectiveness}}</w:t>
             </w:r>
           </w:p>
         </w:tc>
@@ -13554,25 +10524,7 @@
                 <w:szCs w:val="20"/>
                 <w:lang w:val="en-AU" w:eastAsia="en-AU"/>
               </w:rPr>
-              <w:t>{{domain_</w:t>
-            </w:r>
-            <w:proofErr w:type="gramStart"/>
-            <w:r>
-              <w:rPr>
-                <w:sz w:val="20"/>
-                <w:szCs w:val="20"/>
-                <w:lang w:val="en-AU" w:eastAsia="en-AU"/>
-              </w:rPr>
-              <w:t>scores.Wellbeing.Risk</w:t>
-            </w:r>
-            <w:proofErr w:type="gramEnd"/>
-            <w:r>
-              <w:rPr>
-                <w:sz w:val="20"/>
-                <w:szCs w:val="20"/>
-                <w:lang w:val="en-AU" w:eastAsia="en-AU"/>
-              </w:rPr>
-              <w:t>}}</w:t>
+              <w:t>{{domain_scores.Wellbeing.Risk}}</w:t>
             </w:r>
           </w:p>
         </w:tc>
@@ -13598,23 +10550,7 @@
           <w:highlight w:val="yellow"/>
           <w:lang w:val="en-AU" w:eastAsia="en-AU"/>
         </w:rPr>
-        <w:t>{{</w:t>
-      </w:r>
-      <w:proofErr w:type="gramStart"/>
-      <w:r>
-        <w:rPr>
-          <w:highlight w:val="yellow"/>
-          <w:lang w:val="en-AU" w:eastAsia="en-AU"/>
-        </w:rPr>
-        <w:t>ai.f</w:t>
-      </w:r>
-      <w:proofErr w:type="gramEnd"/>
-      <w:r>
-        <w:rPr>
-          <w:highlight w:val="yellow"/>
-          <w:lang w:val="en-AU" w:eastAsia="en-AU"/>
-        </w:rPr>
-        <w:t>_domain_b</w:t>
+        <w:t>{{ai.f_domain_b</w:t>
       </w:r>
       <w:r>
         <w:rPr>
@@ -13934,25 +10870,7 @@
                 <w:szCs w:val="20"/>
                 <w:lang w:val="en-AU" w:eastAsia="en-AU"/>
               </w:rPr>
-              <w:t>{{domain_</w:t>
-            </w:r>
-            <w:proofErr w:type="gramStart"/>
-            <w:r>
-              <w:rPr>
-                <w:sz w:val="20"/>
-                <w:szCs w:val="20"/>
-                <w:lang w:val="en-AU" w:eastAsia="en-AU"/>
-              </w:rPr>
-              <w:t>scores.Values.Impact</w:t>
-            </w:r>
-            <w:proofErr w:type="gramEnd"/>
-            <w:r>
-              <w:rPr>
-                <w:sz w:val="20"/>
-                <w:szCs w:val="20"/>
-                <w:lang w:val="en-AU" w:eastAsia="en-AU"/>
-              </w:rPr>
-              <w:t>}}</w:t>
+              <w:t>{{domain_scores.Values.Impact}}</w:t>
             </w:r>
           </w:p>
         </w:tc>
@@ -14014,25 +10932,7 @@
                 <w:szCs w:val="20"/>
                 <w:lang w:val="en-AU" w:eastAsia="en-AU"/>
               </w:rPr>
-              <w:t>{{domain_</w:t>
-            </w:r>
-            <w:proofErr w:type="gramStart"/>
-            <w:r>
-              <w:rPr>
-                <w:sz w:val="20"/>
-                <w:szCs w:val="20"/>
-                <w:lang w:val="en-AU" w:eastAsia="en-AU"/>
-              </w:rPr>
-              <w:t>scores.Values.Likelihood</w:t>
-            </w:r>
-            <w:proofErr w:type="gramEnd"/>
-            <w:r>
-              <w:rPr>
-                <w:sz w:val="20"/>
-                <w:szCs w:val="20"/>
-                <w:lang w:val="en-AU" w:eastAsia="en-AU"/>
-              </w:rPr>
-              <w:t>}}</w:t>
+              <w:t>{{domain_scores.Values.Likelihood}}</w:t>
             </w:r>
           </w:p>
         </w:tc>
@@ -14096,25 +10996,7 @@
                 <w:szCs w:val="20"/>
                 <w:lang w:val="en-AU" w:eastAsia="en-AU"/>
               </w:rPr>
-              <w:t>{{domain_</w:t>
-            </w:r>
-            <w:proofErr w:type="gramStart"/>
-            <w:r>
-              <w:rPr>
-                <w:sz w:val="20"/>
-                <w:szCs w:val="20"/>
-                <w:lang w:val="en-AU" w:eastAsia="en-AU"/>
-              </w:rPr>
-              <w:t>scores.Values.Inherent</w:t>
-            </w:r>
-            <w:proofErr w:type="gramEnd"/>
-            <w:r>
-              <w:rPr>
-                <w:sz w:val="20"/>
-                <w:szCs w:val="20"/>
-                <w:lang w:val="en-AU" w:eastAsia="en-AU"/>
-              </w:rPr>
-              <w:t>_Risk}}</w:t>
+              <w:t>{{domain_scores.Values.Inherent_Risk}}</w:t>
             </w:r>
           </w:p>
         </w:tc>
@@ -14146,7 +11028,6 @@
                 <w:szCs w:val="20"/>
                 <w:lang w:val="en-AU" w:eastAsia="en-AU"/>
               </w:rPr>
-              <w:lastRenderedPageBreak/>
               <w:t>Control effectiveness</w:t>
             </w:r>
           </w:p>
@@ -14177,25 +11058,7 @@
                 <w:szCs w:val="20"/>
                 <w:lang w:val="en-AU" w:eastAsia="en-AU"/>
               </w:rPr>
-              <w:t>{{domain_</w:t>
-            </w:r>
-            <w:proofErr w:type="gramStart"/>
-            <w:r>
-              <w:rPr>
-                <w:sz w:val="20"/>
-                <w:szCs w:val="20"/>
-                <w:lang w:val="en-AU" w:eastAsia="en-AU"/>
-              </w:rPr>
-              <w:t>scores.Values.Control</w:t>
-            </w:r>
-            <w:proofErr w:type="gramEnd"/>
-            <w:r>
-              <w:rPr>
-                <w:sz w:val="20"/>
-                <w:szCs w:val="20"/>
-                <w:lang w:val="en-AU" w:eastAsia="en-AU"/>
-              </w:rPr>
-              <w:t>_Effectiveness}}</w:t>
+              <w:t>{{domain_scores.Values.Control_Effectiveness}}</w:t>
             </w:r>
           </w:p>
         </w:tc>
@@ -14259,25 +11122,7 @@
                 <w:szCs w:val="20"/>
                 <w:lang w:val="en-AU" w:eastAsia="en-AU"/>
               </w:rPr>
-              <w:t>{{domain_</w:t>
-            </w:r>
-            <w:proofErr w:type="gramStart"/>
-            <w:r>
-              <w:rPr>
-                <w:sz w:val="20"/>
-                <w:szCs w:val="20"/>
-                <w:lang w:val="en-AU" w:eastAsia="en-AU"/>
-              </w:rPr>
-              <w:t>scores.Values.Risk</w:t>
-            </w:r>
-            <w:proofErr w:type="gramEnd"/>
-            <w:r>
-              <w:rPr>
-                <w:sz w:val="20"/>
-                <w:szCs w:val="20"/>
-                <w:lang w:val="en-AU" w:eastAsia="en-AU"/>
-              </w:rPr>
-              <w:t>}}</w:t>
+              <w:t>{{domain_scores.Values.Risk}}</w:t>
             </w:r>
           </w:p>
         </w:tc>
@@ -14301,23 +11146,7 @@
           <w:highlight w:val="yellow"/>
           <w:lang w:val="en-AU" w:eastAsia="en-AU"/>
         </w:rPr>
-        <w:t>{{</w:t>
-      </w:r>
-      <w:proofErr w:type="gramStart"/>
-      <w:r>
-        <w:rPr>
-          <w:highlight w:val="yellow"/>
-          <w:lang w:val="en-AU" w:eastAsia="en-AU"/>
-        </w:rPr>
-        <w:t>ai.f</w:t>
-      </w:r>
-      <w:proofErr w:type="gramEnd"/>
-      <w:r>
-        <w:rPr>
-          <w:highlight w:val="yellow"/>
-          <w:lang w:val="en-AU" w:eastAsia="en-AU"/>
-        </w:rPr>
-        <w:t>_domain_b</w:t>
+        <w:t>{{ai.f_domain_b</w:t>
       </w:r>
       <w:r>
         <w:rPr>
@@ -14649,25 +11478,7 @@
                 <w:szCs w:val="20"/>
                 <w:lang w:val="en-AU" w:eastAsia="en-AU"/>
               </w:rPr>
-              <w:t>{{domain_</w:t>
-            </w:r>
-            <w:proofErr w:type="gramStart"/>
-            <w:r>
-              <w:rPr>
-                <w:sz w:val="20"/>
-                <w:szCs w:val="20"/>
-                <w:lang w:val="en-AU" w:eastAsia="en-AU"/>
-              </w:rPr>
-              <w:t>scores.Privacy.Impact</w:t>
-            </w:r>
-            <w:proofErr w:type="gramEnd"/>
-            <w:r>
-              <w:rPr>
-                <w:sz w:val="20"/>
-                <w:szCs w:val="20"/>
-                <w:lang w:val="en-AU" w:eastAsia="en-AU"/>
-              </w:rPr>
-              <w:t>}}</w:t>
+              <w:t>{{domain_scores.Privacy.Impact}}</w:t>
             </w:r>
           </w:p>
         </w:tc>
@@ -14729,25 +11540,7 @@
                 <w:szCs w:val="20"/>
                 <w:lang w:val="en-AU" w:eastAsia="en-AU"/>
               </w:rPr>
-              <w:t>{{domain_</w:t>
-            </w:r>
-            <w:proofErr w:type="gramStart"/>
-            <w:r>
-              <w:rPr>
-                <w:sz w:val="20"/>
-                <w:szCs w:val="20"/>
-                <w:lang w:val="en-AU" w:eastAsia="en-AU"/>
-              </w:rPr>
-              <w:t>scores.Privacy.Likelihood</w:t>
-            </w:r>
-            <w:proofErr w:type="gramEnd"/>
-            <w:r>
-              <w:rPr>
-                <w:sz w:val="20"/>
-                <w:szCs w:val="20"/>
-                <w:lang w:val="en-AU" w:eastAsia="en-AU"/>
-              </w:rPr>
-              <w:t>}}</w:t>
+              <w:t>{{domain_scores.Privacy.Likelihood}}</w:t>
             </w:r>
           </w:p>
         </w:tc>
@@ -14811,25 +11604,7 @@
                 <w:szCs w:val="20"/>
                 <w:lang w:val="en-AU" w:eastAsia="en-AU"/>
               </w:rPr>
-              <w:t>{{domain_</w:t>
-            </w:r>
-            <w:proofErr w:type="gramStart"/>
-            <w:r>
-              <w:rPr>
-                <w:sz w:val="20"/>
-                <w:szCs w:val="20"/>
-                <w:lang w:val="en-AU" w:eastAsia="en-AU"/>
-              </w:rPr>
-              <w:t>scores.Privacy.Inherent</w:t>
-            </w:r>
-            <w:proofErr w:type="gramEnd"/>
-            <w:r>
-              <w:rPr>
-                <w:sz w:val="20"/>
-                <w:szCs w:val="20"/>
-                <w:lang w:val="en-AU" w:eastAsia="en-AU"/>
-              </w:rPr>
-              <w:t>_Risk}}</w:t>
+              <w:t>{{domain_scores.Privacy.Inherent_Risk}}</w:t>
             </w:r>
           </w:p>
         </w:tc>
@@ -14891,25 +11666,7 @@
                 <w:szCs w:val="20"/>
                 <w:lang w:val="en-AU" w:eastAsia="en-AU"/>
               </w:rPr>
-              <w:t>{{domain_</w:t>
-            </w:r>
-            <w:proofErr w:type="gramStart"/>
-            <w:r>
-              <w:rPr>
-                <w:sz w:val="20"/>
-                <w:szCs w:val="20"/>
-                <w:lang w:val="en-AU" w:eastAsia="en-AU"/>
-              </w:rPr>
-              <w:t>scores.Privacy.Control</w:t>
-            </w:r>
-            <w:proofErr w:type="gramEnd"/>
-            <w:r>
-              <w:rPr>
-                <w:sz w:val="20"/>
-                <w:szCs w:val="20"/>
-                <w:lang w:val="en-AU" w:eastAsia="en-AU"/>
-              </w:rPr>
-              <w:t>_Effectiveness}}</w:t>
+              <w:t>{{domain_scores.Privacy.Control_Effectiveness}}</w:t>
             </w:r>
           </w:p>
         </w:tc>
@@ -14973,25 +11730,7 @@
                 <w:szCs w:val="20"/>
                 <w:lang w:val="en-AU" w:eastAsia="en-AU"/>
               </w:rPr>
-              <w:t>{{domain_</w:t>
-            </w:r>
-            <w:proofErr w:type="gramStart"/>
-            <w:r>
-              <w:rPr>
-                <w:sz w:val="20"/>
-                <w:szCs w:val="20"/>
-                <w:lang w:val="en-AU" w:eastAsia="en-AU"/>
-              </w:rPr>
-              <w:t>scores.Privacy.Risk</w:t>
-            </w:r>
-            <w:proofErr w:type="gramEnd"/>
-            <w:r>
-              <w:rPr>
-                <w:sz w:val="20"/>
-                <w:szCs w:val="20"/>
-                <w:lang w:val="en-AU" w:eastAsia="en-AU"/>
-              </w:rPr>
-              <w:t>}}</w:t>
+              <w:t>{{domain_scores.Privacy.Risk}}</w:t>
             </w:r>
           </w:p>
         </w:tc>
@@ -15015,36 +11754,20 @@
           <w:highlight w:val="yellow"/>
           <w:lang w:val="en-AU" w:eastAsia="en-AU"/>
         </w:rPr>
-        <w:t>{{</w:t>
-      </w:r>
-      <w:proofErr w:type="gramStart"/>
+        <w:t>{{ai.f_domain_b</w:t>
+      </w:r>
       <w:r>
         <w:rPr>
           <w:highlight w:val="yellow"/>
           <w:lang w:val="en-AU" w:eastAsia="en-AU"/>
         </w:rPr>
-        <w:t>ai.f</w:t>
-      </w:r>
-      <w:proofErr w:type="gramEnd"/>
+        <w:t>6</w:t>
+      </w:r>
       <w:r>
         <w:rPr>
           <w:highlight w:val="yellow"/>
           <w:lang w:val="en-AU" w:eastAsia="en-AU"/>
         </w:rPr>
-        <w:t>_domain_b</w:t>
-      </w:r>
-      <w:r>
-        <w:rPr>
-          <w:highlight w:val="yellow"/>
-          <w:lang w:val="en-AU" w:eastAsia="en-AU"/>
-        </w:rPr>
-        <w:t>6</w:t>
-      </w:r>
-      <w:r>
-        <w:rPr>
-          <w:highlight w:val="yellow"/>
-          <w:lang w:val="en-AU" w:eastAsia="en-AU"/>
-        </w:rPr>
         <w:t>_analysis}}</w:t>
       </w:r>
       <w:r>
@@ -15092,14 +11815,7 @@
         <w:rPr>
           <w:lang w:eastAsia="en-AU"/>
         </w:rPr>
-        <w:t xml:space="preserve">This domain examines risks associated with the reliability and safety of the AI system when operating under expected and foreseeable conditions. It considers the consistency and accuracy of AI outputs, the system’s ability to handle errors or </w:t>
-      </w:r>
-      <w:r>
-        <w:rPr>
-          <w:lang w:eastAsia="en-AU"/>
-        </w:rPr>
-        <w:lastRenderedPageBreak/>
-        <w:t>unexpected inputs, and the potential consequences of system malfunction or misuse. The assessment focuses on identifying risks related to performance and operational safety rather than evaluating technical correctness or fitness for purpose.</w:t>
+        <w:t>This domain examines risks associated with the reliability and safety of the AI system when operating under expected and foreseeable conditions. It considers the consistency and accuracy of AI outputs, the system’s ability to handle errors or unexpected inputs, and the potential consequences of system malfunction or misuse. The assessment focuses on identifying risks related to performance and operational safety rather than evaluating technical correctness or fitness for purpose.</w:t>
       </w:r>
     </w:p>
     <w:p>
@@ -15370,25 +12086,7 @@
                 <w:szCs w:val="20"/>
                 <w:lang w:val="en-AU" w:eastAsia="en-AU"/>
               </w:rPr>
-              <w:t>{{domain_</w:t>
-            </w:r>
-            <w:proofErr w:type="gramStart"/>
-            <w:r>
-              <w:rPr>
-                <w:sz w:val="20"/>
-                <w:szCs w:val="20"/>
-                <w:lang w:val="en-AU" w:eastAsia="en-AU"/>
-              </w:rPr>
-              <w:t>scores.Reliability.Impact</w:t>
-            </w:r>
-            <w:proofErr w:type="gramEnd"/>
-            <w:r>
-              <w:rPr>
-                <w:sz w:val="20"/>
-                <w:szCs w:val="20"/>
-                <w:lang w:val="en-AU" w:eastAsia="en-AU"/>
-              </w:rPr>
-              <w:t>}}</w:t>
+              <w:t>{{domain_scores.Reliability.Impact}}</w:t>
             </w:r>
           </w:p>
         </w:tc>
@@ -15450,25 +12148,7 @@
                 <w:szCs w:val="20"/>
                 <w:lang w:val="en-AU" w:eastAsia="en-AU"/>
               </w:rPr>
-              <w:t>{{domain_</w:t>
-            </w:r>
-            <w:proofErr w:type="gramStart"/>
-            <w:r>
-              <w:rPr>
-                <w:sz w:val="20"/>
-                <w:szCs w:val="20"/>
-                <w:lang w:val="en-AU" w:eastAsia="en-AU"/>
-              </w:rPr>
-              <w:t>scores.Reliability.Likelihood</w:t>
-            </w:r>
-            <w:proofErr w:type="gramEnd"/>
-            <w:r>
-              <w:rPr>
-                <w:sz w:val="20"/>
-                <w:szCs w:val="20"/>
-                <w:lang w:val="en-AU" w:eastAsia="en-AU"/>
-              </w:rPr>
-              <w:t>}}</w:t>
+              <w:t>{{domain_scores.Reliability.Likelihood}}</w:t>
             </w:r>
           </w:p>
         </w:tc>
@@ -15532,25 +12212,7 @@
                 <w:szCs w:val="20"/>
                 <w:lang w:val="en-AU" w:eastAsia="en-AU"/>
               </w:rPr>
-              <w:t>{{domain_</w:t>
-            </w:r>
-            <w:proofErr w:type="gramStart"/>
-            <w:r>
-              <w:rPr>
-                <w:sz w:val="20"/>
-                <w:szCs w:val="20"/>
-                <w:lang w:val="en-AU" w:eastAsia="en-AU"/>
-              </w:rPr>
-              <w:t>scores.Reliability.Inherent</w:t>
-            </w:r>
-            <w:proofErr w:type="gramEnd"/>
-            <w:r>
-              <w:rPr>
-                <w:sz w:val="20"/>
-                <w:szCs w:val="20"/>
-                <w:lang w:val="en-AU" w:eastAsia="en-AU"/>
-              </w:rPr>
-              <w:t>_Risk}}</w:t>
+              <w:t>{{domain_scores.Reliability.Inherent_Risk}}</w:t>
             </w:r>
           </w:p>
         </w:tc>
@@ -15612,25 +12274,7 @@
                 <w:szCs w:val="20"/>
                 <w:lang w:val="en-AU" w:eastAsia="en-AU"/>
               </w:rPr>
-              <w:t>{{domain_</w:t>
-            </w:r>
-            <w:proofErr w:type="gramStart"/>
-            <w:r>
-              <w:rPr>
-                <w:sz w:val="20"/>
-                <w:szCs w:val="20"/>
-                <w:lang w:val="en-AU" w:eastAsia="en-AU"/>
-              </w:rPr>
-              <w:t>scores.Reliability.Control</w:t>
-            </w:r>
-            <w:proofErr w:type="gramEnd"/>
-            <w:r>
-              <w:rPr>
-                <w:sz w:val="20"/>
-                <w:szCs w:val="20"/>
-                <w:lang w:val="en-AU" w:eastAsia="en-AU"/>
-              </w:rPr>
-              <w:t>_Effectiveness}}</w:t>
+              <w:t>{{domain_scores.Reliability.Control_Effectiveness}}</w:t>
             </w:r>
           </w:p>
         </w:tc>
@@ -15694,25 +12338,7 @@
                 <w:szCs w:val="20"/>
                 <w:lang w:val="en-AU" w:eastAsia="en-AU"/>
               </w:rPr>
-              <w:t>{{domain_</w:t>
-            </w:r>
-            <w:proofErr w:type="gramStart"/>
-            <w:r>
-              <w:rPr>
-                <w:sz w:val="20"/>
-                <w:szCs w:val="20"/>
-                <w:lang w:val="en-AU" w:eastAsia="en-AU"/>
-              </w:rPr>
-              <w:t>scores.Reliability.Risk</w:t>
-            </w:r>
-            <w:proofErr w:type="gramEnd"/>
-            <w:r>
-              <w:rPr>
-                <w:sz w:val="20"/>
-                <w:szCs w:val="20"/>
-                <w:lang w:val="en-AU" w:eastAsia="en-AU"/>
-              </w:rPr>
-              <w:t>}}</w:t>
+              <w:t>{{domain_scores.Reliability.Risk}}</w:t>
             </w:r>
           </w:p>
         </w:tc>
@@ -15910,7 +12536,6 @@
           <w:bCs/>
           <w:lang w:eastAsia="en-AU"/>
         </w:rPr>
-        <w:lastRenderedPageBreak/>
         <w:t>FAIRA Domain Risk Profile — Transparency &amp; Explainability</w:t>
       </w:r>
     </w:p>
@@ -16069,25 +12694,7 @@
                 <w:szCs w:val="20"/>
                 <w:lang w:val="en-AU" w:eastAsia="en-AU"/>
               </w:rPr>
-              <w:t>{{domain_</w:t>
-            </w:r>
-            <w:proofErr w:type="gramStart"/>
-            <w:r>
-              <w:rPr>
-                <w:sz w:val="20"/>
-                <w:szCs w:val="20"/>
-                <w:lang w:val="en-AU" w:eastAsia="en-AU"/>
-              </w:rPr>
-              <w:t>scores.Transparency.Impact</w:t>
-            </w:r>
-            <w:proofErr w:type="gramEnd"/>
-            <w:r>
-              <w:rPr>
-                <w:sz w:val="20"/>
-                <w:szCs w:val="20"/>
-                <w:lang w:val="en-AU" w:eastAsia="en-AU"/>
-              </w:rPr>
-              <w:t>}}</w:t>
+              <w:t>{{domain_scores.Transparency.Impact}}</w:t>
             </w:r>
           </w:p>
         </w:tc>
@@ -16149,25 +12756,7 @@
                 <w:szCs w:val="20"/>
                 <w:lang w:val="en-AU" w:eastAsia="en-AU"/>
               </w:rPr>
-              <w:t>{{domain_</w:t>
-            </w:r>
-            <w:proofErr w:type="gramStart"/>
-            <w:r>
-              <w:rPr>
-                <w:sz w:val="20"/>
-                <w:szCs w:val="20"/>
-                <w:lang w:val="en-AU" w:eastAsia="en-AU"/>
-              </w:rPr>
-              <w:t>scores.Transparency.Likelihood</w:t>
-            </w:r>
-            <w:proofErr w:type="gramEnd"/>
-            <w:r>
-              <w:rPr>
-                <w:sz w:val="20"/>
-                <w:szCs w:val="20"/>
-                <w:lang w:val="en-AU" w:eastAsia="en-AU"/>
-              </w:rPr>
-              <w:t>}}</w:t>
+              <w:t>{{domain_scores.Transparency.Likelihood}}</w:t>
             </w:r>
           </w:p>
         </w:tc>
@@ -16231,25 +12820,7 @@
                 <w:szCs w:val="20"/>
                 <w:lang w:val="en-AU" w:eastAsia="en-AU"/>
               </w:rPr>
-              <w:t>{{domain_</w:t>
-            </w:r>
-            <w:proofErr w:type="gramStart"/>
-            <w:r>
-              <w:rPr>
-                <w:sz w:val="20"/>
-                <w:szCs w:val="20"/>
-                <w:lang w:val="en-AU" w:eastAsia="en-AU"/>
-              </w:rPr>
-              <w:t>scores.Transparency.Inherent</w:t>
-            </w:r>
-            <w:proofErr w:type="gramEnd"/>
-            <w:r>
-              <w:rPr>
-                <w:sz w:val="20"/>
-                <w:szCs w:val="20"/>
-                <w:lang w:val="en-AU" w:eastAsia="en-AU"/>
-              </w:rPr>
-              <w:t>_Risk}}</w:t>
+              <w:t>{{domain_scores.Transparency.Inherent_Risk}}</w:t>
             </w:r>
           </w:p>
         </w:tc>
@@ -16311,25 +12882,7 @@
                 <w:szCs w:val="20"/>
                 <w:lang w:val="en-AU" w:eastAsia="en-AU"/>
               </w:rPr>
-              <w:t>{{domain_</w:t>
-            </w:r>
-            <w:proofErr w:type="gramStart"/>
-            <w:r>
-              <w:rPr>
-                <w:sz w:val="20"/>
-                <w:szCs w:val="20"/>
-                <w:lang w:val="en-AU" w:eastAsia="en-AU"/>
-              </w:rPr>
-              <w:t>scores.Transparency.Control</w:t>
-            </w:r>
-            <w:proofErr w:type="gramEnd"/>
-            <w:r>
-              <w:rPr>
-                <w:sz w:val="20"/>
-                <w:szCs w:val="20"/>
-                <w:lang w:val="en-AU" w:eastAsia="en-AU"/>
-              </w:rPr>
-              <w:t>_Effectiveness}}</w:t>
+              <w:t>{{domain_scores.Transparency.Control_Effectiveness}}</w:t>
             </w:r>
           </w:p>
         </w:tc>
@@ -16393,25 +12946,7 @@
                 <w:szCs w:val="20"/>
                 <w:lang w:val="en-AU" w:eastAsia="en-AU"/>
               </w:rPr>
-              <w:t>{{domain_</w:t>
-            </w:r>
-            <w:proofErr w:type="gramStart"/>
-            <w:r>
-              <w:rPr>
-                <w:sz w:val="20"/>
-                <w:szCs w:val="20"/>
-                <w:lang w:val="en-AU" w:eastAsia="en-AU"/>
-              </w:rPr>
-              <w:t>scores.Transparency.Risk</w:t>
-            </w:r>
-            <w:proofErr w:type="gramEnd"/>
-            <w:r>
-              <w:rPr>
-                <w:sz w:val="20"/>
-                <w:szCs w:val="20"/>
-                <w:lang w:val="en-AU" w:eastAsia="en-AU"/>
-              </w:rPr>
-              <w:t>}}</w:t>
+              <w:t>{{domain_scores.Transparency.Risk}}</w:t>
             </w:r>
           </w:p>
         </w:tc>
@@ -16435,36 +12970,20 @@
           <w:highlight w:val="yellow"/>
           <w:lang w:val="en-AU" w:eastAsia="en-AU"/>
         </w:rPr>
-        <w:t>{{</w:t>
-      </w:r>
-      <w:proofErr w:type="gramStart"/>
+        <w:t>{{ai.f_domain_b</w:t>
+      </w:r>
       <w:r>
         <w:rPr>
           <w:highlight w:val="yellow"/>
           <w:lang w:val="en-AU" w:eastAsia="en-AU"/>
         </w:rPr>
-        <w:t>ai.f</w:t>
-      </w:r>
-      <w:proofErr w:type="gramEnd"/>
+        <w:t>8</w:t>
+      </w:r>
       <w:r>
         <w:rPr>
           <w:highlight w:val="yellow"/>
           <w:lang w:val="en-AU" w:eastAsia="en-AU"/>
         </w:rPr>
-        <w:t>_domain_b</w:t>
-      </w:r>
-      <w:r>
-        <w:rPr>
-          <w:highlight w:val="yellow"/>
-          <w:lang w:val="en-AU" w:eastAsia="en-AU"/>
-        </w:rPr>
-        <w:t>8</w:t>
-      </w:r>
-      <w:r>
-        <w:rPr>
-          <w:highlight w:val="yellow"/>
-          <w:lang w:val="en-AU" w:eastAsia="en-AU"/>
-        </w:rPr>
         <w:t>_analysis}}</w:t>
       </w:r>
       <w:r>
@@ -16500,21 +13019,7 @@
         <w:rPr>
           <w:lang w:eastAsia="en-AU"/>
         </w:rPr>
-        <w:t xml:space="preserve">This section highlights the AI ethics domains that present the highest levels of residual risk based on the FAIRA assessment results. The identification of top risk areas is intended to support prioritisation and decision-making by drawing attention to domains where potential impacts, likelihood, and control effectiveness combine to create elevated risk exposure. The inclusion of a domain in this section does not imply non-compliance or unacceptable </w:t>
-      </w:r>
-      <w:proofErr w:type="gramStart"/>
-      <w:r>
-        <w:rPr>
-          <w:lang w:eastAsia="en-AU"/>
-        </w:rPr>
-        <w:t>risk, but</w:t>
-      </w:r>
-      <w:proofErr w:type="gramEnd"/>
-      <w:r>
-        <w:rPr>
-          <w:lang w:eastAsia="en-AU"/>
-        </w:rPr>
-        <w:t xml:space="preserve"> rather indicates areas that may warrant closer consideration.</w:t>
+        <w:t>This section highlights the AI ethics domains that present the highest levels of residual risk based on the FAIRA assessment results. The identification of top risk areas is intended to support prioritisation and decision-making by drawing attention to domains where potential impacts, likelihood, and control effectiveness combine to create elevated risk exposure. The inclusion of a domain in this section does not imply non-compliance or unacceptable risk, but rather indicates areas that may warrant closer consideration.</w:t>
       </w:r>
     </w:p>
     <w:p>
@@ -16795,25 +13300,7 @@
                 <w:szCs w:val="20"/>
                 <w:lang w:val="en-AU" w:eastAsia="en-AU"/>
               </w:rPr>
-              <w:t>{{top_domains[0</w:t>
-            </w:r>
-            <w:proofErr w:type="gramStart"/>
-            <w:r>
-              <w:rPr>
-                <w:sz w:val="20"/>
-                <w:szCs w:val="20"/>
-                <w:lang w:val="en-AU" w:eastAsia="en-AU"/>
-              </w:rPr>
-              <w:t>].risk</w:t>
-            </w:r>
-            <w:proofErr w:type="gramEnd"/>
-            <w:r>
-              <w:rPr>
-                <w:sz w:val="20"/>
-                <w:szCs w:val="20"/>
-                <w:lang w:val="en-AU" w:eastAsia="en-AU"/>
-              </w:rPr>
-              <w:t>}}</w:t>
+              <w:t>{{top_domains[0].risk}}</w:t>
             </w:r>
           </w:p>
         </w:tc>
@@ -16905,25 +13392,7 @@
                 <w:szCs w:val="20"/>
                 <w:lang w:val="en-AU" w:eastAsia="en-AU"/>
               </w:rPr>
-              <w:t>{{top_domains[1</w:t>
-            </w:r>
-            <w:proofErr w:type="gramStart"/>
-            <w:r>
-              <w:rPr>
-                <w:sz w:val="20"/>
-                <w:szCs w:val="20"/>
-                <w:lang w:val="en-AU" w:eastAsia="en-AU"/>
-              </w:rPr>
-              <w:t>].risk</w:t>
-            </w:r>
-            <w:proofErr w:type="gramEnd"/>
-            <w:r>
-              <w:rPr>
-                <w:sz w:val="20"/>
-                <w:szCs w:val="20"/>
-                <w:lang w:val="en-AU" w:eastAsia="en-AU"/>
-              </w:rPr>
-              <w:t>}}</w:t>
+              <w:t>{{top_domains[1].risk}}</w:t>
             </w:r>
           </w:p>
         </w:tc>
@@ -17015,25 +13484,7 @@
                 <w:szCs w:val="20"/>
                 <w:lang w:val="en-AU" w:eastAsia="en-AU"/>
               </w:rPr>
-              <w:t>{{top_domains[2</w:t>
-            </w:r>
-            <w:proofErr w:type="gramStart"/>
-            <w:r>
-              <w:rPr>
-                <w:sz w:val="20"/>
-                <w:szCs w:val="20"/>
-                <w:lang w:val="en-AU" w:eastAsia="en-AU"/>
-              </w:rPr>
-              <w:t>].risk</w:t>
-            </w:r>
-            <w:proofErr w:type="gramEnd"/>
-            <w:r>
-              <w:rPr>
-                <w:sz w:val="20"/>
-                <w:szCs w:val="20"/>
-                <w:lang w:val="en-AU" w:eastAsia="en-AU"/>
-              </w:rPr>
-              <w:t>}}</w:t>
+              <w:t>{{top_domains[2].risk}}</w:t>
             </w:r>
           </w:p>
         </w:tc>
@@ -17056,21 +13507,7 @@
         <w:rPr>
           <w:lang w:eastAsia="en-AU"/>
         </w:rPr>
-        <w:t xml:space="preserve">Concentration of risk in specific domains may reflect factors such as system context, data sensitivity, user interaction patterns, or </w:t>
-      </w:r>
-      <w:proofErr w:type="gramStart"/>
-      <w:r>
-        <w:rPr>
-          <w:lang w:eastAsia="en-AU"/>
-        </w:rPr>
-        <w:t>governance maturity</w:t>
-      </w:r>
-      <w:proofErr w:type="gramEnd"/>
-      <w:r>
-        <w:rPr>
-          <w:lang w:eastAsia="en-AU"/>
-        </w:rPr>
-        <w:t>.</w:t>
+        <w:t>Concentration of risk in specific domains may reflect factors such as system context, data sensitivity, user interaction patterns, or governance maturity.</w:t>
       </w:r>
     </w:p>
     <w:p>
@@ -17084,23 +13521,7 @@
           <w:highlight w:val="yellow"/>
           <w:lang w:val="en-AU" w:eastAsia="en-AU"/>
         </w:rPr>
-        <w:t>{{</w:t>
-      </w:r>
-      <w:proofErr w:type="gramStart"/>
-      <w:r>
-        <w:rPr>
-          <w:highlight w:val="yellow"/>
-          <w:lang w:val="en-AU" w:eastAsia="en-AU"/>
-        </w:rPr>
-        <w:t>ai.f</w:t>
-      </w:r>
-      <w:proofErr w:type="gramEnd"/>
-      <w:r>
-        <w:rPr>
-          <w:highlight w:val="yellow"/>
-          <w:lang w:val="en-AU" w:eastAsia="en-AU"/>
-        </w:rPr>
-        <w:t>_top_risk_areas_analysis}}</w:t>
+        <w:t>{{ai.f_top_risk_areas_analysis}}</w:t>
       </w:r>
       <w:r>
         <w:rPr>
@@ -17121,7 +13542,6 @@
         <w:rPr>
           <w:lang w:val="en-AU" w:eastAsia="en-AU"/>
         </w:rPr>
-        <w:lastRenderedPageBreak/>
         <w:t>Part C – Controls &amp; Mitigations</w:t>
       </w:r>
       <w:bookmarkEnd w:id="19"/>
@@ -17190,23 +13610,7 @@
           <w:highlight w:val="yellow"/>
           <w:lang w:val="en-AU" w:eastAsia="en-AU"/>
         </w:rPr>
-        <w:t>{{</w:t>
-      </w:r>
-      <w:proofErr w:type="gramStart"/>
-      <w:r>
-        <w:rPr>
-          <w:highlight w:val="yellow"/>
-          <w:lang w:val="en-AU" w:eastAsia="en-AU"/>
-        </w:rPr>
-        <w:t>ai.f</w:t>
-      </w:r>
-      <w:proofErr w:type="gramEnd"/>
-      <w:r>
-        <w:rPr>
-          <w:highlight w:val="yellow"/>
-          <w:lang w:val="en-AU" w:eastAsia="en-AU"/>
-        </w:rPr>
-        <w:t>_controls_overview}}</w:t>
+        <w:t>{{ai.f_controls_overview}}</w:t>
       </w:r>
       <w:r>
         <w:rPr>
@@ -17295,23 +13699,7 @@
           <w:highlight w:val="yellow"/>
           <w:lang w:val="en-AU" w:eastAsia="en-AU"/>
         </w:rPr>
-        <w:t>{{</w:t>
-      </w:r>
-      <w:proofErr w:type="gramStart"/>
-      <w:r>
-        <w:rPr>
-          <w:highlight w:val="yellow"/>
-          <w:lang w:val="en-AU" w:eastAsia="en-AU"/>
-        </w:rPr>
-        <w:t>ai.f</w:t>
-      </w:r>
-      <w:proofErr w:type="gramEnd"/>
-      <w:r>
-        <w:rPr>
-          <w:highlight w:val="yellow"/>
-          <w:lang w:val="en-AU" w:eastAsia="en-AU"/>
-        </w:rPr>
-        <w:t>_control_prioritisation_rationale}}</w:t>
+        <w:t>{{ai.f_control_prioritisation_rationale}}</w:t>
       </w:r>
     </w:p>
     <w:p>
@@ -17340,14 +13728,7 @@
         <w:rPr>
           <w:lang w:eastAsia="en-AU"/>
         </w:rPr>
-        <w:t xml:space="preserve">This section presents recommended controls and mitigation measures aligned to each FAIRA ethics domain. The recommendations are intended to address areas of elevated residual risk identified through the assessment and to strengthen existing governance, operational, and technical arrangements where appropriate. The controls described in this section are not mandatory requirements but represent </w:t>
-      </w:r>
-      <w:r>
-        <w:rPr>
-          <w:lang w:eastAsia="en-AU"/>
-        </w:rPr>
-        <w:lastRenderedPageBreak/>
-        <w:t>proportionate measures that may be considered to reduce AI-related risk in the context of the assessed system.</w:t>
+        <w:t>This section presents recommended controls and mitigation measures aligned to each FAIRA ethics domain. The recommendations are intended to address areas of elevated residual risk identified through the assessment and to strengthen existing governance, operational, and technical arrangements where appropriate. The controls described in this section are not mandatory requirements but represent proportionate measures that may be considered to reduce AI-related risk in the context of the assessed system.</w:t>
       </w:r>
     </w:p>
     <w:p>
@@ -17804,65 +14185,29 @@
                 <w:szCs w:val="16"/>
                 <w:lang w:val="en-AU" w:eastAsia="en-AU"/>
               </w:rPr>
-              <w:t>{{</w:t>
-            </w:r>
-            <w:proofErr w:type="gramStart"/>
-            <w:r>
+              <w:t>{{control.control_id}}</w:t>
+            </w:r>
+          </w:p>
+        </w:tc>
+        <w:tc>
+          <w:tcPr>
+            <w:tcW w:w="617" w:type="pct"/>
+          </w:tcPr>
+          <w:p>
+            <w:pPr>
               <w:rPr>
                 <w:sz w:val="16"/>
                 <w:szCs w:val="16"/>
                 <w:lang w:val="en-AU" w:eastAsia="en-AU"/>
               </w:rPr>
-              <w:t>control.control</w:t>
-            </w:r>
-            <w:proofErr w:type="gramEnd"/>
+            </w:pPr>
             <w:r>
               <w:rPr>
                 <w:sz w:val="16"/>
                 <w:szCs w:val="16"/>
                 <w:lang w:val="en-AU" w:eastAsia="en-AU"/>
               </w:rPr>
-              <w:t>_id}}</w:t>
-            </w:r>
-          </w:p>
-        </w:tc>
-        <w:tc>
-          <w:tcPr>
-            <w:tcW w:w="617" w:type="pct"/>
-          </w:tcPr>
-          <w:p>
-            <w:pPr>
-              <w:rPr>
-                <w:sz w:val="16"/>
-                <w:szCs w:val="16"/>
-                <w:lang w:val="en-AU" w:eastAsia="en-AU"/>
-              </w:rPr>
-            </w:pPr>
-            <w:r>
-              <w:rPr>
-                <w:sz w:val="16"/>
-                <w:szCs w:val="16"/>
-                <w:lang w:val="en-AU" w:eastAsia="en-AU"/>
-              </w:rPr>
-              <w:t>{{</w:t>
-            </w:r>
-            <w:proofErr w:type="gramStart"/>
-            <w:r>
-              <w:rPr>
-                <w:sz w:val="16"/>
-                <w:szCs w:val="16"/>
-                <w:lang w:val="en-AU" w:eastAsia="en-AU"/>
-              </w:rPr>
-              <w:t>control.title</w:t>
-            </w:r>
-            <w:proofErr w:type="gramEnd"/>
-            <w:r>
-              <w:rPr>
-                <w:sz w:val="16"/>
-                <w:szCs w:val="16"/>
-                <w:lang w:val="en-AU" w:eastAsia="en-AU"/>
-              </w:rPr>
-              <w:t>}}</w:t>
+              <w:t>{{control.title}}</w:t>
             </w:r>
           </w:p>
         </w:tc>
@@ -17906,31 +14251,35 @@
                 <w:szCs w:val="16"/>
                 <w:lang w:val="en-AU" w:eastAsia="en-AU"/>
               </w:rPr>
-              <w:t>{{</w:t>
-            </w:r>
-            <w:proofErr w:type="gramStart"/>
-            <w:r>
+              <w:t>{{control.control_type}}</w:t>
+            </w:r>
+          </w:p>
+        </w:tc>
+        <w:tc>
+          <w:tcPr>
+            <w:tcW w:w="799" w:type="pct"/>
+          </w:tcPr>
+          <w:p>
+            <w:pPr>
               <w:rPr>
                 <w:sz w:val="16"/>
                 <w:szCs w:val="16"/>
                 <w:lang w:val="en-AU" w:eastAsia="en-AU"/>
               </w:rPr>
-              <w:t>control.control</w:t>
-            </w:r>
-            <w:proofErr w:type="gramEnd"/>
+            </w:pPr>
             <w:r>
               <w:rPr>
                 <w:sz w:val="16"/>
                 <w:szCs w:val="16"/>
                 <w:lang w:val="en-AU" w:eastAsia="en-AU"/>
               </w:rPr>
-              <w:t>_type}}</w:t>
-            </w:r>
-          </w:p>
-        </w:tc>
-        <w:tc>
-          <w:tcPr>
-            <w:tcW w:w="799" w:type="pct"/>
+              <w:t>{{control.implementation_effort}}</w:t>
+            </w:r>
+          </w:p>
+        </w:tc>
+        <w:tc>
+          <w:tcPr>
+            <w:tcW w:w="810" w:type="pct"/>
           </w:tcPr>
           <w:p>
             <w:pPr>
@@ -17946,31 +14295,37 @@
                 <w:szCs w:val="16"/>
                 <w:lang w:val="en-AU" w:eastAsia="en-AU"/>
               </w:rPr>
-              <w:t>{{</w:t>
-            </w:r>
-            <w:proofErr w:type="gramStart"/>
-            <w:r>
+              <w:t>{{control.implementation_horizon}}</w:t>
+            </w:r>
+          </w:p>
+        </w:tc>
+      </w:tr>
+      <w:tr>
+        <w:tc>
+          <w:tcPr>
+            <w:tcW w:w="839" w:type="pct"/>
+          </w:tcPr>
+          <w:p>
+            <w:pPr>
               <w:rPr>
                 <w:sz w:val="16"/>
                 <w:szCs w:val="16"/>
                 <w:lang w:val="en-AU" w:eastAsia="en-AU"/>
               </w:rPr>
-              <w:t>control.implementation</w:t>
-            </w:r>
-            <w:proofErr w:type="gramEnd"/>
+            </w:pPr>
             <w:r>
               <w:rPr>
                 <w:sz w:val="16"/>
                 <w:szCs w:val="16"/>
                 <w:lang w:val="en-AU" w:eastAsia="en-AU"/>
               </w:rPr>
-              <w:t>_effort}}</w:t>
-            </w:r>
-          </w:p>
-        </w:tc>
-        <w:tc>
-          <w:tcPr>
-            <w:tcW w:w="810" w:type="pct"/>
+              <w:t>{%tr endfor %}</w:t>
+            </w:r>
+          </w:p>
+        </w:tc>
+        <w:tc>
+          <w:tcPr>
+            <w:tcW w:w="617" w:type="pct"/>
           </w:tcPr>
           <w:p>
             <w:pPr>
@@ -17980,39 +14335,53 @@
                 <w:lang w:val="en-AU" w:eastAsia="en-AU"/>
               </w:rPr>
             </w:pPr>
-            <w:r>
+          </w:p>
+        </w:tc>
+        <w:tc>
+          <w:tcPr>
+            <w:tcW w:w="1137" w:type="pct"/>
+          </w:tcPr>
+          <w:p>
+            <w:pPr>
               <w:rPr>
                 <w:sz w:val="16"/>
                 <w:szCs w:val="16"/>
                 <w:lang w:val="en-AU" w:eastAsia="en-AU"/>
               </w:rPr>
-              <w:t>{{</w:t>
-            </w:r>
-            <w:proofErr w:type="gramStart"/>
-            <w:r>
+            </w:pPr>
+          </w:p>
+        </w:tc>
+        <w:tc>
+          <w:tcPr>
+            <w:tcW w:w="798" w:type="pct"/>
+          </w:tcPr>
+          <w:p>
+            <w:pPr>
               <w:rPr>
                 <w:sz w:val="16"/>
                 <w:szCs w:val="16"/>
                 <w:lang w:val="en-AU" w:eastAsia="en-AU"/>
               </w:rPr>
-              <w:t>control.implementation</w:t>
-            </w:r>
-            <w:proofErr w:type="gramEnd"/>
-            <w:r>
+            </w:pPr>
+          </w:p>
+        </w:tc>
+        <w:tc>
+          <w:tcPr>
+            <w:tcW w:w="799" w:type="pct"/>
+          </w:tcPr>
+          <w:p>
+            <w:pPr>
               <w:rPr>
                 <w:sz w:val="16"/>
                 <w:szCs w:val="16"/>
                 <w:lang w:val="en-AU" w:eastAsia="en-AU"/>
               </w:rPr>
-              <w:t>_horizon}}</w:t>
-            </w:r>
-          </w:p>
-        </w:tc>
-      </w:tr>
-      <w:tr>
-        <w:tc>
-          <w:tcPr>
-            <w:tcW w:w="839" w:type="pct"/>
+            </w:pPr>
+          </w:p>
+        </w:tc>
+        <w:tc>
+          <w:tcPr>
+            <w:tcW w:w="810" w:type="pct"/>
           </w:tcPr>
           <w:p>
             <w:pPr>
@@ -18022,84 +14391,6 @@
                 <w:lang w:val="en-AU" w:eastAsia="en-AU"/>
               </w:rPr>
             </w:pPr>
-            <w:r>
-              <w:rPr>
-                <w:sz w:val="16"/>
-                <w:szCs w:val="16"/>
-                <w:lang w:val="en-AU" w:eastAsia="en-AU"/>
-              </w:rPr>
-              <w:t>{%tr endfor %}</w:t>
-            </w:r>
-          </w:p>
-        </w:tc>
-        <w:tc>
-          <w:tcPr>
-            <w:tcW w:w="617" w:type="pct"/>
-          </w:tcPr>
-          <w:p>
-            <w:pPr>
-              <w:rPr>
-                <w:sz w:val="16"/>
-                <w:szCs w:val="16"/>
-                <w:lang w:val="en-AU" w:eastAsia="en-AU"/>
-              </w:rPr>
-            </w:pPr>
-          </w:p>
-        </w:tc>
-        <w:tc>
-          <w:tcPr>
-            <w:tcW w:w="1137" w:type="pct"/>
-          </w:tcPr>
-          <w:p>
-            <w:pPr>
-              <w:rPr>
-                <w:sz w:val="16"/>
-                <w:szCs w:val="16"/>
-                <w:lang w:val="en-AU" w:eastAsia="en-AU"/>
-              </w:rPr>
-            </w:pPr>
-          </w:p>
-        </w:tc>
-        <w:tc>
-          <w:tcPr>
-            <w:tcW w:w="798" w:type="pct"/>
-          </w:tcPr>
-          <w:p>
-            <w:pPr>
-              <w:rPr>
-                <w:sz w:val="16"/>
-                <w:szCs w:val="16"/>
-                <w:lang w:val="en-AU" w:eastAsia="en-AU"/>
-              </w:rPr>
-            </w:pPr>
-          </w:p>
-        </w:tc>
-        <w:tc>
-          <w:tcPr>
-            <w:tcW w:w="799" w:type="pct"/>
-          </w:tcPr>
-          <w:p>
-            <w:pPr>
-              <w:rPr>
-                <w:sz w:val="16"/>
-                <w:szCs w:val="16"/>
-                <w:lang w:val="en-AU" w:eastAsia="en-AU"/>
-              </w:rPr>
-            </w:pPr>
-          </w:p>
-        </w:tc>
-        <w:tc>
-          <w:tcPr>
-            <w:tcW w:w="810" w:type="pct"/>
-          </w:tcPr>
-          <w:p>
-            <w:pPr>
-              <w:rPr>
-                <w:sz w:val="16"/>
-                <w:szCs w:val="16"/>
-                <w:lang w:val="en-AU" w:eastAsia="en-AU"/>
-              </w:rPr>
-            </w:pPr>
           </w:p>
         </w:tc>
       </w:tr>
@@ -18139,23 +14430,7 @@
           <w:highlight w:val="yellow"/>
           <w:lang w:val="en-AU" w:eastAsia="en-AU"/>
         </w:rPr>
-        <w:t>{{</w:t>
-      </w:r>
-      <w:proofErr w:type="gramStart"/>
-      <w:r>
-        <w:rPr>
-          <w:highlight w:val="yellow"/>
-          <w:lang w:val="en-AU" w:eastAsia="en-AU"/>
-        </w:rPr>
-        <w:t>ai.f</w:t>
-      </w:r>
-      <w:proofErr w:type="gramEnd"/>
-      <w:r>
-        <w:rPr>
-          <w:highlight w:val="yellow"/>
-          <w:lang w:val="en-AU" w:eastAsia="en-AU"/>
-        </w:rPr>
-        <w:t>_domain_b1_controls_rationale}}</w:t>
+        <w:t>{{ai.f_domain_b1_controls_rationale}}</w:t>
       </w:r>
     </w:p>
     <w:p>
@@ -18595,66 +14870,29 @@
                 <w:szCs w:val="16"/>
                 <w:lang w:val="en-AU" w:eastAsia="en-AU"/>
               </w:rPr>
-              <w:lastRenderedPageBreak/>
-              <w:t>{{</w:t>
-            </w:r>
-            <w:proofErr w:type="gramStart"/>
-            <w:r>
+              <w:t>{{control.control_id}}</w:t>
+            </w:r>
+          </w:p>
+        </w:tc>
+        <w:tc>
+          <w:tcPr>
+            <w:tcW w:w="617" w:type="pct"/>
+          </w:tcPr>
+          <w:p>
+            <w:pPr>
               <w:rPr>
                 <w:sz w:val="16"/>
                 <w:szCs w:val="16"/>
                 <w:lang w:val="en-AU" w:eastAsia="en-AU"/>
               </w:rPr>
-              <w:t>control.control</w:t>
-            </w:r>
-            <w:proofErr w:type="gramEnd"/>
+            </w:pPr>
             <w:r>
               <w:rPr>
                 <w:sz w:val="16"/>
                 <w:szCs w:val="16"/>
                 <w:lang w:val="en-AU" w:eastAsia="en-AU"/>
               </w:rPr>
-              <w:t>_id}}</w:t>
-            </w:r>
-          </w:p>
-        </w:tc>
-        <w:tc>
-          <w:tcPr>
-            <w:tcW w:w="617" w:type="pct"/>
-          </w:tcPr>
-          <w:p>
-            <w:pPr>
-              <w:rPr>
-                <w:sz w:val="16"/>
-                <w:szCs w:val="16"/>
-                <w:lang w:val="en-AU" w:eastAsia="en-AU"/>
-              </w:rPr>
-            </w:pPr>
-            <w:r>
-              <w:rPr>
-                <w:sz w:val="16"/>
-                <w:szCs w:val="16"/>
-                <w:lang w:val="en-AU" w:eastAsia="en-AU"/>
-              </w:rPr>
-              <w:t>{{</w:t>
-            </w:r>
-            <w:proofErr w:type="gramStart"/>
-            <w:r>
-              <w:rPr>
-                <w:sz w:val="16"/>
-                <w:szCs w:val="16"/>
-                <w:lang w:val="en-AU" w:eastAsia="en-AU"/>
-              </w:rPr>
-              <w:t>control.title</w:t>
-            </w:r>
-            <w:proofErr w:type="gramEnd"/>
-            <w:r>
-              <w:rPr>
-                <w:sz w:val="16"/>
-                <w:szCs w:val="16"/>
-                <w:lang w:val="en-AU" w:eastAsia="en-AU"/>
-              </w:rPr>
-              <w:t>}}</w:t>
+              <w:t>{{control.title}}</w:t>
             </w:r>
           </w:p>
         </w:tc>
@@ -18698,31 +14936,35 @@
                 <w:szCs w:val="16"/>
                 <w:lang w:val="en-AU" w:eastAsia="en-AU"/>
               </w:rPr>
-              <w:t>{{</w:t>
-            </w:r>
-            <w:proofErr w:type="gramStart"/>
-            <w:r>
+              <w:t>{{control.control_type}}</w:t>
+            </w:r>
+          </w:p>
+        </w:tc>
+        <w:tc>
+          <w:tcPr>
+            <w:tcW w:w="799" w:type="pct"/>
+          </w:tcPr>
+          <w:p>
+            <w:pPr>
               <w:rPr>
                 <w:sz w:val="16"/>
                 <w:szCs w:val="16"/>
                 <w:lang w:val="en-AU" w:eastAsia="en-AU"/>
               </w:rPr>
-              <w:t>control.control</w:t>
-            </w:r>
-            <w:proofErr w:type="gramEnd"/>
+            </w:pPr>
             <w:r>
               <w:rPr>
                 <w:sz w:val="16"/>
                 <w:szCs w:val="16"/>
                 <w:lang w:val="en-AU" w:eastAsia="en-AU"/>
               </w:rPr>
-              <w:t>_type}}</w:t>
-            </w:r>
-          </w:p>
-        </w:tc>
-        <w:tc>
-          <w:tcPr>
-            <w:tcW w:w="799" w:type="pct"/>
+              <w:t>{{control.implementation_effort}}</w:t>
+            </w:r>
+          </w:p>
+        </w:tc>
+        <w:tc>
+          <w:tcPr>
+            <w:tcW w:w="810" w:type="pct"/>
           </w:tcPr>
           <w:p>
             <w:pPr>
@@ -18738,31 +14980,37 @@
                 <w:szCs w:val="16"/>
                 <w:lang w:val="en-AU" w:eastAsia="en-AU"/>
               </w:rPr>
-              <w:t>{{</w:t>
-            </w:r>
-            <w:proofErr w:type="gramStart"/>
-            <w:r>
+              <w:t>{{control.implementation_horizon}}</w:t>
+            </w:r>
+          </w:p>
+        </w:tc>
+      </w:tr>
+      <w:tr>
+        <w:tc>
+          <w:tcPr>
+            <w:tcW w:w="839" w:type="pct"/>
+          </w:tcPr>
+          <w:p>
+            <w:pPr>
               <w:rPr>
                 <w:sz w:val="16"/>
                 <w:szCs w:val="16"/>
                 <w:lang w:val="en-AU" w:eastAsia="en-AU"/>
               </w:rPr>
-              <w:t>control.implementation</w:t>
-            </w:r>
-            <w:proofErr w:type="gramEnd"/>
+            </w:pPr>
             <w:r>
               <w:rPr>
                 <w:sz w:val="16"/>
                 <w:szCs w:val="16"/>
                 <w:lang w:val="en-AU" w:eastAsia="en-AU"/>
               </w:rPr>
-              <w:t>_effort}}</w:t>
-            </w:r>
-          </w:p>
-        </w:tc>
-        <w:tc>
-          <w:tcPr>
-            <w:tcW w:w="810" w:type="pct"/>
+              <w:t>{%tr endfor %}</w:t>
+            </w:r>
+          </w:p>
+        </w:tc>
+        <w:tc>
+          <w:tcPr>
+            <w:tcW w:w="617" w:type="pct"/>
           </w:tcPr>
           <w:p>
             <w:pPr>
@@ -18772,39 +15020,53 @@
                 <w:lang w:val="en-AU" w:eastAsia="en-AU"/>
               </w:rPr>
             </w:pPr>
-            <w:r>
+          </w:p>
+        </w:tc>
+        <w:tc>
+          <w:tcPr>
+            <w:tcW w:w="1137" w:type="pct"/>
+          </w:tcPr>
+          <w:p>
+            <w:pPr>
               <w:rPr>
                 <w:sz w:val="16"/>
                 <w:szCs w:val="16"/>
                 <w:lang w:val="en-AU" w:eastAsia="en-AU"/>
               </w:rPr>
-              <w:t>{{</w:t>
-            </w:r>
-            <w:proofErr w:type="gramStart"/>
-            <w:r>
+            </w:pPr>
+          </w:p>
+        </w:tc>
+        <w:tc>
+          <w:tcPr>
+            <w:tcW w:w="798" w:type="pct"/>
+          </w:tcPr>
+          <w:p>
+            <w:pPr>
               <w:rPr>
                 <w:sz w:val="16"/>
                 <w:szCs w:val="16"/>
                 <w:lang w:val="en-AU" w:eastAsia="en-AU"/>
               </w:rPr>
-              <w:t>control.implementation</w:t>
-            </w:r>
-            <w:proofErr w:type="gramEnd"/>
-            <w:r>
+            </w:pPr>
+          </w:p>
+        </w:tc>
+        <w:tc>
+          <w:tcPr>
+            <w:tcW w:w="799" w:type="pct"/>
+          </w:tcPr>
+          <w:p>
+            <w:pPr>
               <w:rPr>
                 <w:sz w:val="16"/>
                 <w:szCs w:val="16"/>
                 <w:lang w:val="en-AU" w:eastAsia="en-AU"/>
               </w:rPr>
-              <w:t>_horizon}}</w:t>
-            </w:r>
-          </w:p>
-        </w:tc>
-      </w:tr>
-      <w:tr>
-        <w:tc>
-          <w:tcPr>
-            <w:tcW w:w="839" w:type="pct"/>
+            </w:pPr>
+          </w:p>
+        </w:tc>
+        <w:tc>
+          <w:tcPr>
+            <w:tcW w:w="810" w:type="pct"/>
           </w:tcPr>
           <w:p>
             <w:pPr>
@@ -18814,84 +15076,6 @@
                 <w:lang w:val="en-AU" w:eastAsia="en-AU"/>
               </w:rPr>
             </w:pPr>
-            <w:r>
-              <w:rPr>
-                <w:sz w:val="16"/>
-                <w:szCs w:val="16"/>
-                <w:lang w:val="en-AU" w:eastAsia="en-AU"/>
-              </w:rPr>
-              <w:t>{%tr endfor %}</w:t>
-            </w:r>
-          </w:p>
-        </w:tc>
-        <w:tc>
-          <w:tcPr>
-            <w:tcW w:w="617" w:type="pct"/>
-          </w:tcPr>
-          <w:p>
-            <w:pPr>
-              <w:rPr>
-                <w:sz w:val="16"/>
-                <w:szCs w:val="16"/>
-                <w:lang w:val="en-AU" w:eastAsia="en-AU"/>
-              </w:rPr>
-            </w:pPr>
-          </w:p>
-        </w:tc>
-        <w:tc>
-          <w:tcPr>
-            <w:tcW w:w="1137" w:type="pct"/>
-          </w:tcPr>
-          <w:p>
-            <w:pPr>
-              <w:rPr>
-                <w:sz w:val="16"/>
-                <w:szCs w:val="16"/>
-                <w:lang w:val="en-AU" w:eastAsia="en-AU"/>
-              </w:rPr>
-            </w:pPr>
-          </w:p>
-        </w:tc>
-        <w:tc>
-          <w:tcPr>
-            <w:tcW w:w="798" w:type="pct"/>
-          </w:tcPr>
-          <w:p>
-            <w:pPr>
-              <w:rPr>
-                <w:sz w:val="16"/>
-                <w:szCs w:val="16"/>
-                <w:lang w:val="en-AU" w:eastAsia="en-AU"/>
-              </w:rPr>
-            </w:pPr>
-          </w:p>
-        </w:tc>
-        <w:tc>
-          <w:tcPr>
-            <w:tcW w:w="799" w:type="pct"/>
-          </w:tcPr>
-          <w:p>
-            <w:pPr>
-              <w:rPr>
-                <w:sz w:val="16"/>
-                <w:szCs w:val="16"/>
-                <w:lang w:val="en-AU" w:eastAsia="en-AU"/>
-              </w:rPr>
-            </w:pPr>
-          </w:p>
-        </w:tc>
-        <w:tc>
-          <w:tcPr>
-            <w:tcW w:w="810" w:type="pct"/>
-          </w:tcPr>
-          <w:p>
-            <w:pPr>
-              <w:rPr>
-                <w:sz w:val="16"/>
-                <w:szCs w:val="16"/>
-                <w:lang w:val="en-AU" w:eastAsia="en-AU"/>
-              </w:rPr>
-            </w:pPr>
           </w:p>
         </w:tc>
       </w:tr>
@@ -18931,23 +15115,7 @@
           <w:highlight w:val="yellow"/>
           <w:lang w:val="en-AU" w:eastAsia="en-AU"/>
         </w:rPr>
-        <w:t>{{</w:t>
-      </w:r>
-      <w:proofErr w:type="gramStart"/>
-      <w:r>
-        <w:rPr>
-          <w:highlight w:val="yellow"/>
-          <w:lang w:val="en-AU" w:eastAsia="en-AU"/>
-        </w:rPr>
-        <w:t>ai.f</w:t>
-      </w:r>
-      <w:proofErr w:type="gramEnd"/>
-      <w:r>
-        <w:rPr>
-          <w:highlight w:val="yellow"/>
-          <w:lang w:val="en-AU" w:eastAsia="en-AU"/>
-        </w:rPr>
-        <w:t>_domain_b2_controls_rationale}}</w:t>
+        <w:t>{{ai.f_domain_b2_controls_rationale}}</w:t>
       </w:r>
     </w:p>
     <w:p>
@@ -19393,65 +15561,29 @@
                 <w:szCs w:val="16"/>
                 <w:lang w:val="en-AU" w:eastAsia="en-AU"/>
               </w:rPr>
-              <w:t>{{</w:t>
-            </w:r>
-            <w:proofErr w:type="gramStart"/>
-            <w:r>
+              <w:t>{{control.control_id}}</w:t>
+            </w:r>
+          </w:p>
+        </w:tc>
+        <w:tc>
+          <w:tcPr>
+            <w:tcW w:w="617" w:type="pct"/>
+          </w:tcPr>
+          <w:p>
+            <w:pPr>
               <w:rPr>
                 <w:sz w:val="16"/>
                 <w:szCs w:val="16"/>
                 <w:lang w:val="en-AU" w:eastAsia="en-AU"/>
               </w:rPr>
-              <w:t>control.control</w:t>
-            </w:r>
-            <w:proofErr w:type="gramEnd"/>
+            </w:pPr>
             <w:r>
               <w:rPr>
                 <w:sz w:val="16"/>
                 <w:szCs w:val="16"/>
                 <w:lang w:val="en-AU" w:eastAsia="en-AU"/>
               </w:rPr>
-              <w:t>_id}}</w:t>
-            </w:r>
-          </w:p>
-        </w:tc>
-        <w:tc>
-          <w:tcPr>
-            <w:tcW w:w="617" w:type="pct"/>
-          </w:tcPr>
-          <w:p>
-            <w:pPr>
-              <w:rPr>
-                <w:sz w:val="16"/>
-                <w:szCs w:val="16"/>
-                <w:lang w:val="en-AU" w:eastAsia="en-AU"/>
-              </w:rPr>
-            </w:pPr>
-            <w:r>
-              <w:rPr>
-                <w:sz w:val="16"/>
-                <w:szCs w:val="16"/>
-                <w:lang w:val="en-AU" w:eastAsia="en-AU"/>
-              </w:rPr>
-              <w:t>{{</w:t>
-            </w:r>
-            <w:proofErr w:type="gramStart"/>
-            <w:r>
-              <w:rPr>
-                <w:sz w:val="16"/>
-                <w:szCs w:val="16"/>
-                <w:lang w:val="en-AU" w:eastAsia="en-AU"/>
-              </w:rPr>
-              <w:t>control.title</w:t>
-            </w:r>
-            <w:proofErr w:type="gramEnd"/>
-            <w:r>
-              <w:rPr>
-                <w:sz w:val="16"/>
-                <w:szCs w:val="16"/>
-                <w:lang w:val="en-AU" w:eastAsia="en-AU"/>
-              </w:rPr>
-              <w:t>}}</w:t>
+              <w:t>{{control.title}}</w:t>
             </w:r>
           </w:p>
         </w:tc>
@@ -19495,31 +15627,35 @@
                 <w:szCs w:val="16"/>
                 <w:lang w:val="en-AU" w:eastAsia="en-AU"/>
               </w:rPr>
-              <w:t>{{</w:t>
-            </w:r>
-            <w:proofErr w:type="gramStart"/>
-            <w:r>
+              <w:t>{{control.control_type}}</w:t>
+            </w:r>
+          </w:p>
+        </w:tc>
+        <w:tc>
+          <w:tcPr>
+            <w:tcW w:w="799" w:type="pct"/>
+          </w:tcPr>
+          <w:p>
+            <w:pPr>
               <w:rPr>
                 <w:sz w:val="16"/>
                 <w:szCs w:val="16"/>
                 <w:lang w:val="en-AU" w:eastAsia="en-AU"/>
               </w:rPr>
-              <w:t>control.control</w:t>
-            </w:r>
-            <w:proofErr w:type="gramEnd"/>
+            </w:pPr>
             <w:r>
               <w:rPr>
                 <w:sz w:val="16"/>
                 <w:szCs w:val="16"/>
                 <w:lang w:val="en-AU" w:eastAsia="en-AU"/>
               </w:rPr>
-              <w:t>_type}}</w:t>
-            </w:r>
-          </w:p>
-        </w:tc>
-        <w:tc>
-          <w:tcPr>
-            <w:tcW w:w="799" w:type="pct"/>
+              <w:t>{{control.implementation_effort}}</w:t>
+            </w:r>
+          </w:p>
+        </w:tc>
+        <w:tc>
+          <w:tcPr>
+            <w:tcW w:w="810" w:type="pct"/>
           </w:tcPr>
           <w:p>
             <w:pPr>
@@ -19535,31 +15671,37 @@
                 <w:szCs w:val="16"/>
                 <w:lang w:val="en-AU" w:eastAsia="en-AU"/>
               </w:rPr>
-              <w:t>{{</w:t>
-            </w:r>
-            <w:proofErr w:type="gramStart"/>
-            <w:r>
+              <w:t>{{control.implementation_horizon}}</w:t>
+            </w:r>
+          </w:p>
+        </w:tc>
+      </w:tr>
+      <w:tr>
+        <w:tc>
+          <w:tcPr>
+            <w:tcW w:w="839" w:type="pct"/>
+          </w:tcPr>
+          <w:p>
+            <w:pPr>
               <w:rPr>
                 <w:sz w:val="16"/>
                 <w:szCs w:val="16"/>
                 <w:lang w:val="en-AU" w:eastAsia="en-AU"/>
               </w:rPr>
-              <w:t>control.implementation</w:t>
-            </w:r>
-            <w:proofErr w:type="gramEnd"/>
+            </w:pPr>
             <w:r>
               <w:rPr>
                 <w:sz w:val="16"/>
                 <w:szCs w:val="16"/>
                 <w:lang w:val="en-AU" w:eastAsia="en-AU"/>
               </w:rPr>
-              <w:t>_effort}}</w:t>
-            </w:r>
-          </w:p>
-        </w:tc>
-        <w:tc>
-          <w:tcPr>
-            <w:tcW w:w="810" w:type="pct"/>
+              <w:t>{%tr endfor %}</w:t>
+            </w:r>
+          </w:p>
+        </w:tc>
+        <w:tc>
+          <w:tcPr>
+            <w:tcW w:w="617" w:type="pct"/>
           </w:tcPr>
           <w:p>
             <w:pPr>
@@ -19569,39 +15711,53 @@
                 <w:lang w:val="en-AU" w:eastAsia="en-AU"/>
               </w:rPr>
             </w:pPr>
-            <w:r>
+          </w:p>
+        </w:tc>
+        <w:tc>
+          <w:tcPr>
+            <w:tcW w:w="1137" w:type="pct"/>
+          </w:tcPr>
+          <w:p>
+            <w:pPr>
               <w:rPr>
                 <w:sz w:val="16"/>
                 <w:szCs w:val="16"/>
                 <w:lang w:val="en-AU" w:eastAsia="en-AU"/>
               </w:rPr>
-              <w:t>{{</w:t>
-            </w:r>
-            <w:proofErr w:type="gramStart"/>
-            <w:r>
+            </w:pPr>
+          </w:p>
+        </w:tc>
+        <w:tc>
+          <w:tcPr>
+            <w:tcW w:w="798" w:type="pct"/>
+          </w:tcPr>
+          <w:p>
+            <w:pPr>
               <w:rPr>
                 <w:sz w:val="16"/>
                 <w:szCs w:val="16"/>
                 <w:lang w:val="en-AU" w:eastAsia="en-AU"/>
               </w:rPr>
-              <w:t>control.implementation</w:t>
-            </w:r>
-            <w:proofErr w:type="gramEnd"/>
-            <w:r>
+            </w:pPr>
+          </w:p>
+        </w:tc>
+        <w:tc>
+          <w:tcPr>
+            <w:tcW w:w="799" w:type="pct"/>
+          </w:tcPr>
+          <w:p>
+            <w:pPr>
               <w:rPr>
                 <w:sz w:val="16"/>
                 <w:szCs w:val="16"/>
                 <w:lang w:val="en-AU" w:eastAsia="en-AU"/>
               </w:rPr>
-              <w:t>_horizon}}</w:t>
-            </w:r>
-          </w:p>
-        </w:tc>
-      </w:tr>
-      <w:tr>
-        <w:tc>
-          <w:tcPr>
-            <w:tcW w:w="839" w:type="pct"/>
+            </w:pPr>
+          </w:p>
+        </w:tc>
+        <w:tc>
+          <w:tcPr>
+            <w:tcW w:w="810" w:type="pct"/>
           </w:tcPr>
           <w:p>
             <w:pPr>
@@ -19611,84 +15767,6 @@
                 <w:lang w:val="en-AU" w:eastAsia="en-AU"/>
               </w:rPr>
             </w:pPr>
-            <w:r>
-              <w:rPr>
-                <w:sz w:val="16"/>
-                <w:szCs w:val="16"/>
-                <w:lang w:val="en-AU" w:eastAsia="en-AU"/>
-              </w:rPr>
-              <w:t>{%tr endfor %}</w:t>
-            </w:r>
-          </w:p>
-        </w:tc>
-        <w:tc>
-          <w:tcPr>
-            <w:tcW w:w="617" w:type="pct"/>
-          </w:tcPr>
-          <w:p>
-            <w:pPr>
-              <w:rPr>
-                <w:sz w:val="16"/>
-                <w:szCs w:val="16"/>
-                <w:lang w:val="en-AU" w:eastAsia="en-AU"/>
-              </w:rPr>
-            </w:pPr>
-          </w:p>
-        </w:tc>
-        <w:tc>
-          <w:tcPr>
-            <w:tcW w:w="1137" w:type="pct"/>
-          </w:tcPr>
-          <w:p>
-            <w:pPr>
-              <w:rPr>
-                <w:sz w:val="16"/>
-                <w:szCs w:val="16"/>
-                <w:lang w:val="en-AU" w:eastAsia="en-AU"/>
-              </w:rPr>
-            </w:pPr>
-          </w:p>
-        </w:tc>
-        <w:tc>
-          <w:tcPr>
-            <w:tcW w:w="798" w:type="pct"/>
-          </w:tcPr>
-          <w:p>
-            <w:pPr>
-              <w:rPr>
-                <w:sz w:val="16"/>
-                <w:szCs w:val="16"/>
-                <w:lang w:val="en-AU" w:eastAsia="en-AU"/>
-              </w:rPr>
-            </w:pPr>
-          </w:p>
-        </w:tc>
-        <w:tc>
-          <w:tcPr>
-            <w:tcW w:w="799" w:type="pct"/>
-          </w:tcPr>
-          <w:p>
-            <w:pPr>
-              <w:rPr>
-                <w:sz w:val="16"/>
-                <w:szCs w:val="16"/>
-                <w:lang w:val="en-AU" w:eastAsia="en-AU"/>
-              </w:rPr>
-            </w:pPr>
-          </w:p>
-        </w:tc>
-        <w:tc>
-          <w:tcPr>
-            <w:tcW w:w="810" w:type="pct"/>
-          </w:tcPr>
-          <w:p>
-            <w:pPr>
-              <w:rPr>
-                <w:sz w:val="16"/>
-                <w:szCs w:val="16"/>
-                <w:lang w:val="en-AU" w:eastAsia="en-AU"/>
-              </w:rPr>
-            </w:pPr>
           </w:p>
         </w:tc>
       </w:tr>
@@ -19728,23 +15806,7 @@
           <w:highlight w:val="yellow"/>
           <w:lang w:val="en-AU" w:eastAsia="en-AU"/>
         </w:rPr>
-        <w:t>{{</w:t>
-      </w:r>
-      <w:proofErr w:type="gramStart"/>
-      <w:r>
-        <w:rPr>
-          <w:highlight w:val="yellow"/>
-          <w:lang w:val="en-AU" w:eastAsia="en-AU"/>
-        </w:rPr>
-        <w:t>ai.f</w:t>
-      </w:r>
-      <w:proofErr w:type="gramEnd"/>
-      <w:r>
-        <w:rPr>
-          <w:highlight w:val="yellow"/>
-          <w:lang w:val="en-AU" w:eastAsia="en-AU"/>
-        </w:rPr>
-        <w:t>_domain_b3_controls_rationale}}</w:t>
+        <w:t>{{ai.f_domain_b3_controls_rationale}}</w:t>
       </w:r>
     </w:p>
     <w:p>
@@ -20190,66 +16252,29 @@
                 <w:szCs w:val="16"/>
                 <w:lang w:val="en-AU" w:eastAsia="en-AU"/>
               </w:rPr>
-              <w:lastRenderedPageBreak/>
-              <w:t>{{</w:t>
-            </w:r>
-            <w:proofErr w:type="gramStart"/>
-            <w:r>
+              <w:t>{{control.control_id}}</w:t>
+            </w:r>
+          </w:p>
+        </w:tc>
+        <w:tc>
+          <w:tcPr>
+            <w:tcW w:w="617" w:type="pct"/>
+          </w:tcPr>
+          <w:p>
+            <w:pPr>
               <w:rPr>
                 <w:sz w:val="16"/>
                 <w:szCs w:val="16"/>
                 <w:lang w:val="en-AU" w:eastAsia="en-AU"/>
               </w:rPr>
-              <w:t>control.control</w:t>
-            </w:r>
-            <w:proofErr w:type="gramEnd"/>
+            </w:pPr>
             <w:r>
               <w:rPr>
                 <w:sz w:val="16"/>
                 <w:szCs w:val="16"/>
                 <w:lang w:val="en-AU" w:eastAsia="en-AU"/>
               </w:rPr>
-              <w:t>_id}}</w:t>
-            </w:r>
-          </w:p>
-        </w:tc>
-        <w:tc>
-          <w:tcPr>
-            <w:tcW w:w="617" w:type="pct"/>
-          </w:tcPr>
-          <w:p>
-            <w:pPr>
-              <w:rPr>
-                <w:sz w:val="16"/>
-                <w:szCs w:val="16"/>
-                <w:lang w:val="en-AU" w:eastAsia="en-AU"/>
-              </w:rPr>
-            </w:pPr>
-            <w:r>
-              <w:rPr>
-                <w:sz w:val="16"/>
-                <w:szCs w:val="16"/>
-                <w:lang w:val="en-AU" w:eastAsia="en-AU"/>
-              </w:rPr>
-              <w:t>{{</w:t>
-            </w:r>
-            <w:proofErr w:type="gramStart"/>
-            <w:r>
-              <w:rPr>
-                <w:sz w:val="16"/>
-                <w:szCs w:val="16"/>
-                <w:lang w:val="en-AU" w:eastAsia="en-AU"/>
-              </w:rPr>
-              <w:t>control.title</w:t>
-            </w:r>
-            <w:proofErr w:type="gramEnd"/>
-            <w:r>
-              <w:rPr>
-                <w:sz w:val="16"/>
-                <w:szCs w:val="16"/>
-                <w:lang w:val="en-AU" w:eastAsia="en-AU"/>
-              </w:rPr>
-              <w:t>}}</w:t>
+              <w:t>{{control.title}}</w:t>
             </w:r>
           </w:p>
         </w:tc>
@@ -20293,31 +16318,35 @@
                 <w:szCs w:val="16"/>
                 <w:lang w:val="en-AU" w:eastAsia="en-AU"/>
               </w:rPr>
-              <w:t>{{</w:t>
-            </w:r>
-            <w:proofErr w:type="gramStart"/>
-            <w:r>
+              <w:t>{{control.control_type}}</w:t>
+            </w:r>
+          </w:p>
+        </w:tc>
+        <w:tc>
+          <w:tcPr>
+            <w:tcW w:w="799" w:type="pct"/>
+          </w:tcPr>
+          <w:p>
+            <w:pPr>
               <w:rPr>
                 <w:sz w:val="16"/>
                 <w:szCs w:val="16"/>
                 <w:lang w:val="en-AU" w:eastAsia="en-AU"/>
               </w:rPr>
-              <w:t>control.control</w:t>
-            </w:r>
-            <w:proofErr w:type="gramEnd"/>
+            </w:pPr>
             <w:r>
               <w:rPr>
                 <w:sz w:val="16"/>
                 <w:szCs w:val="16"/>
                 <w:lang w:val="en-AU" w:eastAsia="en-AU"/>
               </w:rPr>
-              <w:t>_type}}</w:t>
-            </w:r>
-          </w:p>
-        </w:tc>
-        <w:tc>
-          <w:tcPr>
-            <w:tcW w:w="799" w:type="pct"/>
+              <w:t>{{control.implementation_effort}}</w:t>
+            </w:r>
+          </w:p>
+        </w:tc>
+        <w:tc>
+          <w:tcPr>
+            <w:tcW w:w="810" w:type="pct"/>
           </w:tcPr>
           <w:p>
             <w:pPr>
@@ -20333,31 +16362,37 @@
                 <w:szCs w:val="16"/>
                 <w:lang w:val="en-AU" w:eastAsia="en-AU"/>
               </w:rPr>
-              <w:t>{{</w:t>
-            </w:r>
-            <w:proofErr w:type="gramStart"/>
-            <w:r>
+              <w:t>{{control.implementation_horizon}}</w:t>
+            </w:r>
+          </w:p>
+        </w:tc>
+      </w:tr>
+      <w:tr>
+        <w:tc>
+          <w:tcPr>
+            <w:tcW w:w="839" w:type="pct"/>
+          </w:tcPr>
+          <w:p>
+            <w:pPr>
               <w:rPr>
                 <w:sz w:val="16"/>
                 <w:szCs w:val="16"/>
                 <w:lang w:val="en-AU" w:eastAsia="en-AU"/>
               </w:rPr>
-              <w:t>control.implementation</w:t>
-            </w:r>
-            <w:proofErr w:type="gramEnd"/>
+            </w:pPr>
             <w:r>
               <w:rPr>
                 <w:sz w:val="16"/>
                 <w:szCs w:val="16"/>
                 <w:lang w:val="en-AU" w:eastAsia="en-AU"/>
               </w:rPr>
-              <w:t>_effort}}</w:t>
-            </w:r>
-          </w:p>
-        </w:tc>
-        <w:tc>
-          <w:tcPr>
-            <w:tcW w:w="810" w:type="pct"/>
+              <w:t>{%tr endfor %}</w:t>
+            </w:r>
+          </w:p>
+        </w:tc>
+        <w:tc>
+          <w:tcPr>
+            <w:tcW w:w="617" w:type="pct"/>
           </w:tcPr>
           <w:p>
             <w:pPr>
@@ -20367,39 +16402,53 @@
                 <w:lang w:val="en-AU" w:eastAsia="en-AU"/>
               </w:rPr>
             </w:pPr>
-            <w:r>
+          </w:p>
+        </w:tc>
+        <w:tc>
+          <w:tcPr>
+            <w:tcW w:w="1137" w:type="pct"/>
+          </w:tcPr>
+          <w:p>
+            <w:pPr>
               <w:rPr>
                 <w:sz w:val="16"/>
                 <w:szCs w:val="16"/>
                 <w:lang w:val="en-AU" w:eastAsia="en-AU"/>
               </w:rPr>
-              <w:t>{{</w:t>
-            </w:r>
-            <w:proofErr w:type="gramStart"/>
-            <w:r>
+            </w:pPr>
+          </w:p>
+        </w:tc>
+        <w:tc>
+          <w:tcPr>
+            <w:tcW w:w="798" w:type="pct"/>
+          </w:tcPr>
+          <w:p>
+            <w:pPr>
               <w:rPr>
                 <w:sz w:val="16"/>
                 <w:szCs w:val="16"/>
                 <w:lang w:val="en-AU" w:eastAsia="en-AU"/>
               </w:rPr>
-              <w:t>control.implementation</w:t>
-            </w:r>
-            <w:proofErr w:type="gramEnd"/>
-            <w:r>
+            </w:pPr>
+          </w:p>
+        </w:tc>
+        <w:tc>
+          <w:tcPr>
+            <w:tcW w:w="799" w:type="pct"/>
+          </w:tcPr>
+          <w:p>
+            <w:pPr>
               <w:rPr>
                 <w:sz w:val="16"/>
                 <w:szCs w:val="16"/>
                 <w:lang w:val="en-AU" w:eastAsia="en-AU"/>
               </w:rPr>
-              <w:t>_horizon}}</w:t>
-            </w:r>
-          </w:p>
-        </w:tc>
-      </w:tr>
-      <w:tr>
-        <w:tc>
-          <w:tcPr>
-            <w:tcW w:w="839" w:type="pct"/>
+            </w:pPr>
+          </w:p>
+        </w:tc>
+        <w:tc>
+          <w:tcPr>
+            <w:tcW w:w="810" w:type="pct"/>
           </w:tcPr>
           <w:p>
             <w:pPr>
@@ -20409,84 +16458,6 @@
                 <w:lang w:val="en-AU" w:eastAsia="en-AU"/>
               </w:rPr>
             </w:pPr>
-            <w:r>
-              <w:rPr>
-                <w:sz w:val="16"/>
-                <w:szCs w:val="16"/>
-                <w:lang w:val="en-AU" w:eastAsia="en-AU"/>
-              </w:rPr>
-              <w:t>{%tr endfor %}</w:t>
-            </w:r>
-          </w:p>
-        </w:tc>
-        <w:tc>
-          <w:tcPr>
-            <w:tcW w:w="617" w:type="pct"/>
-          </w:tcPr>
-          <w:p>
-            <w:pPr>
-              <w:rPr>
-                <w:sz w:val="16"/>
-                <w:szCs w:val="16"/>
-                <w:lang w:val="en-AU" w:eastAsia="en-AU"/>
-              </w:rPr>
-            </w:pPr>
-          </w:p>
-        </w:tc>
-        <w:tc>
-          <w:tcPr>
-            <w:tcW w:w="1137" w:type="pct"/>
-          </w:tcPr>
-          <w:p>
-            <w:pPr>
-              <w:rPr>
-                <w:sz w:val="16"/>
-                <w:szCs w:val="16"/>
-                <w:lang w:val="en-AU" w:eastAsia="en-AU"/>
-              </w:rPr>
-            </w:pPr>
-          </w:p>
-        </w:tc>
-        <w:tc>
-          <w:tcPr>
-            <w:tcW w:w="798" w:type="pct"/>
-          </w:tcPr>
-          <w:p>
-            <w:pPr>
-              <w:rPr>
-                <w:sz w:val="16"/>
-                <w:szCs w:val="16"/>
-                <w:lang w:val="en-AU" w:eastAsia="en-AU"/>
-              </w:rPr>
-            </w:pPr>
-          </w:p>
-        </w:tc>
-        <w:tc>
-          <w:tcPr>
-            <w:tcW w:w="799" w:type="pct"/>
-          </w:tcPr>
-          <w:p>
-            <w:pPr>
-              <w:rPr>
-                <w:sz w:val="16"/>
-                <w:szCs w:val="16"/>
-                <w:lang w:val="en-AU" w:eastAsia="en-AU"/>
-              </w:rPr>
-            </w:pPr>
-          </w:p>
-        </w:tc>
-        <w:tc>
-          <w:tcPr>
-            <w:tcW w:w="810" w:type="pct"/>
-          </w:tcPr>
-          <w:p>
-            <w:pPr>
-              <w:rPr>
-                <w:sz w:val="16"/>
-                <w:szCs w:val="16"/>
-                <w:lang w:val="en-AU" w:eastAsia="en-AU"/>
-              </w:rPr>
-            </w:pPr>
           </w:p>
         </w:tc>
       </w:tr>
@@ -20528,23 +16499,7 @@
           <w:highlight w:val="yellow"/>
           <w:lang w:val="en-AU" w:eastAsia="en-AU"/>
         </w:rPr>
-        <w:t>{{</w:t>
-      </w:r>
-      <w:proofErr w:type="gramStart"/>
-      <w:r>
-        <w:rPr>
-          <w:highlight w:val="yellow"/>
-          <w:lang w:val="en-AU" w:eastAsia="en-AU"/>
-        </w:rPr>
-        <w:t>ai.f</w:t>
-      </w:r>
-      <w:proofErr w:type="gramEnd"/>
-      <w:r>
-        <w:rPr>
-          <w:highlight w:val="yellow"/>
-          <w:lang w:val="en-AU" w:eastAsia="en-AU"/>
-        </w:rPr>
-        <w:t>_domain_b</w:t>
+        <w:t>{{ai.f_domain_b</w:t>
       </w:r>
       <w:r>
         <w:rPr>
@@ -21010,65 +16965,29 @@
                 <w:szCs w:val="16"/>
                 <w:lang w:val="en-AU" w:eastAsia="en-AU"/>
               </w:rPr>
-              <w:t>{{</w:t>
-            </w:r>
-            <w:proofErr w:type="gramStart"/>
-            <w:r>
+              <w:t>{{control.control_id}}</w:t>
+            </w:r>
+          </w:p>
+        </w:tc>
+        <w:tc>
+          <w:tcPr>
+            <w:tcW w:w="617" w:type="pct"/>
+          </w:tcPr>
+          <w:p>
+            <w:pPr>
               <w:rPr>
                 <w:sz w:val="16"/>
                 <w:szCs w:val="16"/>
                 <w:lang w:val="en-AU" w:eastAsia="en-AU"/>
               </w:rPr>
-              <w:t>control.control</w:t>
-            </w:r>
-            <w:proofErr w:type="gramEnd"/>
+            </w:pPr>
             <w:r>
               <w:rPr>
                 <w:sz w:val="16"/>
                 <w:szCs w:val="16"/>
                 <w:lang w:val="en-AU" w:eastAsia="en-AU"/>
               </w:rPr>
-              <w:t>_id}}</w:t>
-            </w:r>
-          </w:p>
-        </w:tc>
-        <w:tc>
-          <w:tcPr>
-            <w:tcW w:w="617" w:type="pct"/>
-          </w:tcPr>
-          <w:p>
-            <w:pPr>
-              <w:rPr>
-                <w:sz w:val="16"/>
-                <w:szCs w:val="16"/>
-                <w:lang w:val="en-AU" w:eastAsia="en-AU"/>
-              </w:rPr>
-            </w:pPr>
-            <w:r>
-              <w:rPr>
-                <w:sz w:val="16"/>
-                <w:szCs w:val="16"/>
-                <w:lang w:val="en-AU" w:eastAsia="en-AU"/>
-              </w:rPr>
-              <w:t>{{</w:t>
-            </w:r>
-            <w:proofErr w:type="gramStart"/>
-            <w:r>
-              <w:rPr>
-                <w:sz w:val="16"/>
-                <w:szCs w:val="16"/>
-                <w:lang w:val="en-AU" w:eastAsia="en-AU"/>
-              </w:rPr>
-              <w:t>control.title</w:t>
-            </w:r>
-            <w:proofErr w:type="gramEnd"/>
-            <w:r>
-              <w:rPr>
-                <w:sz w:val="16"/>
-                <w:szCs w:val="16"/>
-                <w:lang w:val="en-AU" w:eastAsia="en-AU"/>
-              </w:rPr>
-              <w:t>}}</w:t>
+              <w:t>{{control.title}}</w:t>
             </w:r>
           </w:p>
         </w:tc>
@@ -21112,31 +17031,35 @@
                 <w:szCs w:val="16"/>
                 <w:lang w:val="en-AU" w:eastAsia="en-AU"/>
               </w:rPr>
-              <w:t>{{</w:t>
-            </w:r>
-            <w:proofErr w:type="gramStart"/>
-            <w:r>
+              <w:t>{{control.control_type}}</w:t>
+            </w:r>
+          </w:p>
+        </w:tc>
+        <w:tc>
+          <w:tcPr>
+            <w:tcW w:w="799" w:type="pct"/>
+          </w:tcPr>
+          <w:p>
+            <w:pPr>
               <w:rPr>
                 <w:sz w:val="16"/>
                 <w:szCs w:val="16"/>
                 <w:lang w:val="en-AU" w:eastAsia="en-AU"/>
               </w:rPr>
-              <w:t>control.control</w:t>
-            </w:r>
-            <w:proofErr w:type="gramEnd"/>
+            </w:pPr>
             <w:r>
               <w:rPr>
                 <w:sz w:val="16"/>
                 <w:szCs w:val="16"/>
                 <w:lang w:val="en-AU" w:eastAsia="en-AU"/>
               </w:rPr>
-              <w:t>_type}}</w:t>
-            </w:r>
-          </w:p>
-        </w:tc>
-        <w:tc>
-          <w:tcPr>
-            <w:tcW w:w="799" w:type="pct"/>
+              <w:t>{{control.implementation_effort}}</w:t>
+            </w:r>
+          </w:p>
+        </w:tc>
+        <w:tc>
+          <w:tcPr>
+            <w:tcW w:w="810" w:type="pct"/>
           </w:tcPr>
           <w:p>
             <w:pPr>
@@ -21152,31 +17075,37 @@
                 <w:szCs w:val="16"/>
                 <w:lang w:val="en-AU" w:eastAsia="en-AU"/>
               </w:rPr>
-              <w:t>{{</w:t>
-            </w:r>
-            <w:proofErr w:type="gramStart"/>
-            <w:r>
+              <w:t>{{control.implementation_horizon}}</w:t>
+            </w:r>
+          </w:p>
+        </w:tc>
+      </w:tr>
+      <w:tr>
+        <w:tc>
+          <w:tcPr>
+            <w:tcW w:w="839" w:type="pct"/>
+          </w:tcPr>
+          <w:p>
+            <w:pPr>
               <w:rPr>
                 <w:sz w:val="16"/>
                 <w:szCs w:val="16"/>
                 <w:lang w:val="en-AU" w:eastAsia="en-AU"/>
               </w:rPr>
-              <w:t>control.implementation</w:t>
-            </w:r>
-            <w:proofErr w:type="gramEnd"/>
+            </w:pPr>
             <w:r>
               <w:rPr>
                 <w:sz w:val="16"/>
                 <w:szCs w:val="16"/>
                 <w:lang w:val="en-AU" w:eastAsia="en-AU"/>
               </w:rPr>
-              <w:t>_effort}}</w:t>
-            </w:r>
-          </w:p>
-        </w:tc>
-        <w:tc>
-          <w:tcPr>
-            <w:tcW w:w="810" w:type="pct"/>
+              <w:t>{%tr endfor %}</w:t>
+            </w:r>
+          </w:p>
+        </w:tc>
+        <w:tc>
+          <w:tcPr>
+            <w:tcW w:w="617" w:type="pct"/>
           </w:tcPr>
           <w:p>
             <w:pPr>
@@ -21186,39 +17115,53 @@
                 <w:lang w:val="en-AU" w:eastAsia="en-AU"/>
               </w:rPr>
             </w:pPr>
-            <w:r>
+          </w:p>
+        </w:tc>
+        <w:tc>
+          <w:tcPr>
+            <w:tcW w:w="1137" w:type="pct"/>
+          </w:tcPr>
+          <w:p>
+            <w:pPr>
               <w:rPr>
                 <w:sz w:val="16"/>
                 <w:szCs w:val="16"/>
                 <w:lang w:val="en-AU" w:eastAsia="en-AU"/>
               </w:rPr>
-              <w:t>{{</w:t>
-            </w:r>
-            <w:proofErr w:type="gramStart"/>
-            <w:r>
+            </w:pPr>
+          </w:p>
+        </w:tc>
+        <w:tc>
+          <w:tcPr>
+            <w:tcW w:w="798" w:type="pct"/>
+          </w:tcPr>
+          <w:p>
+            <w:pPr>
               <w:rPr>
                 <w:sz w:val="16"/>
                 <w:szCs w:val="16"/>
                 <w:lang w:val="en-AU" w:eastAsia="en-AU"/>
               </w:rPr>
-              <w:t>control.implementation</w:t>
-            </w:r>
-            <w:proofErr w:type="gramEnd"/>
-            <w:r>
+            </w:pPr>
+          </w:p>
+        </w:tc>
+        <w:tc>
+          <w:tcPr>
+            <w:tcW w:w="799" w:type="pct"/>
+          </w:tcPr>
+          <w:p>
+            <w:pPr>
               <w:rPr>
                 <w:sz w:val="16"/>
                 <w:szCs w:val="16"/>
                 <w:lang w:val="en-AU" w:eastAsia="en-AU"/>
               </w:rPr>
-              <w:t>_horizon}}</w:t>
-            </w:r>
-          </w:p>
-        </w:tc>
-      </w:tr>
-      <w:tr>
-        <w:tc>
-          <w:tcPr>
-            <w:tcW w:w="839" w:type="pct"/>
+            </w:pPr>
+          </w:p>
+        </w:tc>
+        <w:tc>
+          <w:tcPr>
+            <w:tcW w:w="810" w:type="pct"/>
           </w:tcPr>
           <w:p>
             <w:pPr>
@@ -21228,84 +17171,6 @@
                 <w:lang w:val="en-AU" w:eastAsia="en-AU"/>
               </w:rPr>
             </w:pPr>
-            <w:r>
-              <w:rPr>
-                <w:sz w:val="16"/>
-                <w:szCs w:val="16"/>
-                <w:lang w:val="en-AU" w:eastAsia="en-AU"/>
-              </w:rPr>
-              <w:t>{%tr endfor %}</w:t>
-            </w:r>
-          </w:p>
-        </w:tc>
-        <w:tc>
-          <w:tcPr>
-            <w:tcW w:w="617" w:type="pct"/>
-          </w:tcPr>
-          <w:p>
-            <w:pPr>
-              <w:rPr>
-                <w:sz w:val="16"/>
-                <w:szCs w:val="16"/>
-                <w:lang w:val="en-AU" w:eastAsia="en-AU"/>
-              </w:rPr>
-            </w:pPr>
-          </w:p>
-        </w:tc>
-        <w:tc>
-          <w:tcPr>
-            <w:tcW w:w="1137" w:type="pct"/>
-          </w:tcPr>
-          <w:p>
-            <w:pPr>
-              <w:rPr>
-                <w:sz w:val="16"/>
-                <w:szCs w:val="16"/>
-                <w:lang w:val="en-AU" w:eastAsia="en-AU"/>
-              </w:rPr>
-            </w:pPr>
-          </w:p>
-        </w:tc>
-        <w:tc>
-          <w:tcPr>
-            <w:tcW w:w="798" w:type="pct"/>
-          </w:tcPr>
-          <w:p>
-            <w:pPr>
-              <w:rPr>
-                <w:sz w:val="16"/>
-                <w:szCs w:val="16"/>
-                <w:lang w:val="en-AU" w:eastAsia="en-AU"/>
-              </w:rPr>
-            </w:pPr>
-          </w:p>
-        </w:tc>
-        <w:tc>
-          <w:tcPr>
-            <w:tcW w:w="799" w:type="pct"/>
-          </w:tcPr>
-          <w:p>
-            <w:pPr>
-              <w:rPr>
-                <w:sz w:val="16"/>
-                <w:szCs w:val="16"/>
-                <w:lang w:val="en-AU" w:eastAsia="en-AU"/>
-              </w:rPr>
-            </w:pPr>
-          </w:p>
-        </w:tc>
-        <w:tc>
-          <w:tcPr>
-            <w:tcW w:w="810" w:type="pct"/>
-          </w:tcPr>
-          <w:p>
-            <w:pPr>
-              <w:rPr>
-                <w:sz w:val="16"/>
-                <w:szCs w:val="16"/>
-                <w:lang w:val="en-AU" w:eastAsia="en-AU"/>
-              </w:rPr>
-            </w:pPr>
           </w:p>
         </w:tc>
       </w:tr>
@@ -21345,23 +17210,7 @@
           <w:highlight w:val="yellow"/>
           <w:lang w:val="en-AU" w:eastAsia="en-AU"/>
         </w:rPr>
-        <w:t>{{</w:t>
-      </w:r>
-      <w:proofErr w:type="gramStart"/>
-      <w:r>
-        <w:rPr>
-          <w:highlight w:val="yellow"/>
-          <w:lang w:val="en-AU" w:eastAsia="en-AU"/>
-        </w:rPr>
-        <w:t>ai.f</w:t>
-      </w:r>
-      <w:proofErr w:type="gramEnd"/>
-      <w:r>
-        <w:rPr>
-          <w:highlight w:val="yellow"/>
-          <w:lang w:val="en-AU" w:eastAsia="en-AU"/>
-        </w:rPr>
-        <w:t>_domain_b5_controls_rationale}}</w:t>
+        <w:t>{{ai.f_domain_b5_controls_rationale}}</w:t>
       </w:r>
     </w:p>
     <w:p>
@@ -21813,65 +17662,29 @@
                 <w:szCs w:val="16"/>
                 <w:lang w:val="en-AU" w:eastAsia="en-AU"/>
               </w:rPr>
-              <w:t>{{</w:t>
-            </w:r>
-            <w:proofErr w:type="gramStart"/>
-            <w:r>
+              <w:t>{{control.control_id}}</w:t>
+            </w:r>
+          </w:p>
+        </w:tc>
+        <w:tc>
+          <w:tcPr>
+            <w:tcW w:w="617" w:type="pct"/>
+          </w:tcPr>
+          <w:p>
+            <w:pPr>
               <w:rPr>
                 <w:sz w:val="16"/>
                 <w:szCs w:val="16"/>
                 <w:lang w:val="en-AU" w:eastAsia="en-AU"/>
               </w:rPr>
-              <w:t>control.control</w:t>
-            </w:r>
-            <w:proofErr w:type="gramEnd"/>
+            </w:pPr>
             <w:r>
               <w:rPr>
                 <w:sz w:val="16"/>
                 <w:szCs w:val="16"/>
                 <w:lang w:val="en-AU" w:eastAsia="en-AU"/>
               </w:rPr>
-              <w:t>_id}}</w:t>
-            </w:r>
-          </w:p>
-        </w:tc>
-        <w:tc>
-          <w:tcPr>
-            <w:tcW w:w="617" w:type="pct"/>
-          </w:tcPr>
-          <w:p>
-            <w:pPr>
-              <w:rPr>
-                <w:sz w:val="16"/>
-                <w:szCs w:val="16"/>
-                <w:lang w:val="en-AU" w:eastAsia="en-AU"/>
-              </w:rPr>
-            </w:pPr>
-            <w:r>
-              <w:rPr>
-                <w:sz w:val="16"/>
-                <w:szCs w:val="16"/>
-                <w:lang w:val="en-AU" w:eastAsia="en-AU"/>
-              </w:rPr>
-              <w:t>{{</w:t>
-            </w:r>
-            <w:proofErr w:type="gramStart"/>
-            <w:r>
-              <w:rPr>
-                <w:sz w:val="16"/>
-                <w:szCs w:val="16"/>
-                <w:lang w:val="en-AU" w:eastAsia="en-AU"/>
-              </w:rPr>
-              <w:t>control.title</w:t>
-            </w:r>
-            <w:proofErr w:type="gramEnd"/>
-            <w:r>
-              <w:rPr>
-                <w:sz w:val="16"/>
-                <w:szCs w:val="16"/>
-                <w:lang w:val="en-AU" w:eastAsia="en-AU"/>
-              </w:rPr>
-              <w:t>}}</w:t>
+              <w:t>{{control.title}}</w:t>
             </w:r>
           </w:p>
         </w:tc>
@@ -21915,31 +17728,35 @@
                 <w:szCs w:val="16"/>
                 <w:lang w:val="en-AU" w:eastAsia="en-AU"/>
               </w:rPr>
-              <w:t>{{</w:t>
-            </w:r>
-            <w:proofErr w:type="gramStart"/>
-            <w:r>
+              <w:t>{{control.control_type}}</w:t>
+            </w:r>
+          </w:p>
+        </w:tc>
+        <w:tc>
+          <w:tcPr>
+            <w:tcW w:w="799" w:type="pct"/>
+          </w:tcPr>
+          <w:p>
+            <w:pPr>
               <w:rPr>
                 <w:sz w:val="16"/>
                 <w:szCs w:val="16"/>
                 <w:lang w:val="en-AU" w:eastAsia="en-AU"/>
               </w:rPr>
-              <w:t>control.control</w:t>
-            </w:r>
-            <w:proofErr w:type="gramEnd"/>
+            </w:pPr>
             <w:r>
               <w:rPr>
                 <w:sz w:val="16"/>
                 <w:szCs w:val="16"/>
                 <w:lang w:val="en-AU" w:eastAsia="en-AU"/>
               </w:rPr>
-              <w:t>_type}}</w:t>
-            </w:r>
-          </w:p>
-        </w:tc>
-        <w:tc>
-          <w:tcPr>
-            <w:tcW w:w="799" w:type="pct"/>
+              <w:t>{{control.implementation_effort}}</w:t>
+            </w:r>
+          </w:p>
+        </w:tc>
+        <w:tc>
+          <w:tcPr>
+            <w:tcW w:w="810" w:type="pct"/>
           </w:tcPr>
           <w:p>
             <w:pPr>
@@ -21955,31 +17772,37 @@
                 <w:szCs w:val="16"/>
                 <w:lang w:val="en-AU" w:eastAsia="en-AU"/>
               </w:rPr>
-              <w:t>{{</w:t>
-            </w:r>
-            <w:proofErr w:type="gramStart"/>
-            <w:r>
+              <w:t>{{control.implementation_horizon}}</w:t>
+            </w:r>
+          </w:p>
+        </w:tc>
+      </w:tr>
+      <w:tr>
+        <w:tc>
+          <w:tcPr>
+            <w:tcW w:w="839" w:type="pct"/>
+          </w:tcPr>
+          <w:p>
+            <w:pPr>
               <w:rPr>
                 <w:sz w:val="16"/>
                 <w:szCs w:val="16"/>
                 <w:lang w:val="en-AU" w:eastAsia="en-AU"/>
               </w:rPr>
-              <w:t>control.implementation</w:t>
-            </w:r>
-            <w:proofErr w:type="gramEnd"/>
+            </w:pPr>
             <w:r>
               <w:rPr>
                 <w:sz w:val="16"/>
                 <w:szCs w:val="16"/>
                 <w:lang w:val="en-AU" w:eastAsia="en-AU"/>
               </w:rPr>
-              <w:t>_effort}}</w:t>
-            </w:r>
-          </w:p>
-        </w:tc>
-        <w:tc>
-          <w:tcPr>
-            <w:tcW w:w="810" w:type="pct"/>
+              <w:t>{%tr endfor %}</w:t>
+            </w:r>
+          </w:p>
+        </w:tc>
+        <w:tc>
+          <w:tcPr>
+            <w:tcW w:w="617" w:type="pct"/>
           </w:tcPr>
           <w:p>
             <w:pPr>
@@ -21989,39 +17812,53 @@
                 <w:lang w:val="en-AU" w:eastAsia="en-AU"/>
               </w:rPr>
             </w:pPr>
-            <w:r>
+          </w:p>
+        </w:tc>
+        <w:tc>
+          <w:tcPr>
+            <w:tcW w:w="1137" w:type="pct"/>
+          </w:tcPr>
+          <w:p>
+            <w:pPr>
               <w:rPr>
                 <w:sz w:val="16"/>
                 <w:szCs w:val="16"/>
                 <w:lang w:val="en-AU" w:eastAsia="en-AU"/>
               </w:rPr>
-              <w:t>{{</w:t>
-            </w:r>
-            <w:proofErr w:type="gramStart"/>
-            <w:r>
+            </w:pPr>
+          </w:p>
+        </w:tc>
+        <w:tc>
+          <w:tcPr>
+            <w:tcW w:w="798" w:type="pct"/>
+          </w:tcPr>
+          <w:p>
+            <w:pPr>
               <w:rPr>
                 <w:sz w:val="16"/>
                 <w:szCs w:val="16"/>
                 <w:lang w:val="en-AU" w:eastAsia="en-AU"/>
               </w:rPr>
-              <w:t>control.implementation</w:t>
-            </w:r>
-            <w:proofErr w:type="gramEnd"/>
-            <w:r>
+            </w:pPr>
+          </w:p>
+        </w:tc>
+        <w:tc>
+          <w:tcPr>
+            <w:tcW w:w="799" w:type="pct"/>
+          </w:tcPr>
+          <w:p>
+            <w:pPr>
               <w:rPr>
                 <w:sz w:val="16"/>
                 <w:szCs w:val="16"/>
                 <w:lang w:val="en-AU" w:eastAsia="en-AU"/>
               </w:rPr>
-              <w:t>_horizon}}</w:t>
-            </w:r>
-          </w:p>
-        </w:tc>
-      </w:tr>
-      <w:tr>
-        <w:tc>
-          <w:tcPr>
-            <w:tcW w:w="839" w:type="pct"/>
+            </w:pPr>
+          </w:p>
+        </w:tc>
+        <w:tc>
+          <w:tcPr>
+            <w:tcW w:w="810" w:type="pct"/>
           </w:tcPr>
           <w:p>
             <w:pPr>
@@ -22031,85 +17868,6 @@
                 <w:lang w:val="en-AU" w:eastAsia="en-AU"/>
               </w:rPr>
             </w:pPr>
-            <w:r>
-              <w:rPr>
-                <w:sz w:val="16"/>
-                <w:szCs w:val="16"/>
-                <w:lang w:val="en-AU" w:eastAsia="en-AU"/>
-              </w:rPr>
-              <w:lastRenderedPageBreak/>
-              <w:t>{%tr endfor %}</w:t>
-            </w:r>
-          </w:p>
-        </w:tc>
-        <w:tc>
-          <w:tcPr>
-            <w:tcW w:w="617" w:type="pct"/>
-          </w:tcPr>
-          <w:p>
-            <w:pPr>
-              <w:rPr>
-                <w:sz w:val="16"/>
-                <w:szCs w:val="16"/>
-                <w:lang w:val="en-AU" w:eastAsia="en-AU"/>
-              </w:rPr>
-            </w:pPr>
-          </w:p>
-        </w:tc>
-        <w:tc>
-          <w:tcPr>
-            <w:tcW w:w="1137" w:type="pct"/>
-          </w:tcPr>
-          <w:p>
-            <w:pPr>
-              <w:rPr>
-                <w:sz w:val="16"/>
-                <w:szCs w:val="16"/>
-                <w:lang w:val="en-AU" w:eastAsia="en-AU"/>
-              </w:rPr>
-            </w:pPr>
-          </w:p>
-        </w:tc>
-        <w:tc>
-          <w:tcPr>
-            <w:tcW w:w="798" w:type="pct"/>
-          </w:tcPr>
-          <w:p>
-            <w:pPr>
-              <w:rPr>
-                <w:sz w:val="16"/>
-                <w:szCs w:val="16"/>
-                <w:lang w:val="en-AU" w:eastAsia="en-AU"/>
-              </w:rPr>
-            </w:pPr>
-          </w:p>
-        </w:tc>
-        <w:tc>
-          <w:tcPr>
-            <w:tcW w:w="799" w:type="pct"/>
-          </w:tcPr>
-          <w:p>
-            <w:pPr>
-              <w:rPr>
-                <w:sz w:val="16"/>
-                <w:szCs w:val="16"/>
-                <w:lang w:val="en-AU" w:eastAsia="en-AU"/>
-              </w:rPr>
-            </w:pPr>
-          </w:p>
-        </w:tc>
-        <w:tc>
-          <w:tcPr>
-            <w:tcW w:w="810" w:type="pct"/>
-          </w:tcPr>
-          <w:p>
-            <w:pPr>
-              <w:rPr>
-                <w:sz w:val="16"/>
-                <w:szCs w:val="16"/>
-                <w:lang w:val="en-AU" w:eastAsia="en-AU"/>
-              </w:rPr>
-            </w:pPr>
           </w:p>
         </w:tc>
       </w:tr>
@@ -22149,23 +17907,7 @@
           <w:highlight w:val="yellow"/>
           <w:lang w:val="en-AU" w:eastAsia="en-AU"/>
         </w:rPr>
-        <w:t>{{</w:t>
-      </w:r>
-      <w:proofErr w:type="gramStart"/>
-      <w:r>
-        <w:rPr>
-          <w:highlight w:val="yellow"/>
-          <w:lang w:val="en-AU" w:eastAsia="en-AU"/>
-        </w:rPr>
-        <w:t>ai.f</w:t>
-      </w:r>
-      <w:proofErr w:type="gramEnd"/>
-      <w:r>
-        <w:rPr>
-          <w:highlight w:val="yellow"/>
-          <w:lang w:val="en-AU" w:eastAsia="en-AU"/>
-        </w:rPr>
-        <w:t>_domain_b</w:t>
+        <w:t>{{ai.f_domain_b</w:t>
       </w:r>
       <w:r>
         <w:rPr>
@@ -22631,65 +18373,29 @@
                 <w:szCs w:val="16"/>
                 <w:lang w:val="en-AU" w:eastAsia="en-AU"/>
               </w:rPr>
-              <w:t>{{</w:t>
-            </w:r>
-            <w:proofErr w:type="gramStart"/>
-            <w:r>
+              <w:t>{{control.control_id}}</w:t>
+            </w:r>
+          </w:p>
+        </w:tc>
+        <w:tc>
+          <w:tcPr>
+            <w:tcW w:w="617" w:type="pct"/>
+          </w:tcPr>
+          <w:p>
+            <w:pPr>
               <w:rPr>
                 <w:sz w:val="16"/>
                 <w:szCs w:val="16"/>
                 <w:lang w:val="en-AU" w:eastAsia="en-AU"/>
               </w:rPr>
-              <w:t>control.control</w:t>
-            </w:r>
-            <w:proofErr w:type="gramEnd"/>
+            </w:pPr>
             <w:r>
               <w:rPr>
                 <w:sz w:val="16"/>
                 <w:szCs w:val="16"/>
                 <w:lang w:val="en-AU" w:eastAsia="en-AU"/>
               </w:rPr>
-              <w:t>_id}}</w:t>
-            </w:r>
-          </w:p>
-        </w:tc>
-        <w:tc>
-          <w:tcPr>
-            <w:tcW w:w="617" w:type="pct"/>
-          </w:tcPr>
-          <w:p>
-            <w:pPr>
-              <w:rPr>
-                <w:sz w:val="16"/>
-                <w:szCs w:val="16"/>
-                <w:lang w:val="en-AU" w:eastAsia="en-AU"/>
-              </w:rPr>
-            </w:pPr>
-            <w:r>
-              <w:rPr>
-                <w:sz w:val="16"/>
-                <w:szCs w:val="16"/>
-                <w:lang w:val="en-AU" w:eastAsia="en-AU"/>
-              </w:rPr>
-              <w:t>{{</w:t>
-            </w:r>
-            <w:proofErr w:type="gramStart"/>
-            <w:r>
-              <w:rPr>
-                <w:sz w:val="16"/>
-                <w:szCs w:val="16"/>
-                <w:lang w:val="en-AU" w:eastAsia="en-AU"/>
-              </w:rPr>
-              <w:t>control.title</w:t>
-            </w:r>
-            <w:proofErr w:type="gramEnd"/>
-            <w:r>
-              <w:rPr>
-                <w:sz w:val="16"/>
-                <w:szCs w:val="16"/>
-                <w:lang w:val="en-AU" w:eastAsia="en-AU"/>
-              </w:rPr>
-              <w:t>}}</w:t>
+              <w:t>{{control.title}}</w:t>
             </w:r>
           </w:p>
         </w:tc>
@@ -22733,31 +18439,35 @@
                 <w:szCs w:val="16"/>
                 <w:lang w:val="en-AU" w:eastAsia="en-AU"/>
               </w:rPr>
-              <w:t>{{</w:t>
-            </w:r>
-            <w:proofErr w:type="gramStart"/>
-            <w:r>
+              <w:t>{{control.control_type}}</w:t>
+            </w:r>
+          </w:p>
+        </w:tc>
+        <w:tc>
+          <w:tcPr>
+            <w:tcW w:w="799" w:type="pct"/>
+          </w:tcPr>
+          <w:p>
+            <w:pPr>
               <w:rPr>
                 <w:sz w:val="16"/>
                 <w:szCs w:val="16"/>
                 <w:lang w:val="en-AU" w:eastAsia="en-AU"/>
               </w:rPr>
-              <w:t>control.control</w:t>
-            </w:r>
-            <w:proofErr w:type="gramEnd"/>
+            </w:pPr>
             <w:r>
               <w:rPr>
                 <w:sz w:val="16"/>
                 <w:szCs w:val="16"/>
                 <w:lang w:val="en-AU" w:eastAsia="en-AU"/>
               </w:rPr>
-              <w:t>_type}}</w:t>
-            </w:r>
-          </w:p>
-        </w:tc>
-        <w:tc>
-          <w:tcPr>
-            <w:tcW w:w="799" w:type="pct"/>
+              <w:t>{{control.implementation_effort}}</w:t>
+            </w:r>
+          </w:p>
+        </w:tc>
+        <w:tc>
+          <w:tcPr>
+            <w:tcW w:w="810" w:type="pct"/>
           </w:tcPr>
           <w:p>
             <w:pPr>
@@ -22773,31 +18483,37 @@
                 <w:szCs w:val="16"/>
                 <w:lang w:val="en-AU" w:eastAsia="en-AU"/>
               </w:rPr>
-              <w:t>{{</w:t>
-            </w:r>
-            <w:proofErr w:type="gramStart"/>
-            <w:r>
+              <w:t>{{control.implementation_horizon}}</w:t>
+            </w:r>
+          </w:p>
+        </w:tc>
+      </w:tr>
+      <w:tr>
+        <w:tc>
+          <w:tcPr>
+            <w:tcW w:w="839" w:type="pct"/>
+          </w:tcPr>
+          <w:p>
+            <w:pPr>
               <w:rPr>
                 <w:sz w:val="16"/>
                 <w:szCs w:val="16"/>
                 <w:lang w:val="en-AU" w:eastAsia="en-AU"/>
               </w:rPr>
-              <w:t>control.implementation</w:t>
-            </w:r>
-            <w:proofErr w:type="gramEnd"/>
+            </w:pPr>
             <w:r>
               <w:rPr>
                 <w:sz w:val="16"/>
                 <w:szCs w:val="16"/>
                 <w:lang w:val="en-AU" w:eastAsia="en-AU"/>
               </w:rPr>
-              <w:t>_effort}}</w:t>
-            </w:r>
-          </w:p>
-        </w:tc>
-        <w:tc>
-          <w:tcPr>
-            <w:tcW w:w="810" w:type="pct"/>
+              <w:t>{%tr endfor %}</w:t>
+            </w:r>
+          </w:p>
+        </w:tc>
+        <w:tc>
+          <w:tcPr>
+            <w:tcW w:w="617" w:type="pct"/>
           </w:tcPr>
           <w:p>
             <w:pPr>
@@ -22807,39 +18523,53 @@
                 <w:lang w:val="en-AU" w:eastAsia="en-AU"/>
               </w:rPr>
             </w:pPr>
-            <w:r>
+          </w:p>
+        </w:tc>
+        <w:tc>
+          <w:tcPr>
+            <w:tcW w:w="1137" w:type="pct"/>
+          </w:tcPr>
+          <w:p>
+            <w:pPr>
               <w:rPr>
                 <w:sz w:val="16"/>
                 <w:szCs w:val="16"/>
                 <w:lang w:val="en-AU" w:eastAsia="en-AU"/>
               </w:rPr>
-              <w:t>{{</w:t>
-            </w:r>
-            <w:proofErr w:type="gramStart"/>
-            <w:r>
+            </w:pPr>
+          </w:p>
+        </w:tc>
+        <w:tc>
+          <w:tcPr>
+            <w:tcW w:w="798" w:type="pct"/>
+          </w:tcPr>
+          <w:p>
+            <w:pPr>
               <w:rPr>
                 <w:sz w:val="16"/>
                 <w:szCs w:val="16"/>
                 <w:lang w:val="en-AU" w:eastAsia="en-AU"/>
               </w:rPr>
-              <w:t>control.implementation</w:t>
-            </w:r>
-            <w:proofErr w:type="gramEnd"/>
-            <w:r>
+            </w:pPr>
+          </w:p>
+        </w:tc>
+        <w:tc>
+          <w:tcPr>
+            <w:tcW w:w="799" w:type="pct"/>
+          </w:tcPr>
+          <w:p>
+            <w:pPr>
               <w:rPr>
                 <w:sz w:val="16"/>
                 <w:szCs w:val="16"/>
                 <w:lang w:val="en-AU" w:eastAsia="en-AU"/>
               </w:rPr>
-              <w:t>_horizon}}</w:t>
-            </w:r>
-          </w:p>
-        </w:tc>
-      </w:tr>
-      <w:tr>
-        <w:tc>
-          <w:tcPr>
-            <w:tcW w:w="839" w:type="pct"/>
+            </w:pPr>
+          </w:p>
+        </w:tc>
+        <w:tc>
+          <w:tcPr>
+            <w:tcW w:w="810" w:type="pct"/>
           </w:tcPr>
           <w:p>
             <w:pPr>
@@ -22849,84 +18579,6 @@
                 <w:lang w:val="en-AU" w:eastAsia="en-AU"/>
               </w:rPr>
             </w:pPr>
-            <w:r>
-              <w:rPr>
-                <w:sz w:val="16"/>
-                <w:szCs w:val="16"/>
-                <w:lang w:val="en-AU" w:eastAsia="en-AU"/>
-              </w:rPr>
-              <w:t>{%tr endfor %}</w:t>
-            </w:r>
-          </w:p>
-        </w:tc>
-        <w:tc>
-          <w:tcPr>
-            <w:tcW w:w="617" w:type="pct"/>
-          </w:tcPr>
-          <w:p>
-            <w:pPr>
-              <w:rPr>
-                <w:sz w:val="16"/>
-                <w:szCs w:val="16"/>
-                <w:lang w:val="en-AU" w:eastAsia="en-AU"/>
-              </w:rPr>
-            </w:pPr>
-          </w:p>
-        </w:tc>
-        <w:tc>
-          <w:tcPr>
-            <w:tcW w:w="1137" w:type="pct"/>
-          </w:tcPr>
-          <w:p>
-            <w:pPr>
-              <w:rPr>
-                <w:sz w:val="16"/>
-                <w:szCs w:val="16"/>
-                <w:lang w:val="en-AU" w:eastAsia="en-AU"/>
-              </w:rPr>
-            </w:pPr>
-          </w:p>
-        </w:tc>
-        <w:tc>
-          <w:tcPr>
-            <w:tcW w:w="798" w:type="pct"/>
-          </w:tcPr>
-          <w:p>
-            <w:pPr>
-              <w:rPr>
-                <w:sz w:val="16"/>
-                <w:szCs w:val="16"/>
-                <w:lang w:val="en-AU" w:eastAsia="en-AU"/>
-              </w:rPr>
-            </w:pPr>
-          </w:p>
-        </w:tc>
-        <w:tc>
-          <w:tcPr>
-            <w:tcW w:w="799" w:type="pct"/>
-          </w:tcPr>
-          <w:p>
-            <w:pPr>
-              <w:rPr>
-                <w:sz w:val="16"/>
-                <w:szCs w:val="16"/>
-                <w:lang w:val="en-AU" w:eastAsia="en-AU"/>
-              </w:rPr>
-            </w:pPr>
-          </w:p>
-        </w:tc>
-        <w:tc>
-          <w:tcPr>
-            <w:tcW w:w="810" w:type="pct"/>
-          </w:tcPr>
-          <w:p>
-            <w:pPr>
-              <w:rPr>
-                <w:sz w:val="16"/>
-                <w:szCs w:val="16"/>
-                <w:lang w:val="en-AU" w:eastAsia="en-AU"/>
-              </w:rPr>
-            </w:pPr>
           </w:p>
         </w:tc>
       </w:tr>
@@ -22966,23 +18618,7 @@
           <w:highlight w:val="yellow"/>
           <w:lang w:val="en-AU" w:eastAsia="en-AU"/>
         </w:rPr>
-        <w:t>{{</w:t>
-      </w:r>
-      <w:proofErr w:type="gramStart"/>
-      <w:r>
-        <w:rPr>
-          <w:highlight w:val="yellow"/>
-          <w:lang w:val="en-AU" w:eastAsia="en-AU"/>
-        </w:rPr>
-        <w:t>ai.f</w:t>
-      </w:r>
-      <w:proofErr w:type="gramEnd"/>
-      <w:r>
-        <w:rPr>
-          <w:highlight w:val="yellow"/>
-          <w:lang w:val="en-AU" w:eastAsia="en-AU"/>
-        </w:rPr>
-        <w:t>_domain_b</w:t>
+        <w:t>{{ai.f_domain_b</w:t>
       </w:r>
       <w:r>
         <w:rPr>
@@ -23448,65 +19084,29 @@
                 <w:szCs w:val="16"/>
                 <w:lang w:val="en-AU" w:eastAsia="en-AU"/>
               </w:rPr>
-              <w:t>{{</w:t>
-            </w:r>
-            <w:proofErr w:type="gramStart"/>
-            <w:r>
+              <w:t>{{control.control_id}}</w:t>
+            </w:r>
+          </w:p>
+        </w:tc>
+        <w:tc>
+          <w:tcPr>
+            <w:tcW w:w="617" w:type="pct"/>
+          </w:tcPr>
+          <w:p>
+            <w:pPr>
               <w:rPr>
                 <w:sz w:val="16"/>
                 <w:szCs w:val="16"/>
                 <w:lang w:val="en-AU" w:eastAsia="en-AU"/>
               </w:rPr>
-              <w:t>control.control</w:t>
-            </w:r>
-            <w:proofErr w:type="gramEnd"/>
+            </w:pPr>
             <w:r>
               <w:rPr>
                 <w:sz w:val="16"/>
                 <w:szCs w:val="16"/>
                 <w:lang w:val="en-AU" w:eastAsia="en-AU"/>
               </w:rPr>
-              <w:t>_id}}</w:t>
-            </w:r>
-          </w:p>
-        </w:tc>
-        <w:tc>
-          <w:tcPr>
-            <w:tcW w:w="617" w:type="pct"/>
-          </w:tcPr>
-          <w:p>
-            <w:pPr>
-              <w:rPr>
-                <w:sz w:val="16"/>
-                <w:szCs w:val="16"/>
-                <w:lang w:val="en-AU" w:eastAsia="en-AU"/>
-              </w:rPr>
-            </w:pPr>
-            <w:r>
-              <w:rPr>
-                <w:sz w:val="16"/>
-                <w:szCs w:val="16"/>
-                <w:lang w:val="en-AU" w:eastAsia="en-AU"/>
-              </w:rPr>
-              <w:t>{{</w:t>
-            </w:r>
-            <w:proofErr w:type="gramStart"/>
-            <w:r>
-              <w:rPr>
-                <w:sz w:val="16"/>
-                <w:szCs w:val="16"/>
-                <w:lang w:val="en-AU" w:eastAsia="en-AU"/>
-              </w:rPr>
-              <w:t>control.title</w:t>
-            </w:r>
-            <w:proofErr w:type="gramEnd"/>
-            <w:r>
-              <w:rPr>
-                <w:sz w:val="16"/>
-                <w:szCs w:val="16"/>
-                <w:lang w:val="en-AU" w:eastAsia="en-AU"/>
-              </w:rPr>
-              <w:t>}}</w:t>
+              <w:t>{{control.title}}</w:t>
             </w:r>
           </w:p>
         </w:tc>
@@ -23550,31 +19150,35 @@
                 <w:szCs w:val="16"/>
                 <w:lang w:val="en-AU" w:eastAsia="en-AU"/>
               </w:rPr>
-              <w:t>{{</w:t>
-            </w:r>
-            <w:proofErr w:type="gramStart"/>
-            <w:r>
+              <w:t>{{control.control_type}}</w:t>
+            </w:r>
+          </w:p>
+        </w:tc>
+        <w:tc>
+          <w:tcPr>
+            <w:tcW w:w="799" w:type="pct"/>
+          </w:tcPr>
+          <w:p>
+            <w:pPr>
               <w:rPr>
                 <w:sz w:val="16"/>
                 <w:szCs w:val="16"/>
                 <w:lang w:val="en-AU" w:eastAsia="en-AU"/>
               </w:rPr>
-              <w:t>control.control</w:t>
-            </w:r>
-            <w:proofErr w:type="gramEnd"/>
+            </w:pPr>
             <w:r>
               <w:rPr>
                 <w:sz w:val="16"/>
                 <w:szCs w:val="16"/>
                 <w:lang w:val="en-AU" w:eastAsia="en-AU"/>
               </w:rPr>
-              <w:t>_type}}</w:t>
-            </w:r>
-          </w:p>
-        </w:tc>
-        <w:tc>
-          <w:tcPr>
-            <w:tcW w:w="799" w:type="pct"/>
+              <w:t>{{control.implementation_effort}}</w:t>
+            </w:r>
+          </w:p>
+        </w:tc>
+        <w:tc>
+          <w:tcPr>
+            <w:tcW w:w="810" w:type="pct"/>
           </w:tcPr>
           <w:p>
             <w:pPr>
@@ -23590,31 +19194,37 @@
                 <w:szCs w:val="16"/>
                 <w:lang w:val="en-AU" w:eastAsia="en-AU"/>
               </w:rPr>
-              <w:t>{{</w:t>
-            </w:r>
-            <w:proofErr w:type="gramStart"/>
-            <w:r>
+              <w:t>{{control.implementation_horizon}}</w:t>
+            </w:r>
+          </w:p>
+        </w:tc>
+      </w:tr>
+      <w:tr>
+        <w:tc>
+          <w:tcPr>
+            <w:tcW w:w="839" w:type="pct"/>
+          </w:tcPr>
+          <w:p>
+            <w:pPr>
               <w:rPr>
                 <w:sz w:val="16"/>
                 <w:szCs w:val="16"/>
                 <w:lang w:val="en-AU" w:eastAsia="en-AU"/>
               </w:rPr>
-              <w:t>control.implementation</w:t>
-            </w:r>
-            <w:proofErr w:type="gramEnd"/>
+            </w:pPr>
             <w:r>
               <w:rPr>
                 <w:sz w:val="16"/>
                 <w:szCs w:val="16"/>
                 <w:lang w:val="en-AU" w:eastAsia="en-AU"/>
               </w:rPr>
-              <w:t>_effort}}</w:t>
-            </w:r>
-          </w:p>
-        </w:tc>
-        <w:tc>
-          <w:tcPr>
-            <w:tcW w:w="810" w:type="pct"/>
+              <w:t>{%tr endfor %}</w:t>
+            </w:r>
+          </w:p>
+        </w:tc>
+        <w:tc>
+          <w:tcPr>
+            <w:tcW w:w="617" w:type="pct"/>
           </w:tcPr>
           <w:p>
             <w:pPr>
@@ -23624,39 +19234,53 @@
                 <w:lang w:val="en-AU" w:eastAsia="en-AU"/>
               </w:rPr>
             </w:pPr>
-            <w:r>
+          </w:p>
+        </w:tc>
+        <w:tc>
+          <w:tcPr>
+            <w:tcW w:w="1137" w:type="pct"/>
+          </w:tcPr>
+          <w:p>
+            <w:pPr>
               <w:rPr>
                 <w:sz w:val="16"/>
                 <w:szCs w:val="16"/>
                 <w:lang w:val="en-AU" w:eastAsia="en-AU"/>
               </w:rPr>
-              <w:t>{{</w:t>
-            </w:r>
-            <w:proofErr w:type="gramStart"/>
-            <w:r>
+            </w:pPr>
+          </w:p>
+        </w:tc>
+        <w:tc>
+          <w:tcPr>
+            <w:tcW w:w="798" w:type="pct"/>
+          </w:tcPr>
+          <w:p>
+            <w:pPr>
               <w:rPr>
                 <w:sz w:val="16"/>
                 <w:szCs w:val="16"/>
                 <w:lang w:val="en-AU" w:eastAsia="en-AU"/>
               </w:rPr>
-              <w:t>control.implementation</w:t>
-            </w:r>
-            <w:proofErr w:type="gramEnd"/>
-            <w:r>
+            </w:pPr>
+          </w:p>
+        </w:tc>
+        <w:tc>
+          <w:tcPr>
+            <w:tcW w:w="799" w:type="pct"/>
+          </w:tcPr>
+          <w:p>
+            <w:pPr>
               <w:rPr>
                 <w:sz w:val="16"/>
                 <w:szCs w:val="16"/>
                 <w:lang w:val="en-AU" w:eastAsia="en-AU"/>
               </w:rPr>
-              <w:t>_horizon}}</w:t>
-            </w:r>
-          </w:p>
-        </w:tc>
-      </w:tr>
-      <w:tr>
-        <w:tc>
-          <w:tcPr>
-            <w:tcW w:w="839" w:type="pct"/>
+            </w:pPr>
+          </w:p>
+        </w:tc>
+        <w:tc>
+          <w:tcPr>
+            <w:tcW w:w="810" w:type="pct"/>
           </w:tcPr>
           <w:p>
             <w:pPr>
@@ -23666,84 +19290,6 @@
                 <w:lang w:val="en-AU" w:eastAsia="en-AU"/>
               </w:rPr>
             </w:pPr>
-            <w:r>
-              <w:rPr>
-                <w:sz w:val="16"/>
-                <w:szCs w:val="16"/>
-                <w:lang w:val="en-AU" w:eastAsia="en-AU"/>
-              </w:rPr>
-              <w:t>{%tr endfor %}</w:t>
-            </w:r>
-          </w:p>
-        </w:tc>
-        <w:tc>
-          <w:tcPr>
-            <w:tcW w:w="617" w:type="pct"/>
-          </w:tcPr>
-          <w:p>
-            <w:pPr>
-              <w:rPr>
-                <w:sz w:val="16"/>
-                <w:szCs w:val="16"/>
-                <w:lang w:val="en-AU" w:eastAsia="en-AU"/>
-              </w:rPr>
-            </w:pPr>
-          </w:p>
-        </w:tc>
-        <w:tc>
-          <w:tcPr>
-            <w:tcW w:w="1137" w:type="pct"/>
-          </w:tcPr>
-          <w:p>
-            <w:pPr>
-              <w:rPr>
-                <w:sz w:val="16"/>
-                <w:szCs w:val="16"/>
-                <w:lang w:val="en-AU" w:eastAsia="en-AU"/>
-              </w:rPr>
-            </w:pPr>
-          </w:p>
-        </w:tc>
-        <w:tc>
-          <w:tcPr>
-            <w:tcW w:w="798" w:type="pct"/>
-          </w:tcPr>
-          <w:p>
-            <w:pPr>
-              <w:rPr>
-                <w:sz w:val="16"/>
-                <w:szCs w:val="16"/>
-                <w:lang w:val="en-AU" w:eastAsia="en-AU"/>
-              </w:rPr>
-            </w:pPr>
-          </w:p>
-        </w:tc>
-        <w:tc>
-          <w:tcPr>
-            <w:tcW w:w="799" w:type="pct"/>
-          </w:tcPr>
-          <w:p>
-            <w:pPr>
-              <w:rPr>
-                <w:sz w:val="16"/>
-                <w:szCs w:val="16"/>
-                <w:lang w:val="en-AU" w:eastAsia="en-AU"/>
-              </w:rPr>
-            </w:pPr>
-          </w:p>
-        </w:tc>
-        <w:tc>
-          <w:tcPr>
-            <w:tcW w:w="810" w:type="pct"/>
-          </w:tcPr>
-          <w:p>
-            <w:pPr>
-              <w:rPr>
-                <w:sz w:val="16"/>
-                <w:szCs w:val="16"/>
-                <w:lang w:val="en-AU" w:eastAsia="en-AU"/>
-              </w:rPr>
-            </w:pPr>
           </w:p>
         </w:tc>
       </w:tr>
@@ -23783,23 +19329,7 @@
           <w:highlight w:val="yellow"/>
           <w:lang w:val="en-AU" w:eastAsia="en-AU"/>
         </w:rPr>
-        <w:t>{{</w:t>
-      </w:r>
-      <w:proofErr w:type="gramStart"/>
-      <w:r>
-        <w:rPr>
-          <w:highlight w:val="yellow"/>
-          <w:lang w:val="en-AU" w:eastAsia="en-AU"/>
-        </w:rPr>
-        <w:t>ai.f</w:t>
-      </w:r>
-      <w:proofErr w:type="gramEnd"/>
-      <w:r>
-        <w:rPr>
-          <w:highlight w:val="yellow"/>
-          <w:lang w:val="en-AU" w:eastAsia="en-AU"/>
-        </w:rPr>
-        <w:t>_domain_b</w:t>
+        <w:t>{{ai.f_domain_b</w:t>
       </w:r>
       <w:r>
         <w:rPr>
@@ -24112,25 +19642,7 @@
                 <w:szCs w:val="20"/>
                 <w:lang w:val="en-AU" w:eastAsia="en-AU"/>
               </w:rPr>
-              <w:t>{{</w:t>
-            </w:r>
-            <w:proofErr w:type="gramStart"/>
-            <w:r>
-              <w:rPr>
-                <w:sz w:val="20"/>
-                <w:szCs w:val="20"/>
-                <w:lang w:val="en-AU" w:eastAsia="en-AU"/>
-              </w:rPr>
-              <w:t>gap.domain</w:t>
-            </w:r>
-            <w:proofErr w:type="gramEnd"/>
-            <w:r>
-              <w:rPr>
-                <w:sz w:val="20"/>
-                <w:szCs w:val="20"/>
-                <w:lang w:val="en-AU" w:eastAsia="en-AU"/>
-              </w:rPr>
-              <w:t>}}</w:t>
+              <w:t>{{gap.domain}}</w:t>
             </w:r>
           </w:p>
         </w:tc>
@@ -24160,25 +19672,7 @@
                 <w:szCs w:val="20"/>
                 <w:lang w:val="en-AU" w:eastAsia="en-AU"/>
               </w:rPr>
-              <w:t>{{</w:t>
-            </w:r>
-            <w:proofErr w:type="gramStart"/>
-            <w:r>
-              <w:rPr>
-                <w:sz w:val="20"/>
-                <w:szCs w:val="20"/>
-                <w:lang w:val="en-AU" w:eastAsia="en-AU"/>
-              </w:rPr>
-              <w:t>gap.existing</w:t>
-            </w:r>
-            <w:proofErr w:type="gramEnd"/>
-            <w:r>
-              <w:rPr>
-                <w:sz w:val="20"/>
-                <w:szCs w:val="20"/>
-                <w:lang w:val="en-AU" w:eastAsia="en-AU"/>
-              </w:rPr>
-              <w:t>_controls}}</w:t>
+              <w:t>{{gap.existing_controls}}</w:t>
             </w:r>
           </w:p>
         </w:tc>
@@ -24208,25 +19702,7 @@
                 <w:szCs w:val="20"/>
                 <w:lang w:val="en-AU" w:eastAsia="en-AU"/>
               </w:rPr>
-              <w:t>{{</w:t>
-            </w:r>
-            <w:proofErr w:type="gramStart"/>
-            <w:r>
-              <w:rPr>
-                <w:sz w:val="20"/>
-                <w:szCs w:val="20"/>
-                <w:lang w:val="en-AU" w:eastAsia="en-AU"/>
-              </w:rPr>
-              <w:t>gap.gaps</w:t>
-            </w:r>
-            <w:proofErr w:type="gramEnd"/>
-            <w:r>
-              <w:rPr>
-                <w:sz w:val="20"/>
-                <w:szCs w:val="20"/>
-                <w:lang w:val="en-AU" w:eastAsia="en-AU"/>
-              </w:rPr>
-              <w:t>}}</w:t>
+              <w:t>{{gap.gaps}}</w:t>
             </w:r>
           </w:p>
         </w:tc>
@@ -24256,25 +19732,7 @@
                 <w:szCs w:val="20"/>
                 <w:lang w:val="en-AU" w:eastAsia="en-AU"/>
               </w:rPr>
-              <w:t>{{</w:t>
-            </w:r>
-            <w:proofErr w:type="gramStart"/>
-            <w:r>
-              <w:rPr>
-                <w:sz w:val="20"/>
-                <w:szCs w:val="20"/>
-                <w:lang w:val="en-AU" w:eastAsia="en-AU"/>
-              </w:rPr>
-              <w:t>gap.priority</w:t>
-            </w:r>
-            <w:proofErr w:type="gramEnd"/>
-            <w:r>
-              <w:rPr>
-                <w:sz w:val="20"/>
-                <w:szCs w:val="20"/>
-                <w:lang w:val="en-AU" w:eastAsia="en-AU"/>
-              </w:rPr>
-              <w:t>}}</w:t>
+              <w:t>{{gap.priority}}</w:t>
             </w:r>
           </w:p>
         </w:tc>
@@ -24298,23 +19756,7 @@
           <w:highlight w:val="yellow"/>
           <w:lang w:val="en-AU" w:eastAsia="en-AU"/>
         </w:rPr>
-        <w:t>{{</w:t>
-      </w:r>
-      <w:proofErr w:type="gramStart"/>
-      <w:r>
-        <w:rPr>
-          <w:highlight w:val="yellow"/>
-          <w:lang w:val="en-AU" w:eastAsia="en-AU"/>
-        </w:rPr>
-        <w:t>ai.f</w:t>
-      </w:r>
-      <w:proofErr w:type="gramEnd"/>
-      <w:r>
-        <w:rPr>
-          <w:highlight w:val="yellow"/>
-          <w:lang w:val="en-AU" w:eastAsia="en-AU"/>
-        </w:rPr>
-        <w:t>_gap_and_next_steps_summary}}</w:t>
+        <w:t>{{ai.f_gap_and_next_steps_summary}}</w:t>
       </w:r>
     </w:p>
     <w:p>
@@ -24383,14 +19825,7 @@
         <w:rPr>
           <w:lang w:eastAsia="en-AU"/>
         </w:rPr>
-        <w:t xml:space="preserve">, the overall governance and assurance posture reflects the combined effect of domain-level risk results, existing controls, and identified gaps. Areas of stronger governance alignment are evident where accountability, oversight, </w:t>
-      </w:r>
-      <w:r>
-        <w:rPr>
-          <w:lang w:eastAsia="en-AU"/>
-        </w:rPr>
-        <w:lastRenderedPageBreak/>
-        <w:t>and review mechanisms are more clearly defined, while areas requiring further assurance typically align with domains exhibiting higher residual risk or less mature control coverage. This posture provides an indication of how well current arrangements support responsible AI use over time.</w:t>
+        <w:t>, the overall governance and assurance posture reflects the combined effect of domain-level risk results, existing controls, and identified gaps. Areas of stronger governance alignment are evident where accountability, oversight, and review mechanisms are more clearly defined, while areas requiring further assurance typically align with domains exhibiting higher residual risk or less mature control coverage. This posture provides an indication of how well current arrangements support responsible AI use over time.</w:t>
       </w:r>
     </w:p>
     <w:p>
@@ -24404,23 +19839,7 @@
           <w:highlight w:val="yellow"/>
           <w:lang w:val="en-AU" w:eastAsia="en-AU"/>
         </w:rPr>
-        <w:t>{{</w:t>
-      </w:r>
-      <w:proofErr w:type="gramStart"/>
-      <w:r>
-        <w:rPr>
-          <w:highlight w:val="yellow"/>
-          <w:lang w:val="en-AU" w:eastAsia="en-AU"/>
-        </w:rPr>
-        <w:t>ai.f</w:t>
-      </w:r>
-      <w:proofErr w:type="gramEnd"/>
-      <w:r>
-        <w:rPr>
-          <w:highlight w:val="yellow"/>
-          <w:lang w:val="en-AU" w:eastAsia="en-AU"/>
-        </w:rPr>
-        <w:t>_governance_assurance_posture}}</w:t>
+        <w:t>{{ai.f_governance_assurance_posture}}</w:t>
       </w:r>
     </w:p>
     <w:p>
@@ -24449,21 +19868,7 @@
         <w:rPr>
           <w:lang w:eastAsia="en-AU"/>
         </w:rPr>
-        <w:t xml:space="preserve">This section summarises key considerations arising from the FAIRA assessment to support informed decision-making regarding the continued use, governance, and oversight of the AI system. It does not prescribe specific </w:t>
-      </w:r>
-      <w:proofErr w:type="gramStart"/>
-      <w:r>
-        <w:rPr>
-          <w:lang w:eastAsia="en-AU"/>
-        </w:rPr>
-        <w:t>actions, but</w:t>
-      </w:r>
-      <w:proofErr w:type="gramEnd"/>
-      <w:r>
-        <w:rPr>
-          <w:lang w:eastAsia="en-AU"/>
-        </w:rPr>
-        <w:t xml:space="preserve"> rather outlines considerations and potential next steps based on the assessed risk profile and identified control priorities.</w:t>
+        <w:t>This section summarises key considerations arising from the FAIRA assessment to support informed decision-making regarding the continued use, governance, and oversight of the AI system. It does not prescribe specific actions, but rather outlines considerations and potential next steps based on the assessed risk profile and identified control priorities.</w:t>
       </w:r>
     </w:p>
     <w:p>
@@ -24490,21 +19895,7 @@
         <w:rPr>
           <w:lang w:eastAsia="en-AU"/>
         </w:rPr>
-        <w:t xml:space="preserve"> should </w:t>
-      </w:r>
-      <w:proofErr w:type="gramStart"/>
-      <w:r>
-        <w:rPr>
-          <w:lang w:eastAsia="en-AU"/>
-        </w:rPr>
-        <w:t>take into account</w:t>
-      </w:r>
-      <w:proofErr w:type="gramEnd"/>
-      <w:r>
-        <w:rPr>
-          <w:lang w:eastAsia="en-AU"/>
-        </w:rPr>
-        <w:t xml:space="preserve"> the overall AI risk level (</w:t>
+        <w:t xml:space="preserve"> should take into account the overall AI risk level (</w:t>
       </w:r>
       <w:r>
         <w:rPr>
@@ -24518,21 +19909,7 @@
         <w:rPr>
           <w:lang w:eastAsia="en-AU"/>
         </w:rPr>
-        <w:t xml:space="preserve">), the domains identified as top risk areas, and the feasibility of implementing recommended controls within the organisation’s operating context. Potential next steps may include confirming risk acceptance, </w:t>
-      </w:r>
-      <w:proofErr w:type="gramStart"/>
-      <w:r>
-        <w:rPr>
-          <w:lang w:eastAsia="en-AU"/>
-        </w:rPr>
-        <w:t>prioritising</w:t>
-      </w:r>
-      <w:proofErr w:type="gramEnd"/>
-      <w:r>
-        <w:rPr>
-          <w:lang w:eastAsia="en-AU"/>
-        </w:rPr>
-        <w:t xml:space="preserve"> selected control improvements, or incorporating the assessment outcomes into broader AI governance and assurance activities.</w:t>
+        <w:t>), the domains identified as top risk areas, and the feasibility of implementing recommended controls within the organisation’s operating context. Potential next steps may include confirming risk acceptance, prioritising selected control improvements, or incorporating the assessment outcomes into broader AI governance and assurance activities.</w:t>
       </w:r>
     </w:p>
     <w:p>
@@ -24559,23 +19936,7 @@
           <w:highlight w:val="yellow"/>
           <w:lang w:val="en-AU" w:eastAsia="en-AU"/>
         </w:rPr>
-        <w:t>{{</w:t>
-      </w:r>
-      <w:proofErr w:type="gramStart"/>
-      <w:r>
-        <w:rPr>
-          <w:highlight w:val="yellow"/>
-          <w:lang w:val="en-AU" w:eastAsia="en-AU"/>
-        </w:rPr>
-        <w:t>ai.f</w:t>
-      </w:r>
-      <w:proofErr w:type="gramEnd"/>
-      <w:r>
-        <w:rPr>
-          <w:highlight w:val="yellow"/>
-          <w:lang w:val="en-AU" w:eastAsia="en-AU"/>
-        </w:rPr>
-        <w:t>_decision_next_steps_summary}}</w:t>
+        <w:t>{{ai.f_decision_next_steps_summary}}</w:t>
       </w:r>
     </w:p>
     <w:p>
@@ -24604,35 +19965,7 @@
         <w:rPr>
           <w:lang w:eastAsia="en-AU"/>
         </w:rPr>
-        <w:t xml:space="preserve">This </w:t>
-      </w:r>
-      <w:proofErr w:type="gramStart"/>
-      <w:r>
-        <w:rPr>
-          <w:lang w:eastAsia="en-AU"/>
-        </w:rPr>
-        <w:t>appendix lists</w:t>
-      </w:r>
-      <w:proofErr w:type="gramEnd"/>
-      <w:r>
-        <w:rPr>
-          <w:lang w:eastAsia="en-AU"/>
-        </w:rPr>
-        <w:t xml:space="preserve"> </w:t>
-      </w:r>
-      <w:proofErr w:type="gramStart"/>
-      <w:r>
-        <w:rPr>
-          <w:lang w:eastAsia="en-AU"/>
-        </w:rPr>
-        <w:t>supporting</w:t>
-      </w:r>
-      <w:proofErr w:type="gramEnd"/>
-      <w:r>
-        <w:rPr>
-          <w:lang w:eastAsia="en-AU"/>
-        </w:rPr>
-        <w:t xml:space="preserve"> artefacts referenced or reviewed as part of the FAIRA assessment. These artefacts provide additional context and evidence relevant to the assessment but are not independently assessed or validated as part of this report. Inclusion of an artefact does not imply endorsement or assurance of its contents.</w:t>
+        <w:t>This appendix lists supporting artefacts referenced or reviewed as part of the FAIRA assessment. These artefacts provide additional context and evidence relevant to the assessment but are not independently assessed or validated as part of this report. Inclusion of an artefact does not imply endorsement or assurance of its contents.</w:t>
       </w:r>
     </w:p>
     <w:p>
@@ -24843,25 +20176,7 @@
                 <w:szCs w:val="20"/>
                 <w:lang w:val="en-AU" w:eastAsia="en-AU"/>
               </w:rPr>
-              <w:t>{{</w:t>
-            </w:r>
-            <w:proofErr w:type="gramStart"/>
-            <w:r>
-              <w:rPr>
-                <w:sz w:val="20"/>
-                <w:szCs w:val="20"/>
-                <w:lang w:val="en-AU" w:eastAsia="en-AU"/>
-              </w:rPr>
-              <w:t>artefact.description</w:t>
-            </w:r>
-            <w:proofErr w:type="gramEnd"/>
-            <w:r>
-              <w:rPr>
-                <w:sz w:val="20"/>
-                <w:szCs w:val="20"/>
-                <w:lang w:val="en-AU" w:eastAsia="en-AU"/>
-              </w:rPr>
-              <w:t>}}</w:t>
+              <w:t>{{artefact.description}}</w:t>
             </w:r>
           </w:p>
         </w:tc>
@@ -24891,25 +20206,7 @@
                 <w:szCs w:val="20"/>
                 <w:lang w:val="en-AU" w:eastAsia="en-AU"/>
               </w:rPr>
-              <w:t>{{</w:t>
-            </w:r>
-            <w:proofErr w:type="gramStart"/>
-            <w:r>
-              <w:rPr>
-                <w:sz w:val="20"/>
-                <w:szCs w:val="20"/>
-                <w:lang w:val="en-AU" w:eastAsia="en-AU"/>
-              </w:rPr>
-              <w:t>artefact.domains</w:t>
-            </w:r>
-            <w:proofErr w:type="gramEnd"/>
-            <w:r>
-              <w:rPr>
-                <w:sz w:val="20"/>
-                <w:szCs w:val="20"/>
-                <w:lang w:val="en-AU" w:eastAsia="en-AU"/>
-              </w:rPr>
-              <w:t>}}</w:t>
+              <w:t>{{artefact.domains}}</w:t>
             </w:r>
           </w:p>
         </w:tc>
@@ -29351,6 +24648,7 @@
   <w:style w:type="character" w:default="1" w:styleId="DefaultParagraphFont">
     <w:name w:val="Default Paragraph Font"/>
     <w:uiPriority w:val="1"/>
+    <w:semiHidden/>
     <w:unhideWhenUsed/>
   </w:style>
   <w:style w:type="table" w:default="1" w:styleId="TableNormal">
